--- a/docs/cn/design/09_基本设计书_分发与更新.docx
+++ b/docs/cn/design/09_基本设计书_分发与更新.docx
@@ -282,7 +282,7 @@
         <w:rPr>
           <w:rFonts w:ascii="Microsoft YaHei" w:eastAsia="Microsoft YaHei" w:hAnsi="Microsoft YaHei"/>
         </w:rPr>
-        <w:t xml:space="preserve">承接的决定如下表（设计计划书第2版的决定、待调查、未决，以及项目划分中发现的遗漏）。</w:t>
+        <w:t xml:space="preserve">承接的决定如下表（设计计划书第2版的决定、待调查、未决，以及项目划分中发现的遗漏）。设计计划书的决定、待调查、未决的文字依第13章 1.2“从设计计划书的决定到概要设计书、基本设计的对应”与概要设计书的去向表（本章不转载，只载编号与项目划分中发现的遗漏）。</w:t>
       </w:r>
     </w:p>
     <w:tbl>
@@ -298,9 +298,9 @@
         </w:tblBorders>
       </w:tblPr>
       <w:tblGrid>
-        <w:gridCol w:w="1616"/>
-        <w:gridCol w:w="2155"/>
-        <w:gridCol w:w="5867"/>
+        <w:gridCol w:w="1259"/>
+        <w:gridCol w:w="3723"/>
+        <w:gridCol w:w="4656"/>
       </w:tblGrid>
       <w:tr>
         <w:trPr>
@@ -309,7 +309,7 @@
         </w:trPr>
         <w:tc>
           <w:tcPr>
-            <w:tcW w:type="dxa" w:w="1616"/>
+            <w:tcW w:type="dxa" w:w="1259"/>
             <w:tcBorders>
               <w:top w:val="single" w:color="A6B8D0" w:sz="4"/>
               <w:left w:val="single" w:color="A6B8D0" w:sz="4"/>
@@ -344,7 +344,7 @@
         </w:tc>
         <w:tc>
           <w:tcPr>
-            <w:tcW w:type="dxa" w:w="2155"/>
+            <w:tcW w:type="dxa" w:w="3723"/>
             <w:tcBorders>
               <w:top w:val="single" w:color="A6B8D0" w:sz="4"/>
               <w:left w:val="single" w:color="A6B8D0" w:sz="4"/>
@@ -379,7 +379,7 @@
         </w:tc>
         <w:tc>
           <w:tcPr>
-            <w:tcW w:type="dxa" w:w="5867"/>
+            <w:tcW w:type="dxa" w:w="4656"/>
             <w:tcBorders>
               <w:top w:val="single" w:color="A6B8D0" w:sz="4"/>
               <w:left w:val="single" w:color="A6B8D0" w:sz="4"/>
@@ -420,103 +420,103 @@
         </w:trPr>
         <w:tc>
           <w:tcPr>
-            <w:tcW w:type="dxa" w:w="1616"/>
-            <w:tcBorders>
-              <w:top w:val="single" w:color="A6B8D0" w:sz="4"/>
-              <w:left w:val="single" w:color="A6B8D0" w:sz="4"/>
-              <w:bottom w:val="single" w:color="A6B8D0" w:sz="4"/>
-              <w:right w:val="single" w:color="A6B8D0" w:sz="4"/>
-            </w:tcBorders>
-            <w:tcMar>
-              <w:top w:type="dxa" w:w="50"/>
-              <w:left w:type="dxa" w:w="90"/>
-              <w:bottom w:type="dxa" w:w="50"/>
-              <w:right w:type="dxa" w:w="90"/>
-            </w:tcMar>
-          </w:tcPr>
-          <w:p>
-            <w:pPr>
-              <w:keepNext/>
-              <w:keepLines/>
-              <w:spacing w:after="0" w:before="0" w:line="280"/>
-            </w:pPr>
-            <w:r>
-              <w:rPr>
-                <w:rFonts w:ascii="Microsoft YaHei" w:eastAsia="Microsoft YaHei" w:hAnsi="Microsoft YaHei"/>
-                <w:b w:val="false"/>
-                <w:bCs w:val="false"/>
-                <w:sz w:val="18"/>
-                <w:szCs w:val="18"/>
-              </w:rPr>
-              <w:t xml:space="preserve">D-3-3</w:t>
-            </w:r>
-          </w:p>
-        </w:tc>
-        <w:tc>
-          <w:tcPr>
-            <w:tcW w:type="dxa" w:w="2155"/>
-            <w:tcBorders>
-              <w:top w:val="single" w:color="A6B8D0" w:sz="4"/>
-              <w:left w:val="single" w:color="A6B8D0" w:sz="4"/>
-              <w:bottom w:val="single" w:color="A6B8D0" w:sz="4"/>
-              <w:right w:val="single" w:color="A6B8D0" w:sz="4"/>
-            </w:tcBorders>
-            <w:tcMar>
-              <w:top w:type="dxa" w:w="50"/>
-              <w:left w:type="dxa" w:w="90"/>
-              <w:bottom w:type="dxa" w:w="50"/>
-              <w:right w:type="dxa" w:w="90"/>
-            </w:tcMar>
-          </w:tcPr>
-          <w:p>
-            <w:pPr>
-              <w:keepNext/>
-              <w:keepLines/>
-              <w:spacing w:after="0" w:before="0" w:line="280"/>
-            </w:pPr>
-            <w:r>
-              <w:rPr>
-                <w:rFonts w:ascii="Microsoft YaHei" w:eastAsia="Microsoft YaHei" w:hAnsi="Microsoft YaHei"/>
-                <w:b w:val="false"/>
-                <w:bCs w:val="false"/>
-                <w:sz w:val="18"/>
-                <w:szCs w:val="18"/>
-              </w:rPr>
-              <w:t xml:space="preserve">决定</w:t>
-            </w:r>
-          </w:p>
-        </w:tc>
-        <w:tc>
-          <w:tcPr>
-            <w:tcW w:type="dxa" w:w="5867"/>
-            <w:tcBorders>
-              <w:top w:val="single" w:color="A6B8D0" w:sz="4"/>
-              <w:left w:val="single" w:color="A6B8D0" w:sz="4"/>
-              <w:bottom w:val="single" w:color="A6B8D0" w:sz="4"/>
-              <w:right w:val="single" w:color="A6B8D0" w:sz="4"/>
-            </w:tcBorders>
-            <w:tcMar>
-              <w:top w:type="dxa" w:w="50"/>
-              <w:left w:type="dxa" w:w="90"/>
-              <w:bottom w:type="dxa" w:w="50"/>
-              <w:right w:type="dxa" w:w="90"/>
-            </w:tcMar>
-          </w:tcPr>
-          <w:p>
-            <w:pPr>
-              <w:keepNext/>
-              <w:keepLines/>
-              <w:spacing w:after="0" w:before="0" w:line="280"/>
-            </w:pPr>
-            <w:r>
-              <w:rPr>
-                <w:rFonts w:ascii="Microsoft YaHei" w:eastAsia="Microsoft YaHei" w:hAnsi="Microsoft YaHei"/>
-                <w:b w:val="false"/>
-                <w:bCs w:val="false"/>
-                <w:sz w:val="18"/>
-                <w:szCs w:val="18"/>
-              </w:rPr>
-              <w:t xml:space="preserve">使用者须能够在不查看GitHub的情况下使用本系统</w:t>
+            <w:tcW w:type="dxa" w:w="1259"/>
+            <w:tcBorders>
+              <w:top w:val="single" w:color="A6B8D0" w:sz="4"/>
+              <w:left w:val="single" w:color="A6B8D0" w:sz="4"/>
+              <w:bottom w:val="single" w:color="A6B8D0" w:sz="4"/>
+              <w:right w:val="single" w:color="A6B8D0" w:sz="4"/>
+            </w:tcBorders>
+            <w:tcMar>
+              <w:top w:type="dxa" w:w="50"/>
+              <w:left w:type="dxa" w:w="90"/>
+              <w:bottom w:type="dxa" w:w="50"/>
+              <w:right w:type="dxa" w:w="90"/>
+            </w:tcMar>
+          </w:tcPr>
+          <w:p>
+            <w:pPr>
+              <w:keepNext/>
+              <w:keepLines/>
+              <w:spacing w:after="0" w:before="0" w:line="280"/>
+            </w:pPr>
+            <w:r>
+              <w:rPr>
+                <w:rFonts w:ascii="Microsoft YaHei" w:eastAsia="Microsoft YaHei" w:hAnsi="Microsoft YaHei"/>
+                <w:b w:val="false"/>
+                <w:bCs w:val="false"/>
+                <w:sz w:val="18"/>
+                <w:szCs w:val="18"/>
+              </w:rPr>
+              <w:t xml:space="preserve">A-6</w:t>
+            </w:r>
+          </w:p>
+        </w:tc>
+        <w:tc>
+          <w:tcPr>
+            <w:tcW w:type="dxa" w:w="3723"/>
+            <w:tcBorders>
+              <w:top w:val="single" w:color="A6B8D0" w:sz="4"/>
+              <w:left w:val="single" w:color="A6B8D0" w:sz="4"/>
+              <w:bottom w:val="single" w:color="A6B8D0" w:sz="4"/>
+              <w:right w:val="single" w:color="A6B8D0" w:sz="4"/>
+            </w:tcBorders>
+            <w:tcMar>
+              <w:top w:type="dxa" w:w="50"/>
+              <w:left w:type="dxa" w:w="90"/>
+              <w:bottom w:type="dxa" w:w="50"/>
+              <w:right w:type="dxa" w:w="90"/>
+            </w:tcMar>
+          </w:tcPr>
+          <w:p>
+            <w:pPr>
+              <w:keepNext/>
+              <w:keepLines/>
+              <w:spacing w:after="0" w:before="0" w:line="280"/>
+            </w:pPr>
+            <w:r>
+              <w:rPr>
+                <w:rFonts w:ascii="Microsoft YaHei" w:eastAsia="Microsoft YaHei" w:hAnsi="Microsoft YaHei"/>
+                <w:b w:val="false"/>
+                <w:bCs w:val="false"/>
+                <w:sz w:val="18"/>
+                <w:szCs w:val="18"/>
+              </w:rPr>
+              <w:t xml:space="preserve">项目划分中发现的遗漏</w:t>
+            </w:r>
+          </w:p>
+        </w:tc>
+        <w:tc>
+          <w:tcPr>
+            <w:tcW w:type="dxa" w:w="4656"/>
+            <w:tcBorders>
+              <w:top w:val="single" w:color="A6B8D0" w:sz="4"/>
+              <w:left w:val="single" w:color="A6B8D0" w:sz="4"/>
+              <w:bottom w:val="single" w:color="A6B8D0" w:sz="4"/>
+              <w:right w:val="single" w:color="A6B8D0" w:sz="4"/>
+            </w:tcBorders>
+            <w:tcMar>
+              <w:top w:type="dxa" w:w="50"/>
+              <w:left w:type="dxa" w:w="90"/>
+              <w:bottom w:type="dxa" w:w="50"/>
+              <w:right w:type="dxa" w:w="90"/>
+            </w:tcMar>
+          </w:tcPr>
+          <w:p>
+            <w:pPr>
+              <w:keepNext/>
+              <w:keepLines/>
+              <w:spacing w:after="0" w:before="0" w:line="280"/>
+            </w:pPr>
+            <w:r>
+              <w:rPr>
+                <w:rFonts w:ascii="Microsoft YaHei" w:eastAsia="Microsoft YaHei" w:hAnsi="Microsoft YaHei"/>
+                <w:b w:val="false"/>
+                <w:bCs w:val="false"/>
+                <w:sz w:val="18"/>
+                <w:szCs w:val="18"/>
+              </w:rPr>
+              <w:t xml:space="preserve">针对假应用的准备</w:t>
             </w:r>
           </w:p>
         </w:tc>
@@ -528,489 +528,57 @@
         </w:trPr>
         <w:tc>
           <w:tcPr>
-            <w:tcW w:type="dxa" w:w="1616"/>
-            <w:tcBorders>
-              <w:top w:val="single" w:color="A6B8D0" w:sz="4"/>
-              <w:left w:val="single" w:color="A6B8D0" w:sz="4"/>
-              <w:bottom w:val="single" w:color="A6B8D0" w:sz="4"/>
-              <w:right w:val="single" w:color="A6B8D0" w:sz="4"/>
-            </w:tcBorders>
-            <w:tcMar>
-              <w:top w:type="dxa" w:w="50"/>
-              <w:left w:type="dxa" w:w="90"/>
-              <w:bottom w:type="dxa" w:w="50"/>
-              <w:right w:type="dxa" w:w="90"/>
-            </w:tcMar>
-          </w:tcPr>
-          <w:p>
-            <w:pPr>
-              <w:keepNext/>
-              <w:keepLines/>
-              <w:spacing w:after="0" w:before="0" w:line="280"/>
-            </w:pPr>
-            <w:r>
-              <w:rPr>
-                <w:rFonts w:ascii="Microsoft YaHei" w:eastAsia="Microsoft YaHei" w:hAnsi="Microsoft YaHei"/>
-                <w:b w:val="false"/>
-                <w:bCs w:val="false"/>
-                <w:sz w:val="18"/>
-                <w:szCs w:val="18"/>
-              </w:rPr>
-              <w:t xml:space="preserve">D-12-6</w:t>
-            </w:r>
-          </w:p>
-        </w:tc>
-        <w:tc>
-          <w:tcPr>
-            <w:tcW w:type="dxa" w:w="2155"/>
-            <w:tcBorders>
-              <w:top w:val="single" w:color="A6B8D0" w:sz="4"/>
-              <w:left w:val="single" w:color="A6B8D0" w:sz="4"/>
-              <w:bottom w:val="single" w:color="A6B8D0" w:sz="4"/>
-              <w:right w:val="single" w:color="A6B8D0" w:sz="4"/>
-            </w:tcBorders>
-            <w:tcMar>
-              <w:top w:type="dxa" w:w="50"/>
-              <w:left w:type="dxa" w:w="90"/>
-              <w:bottom w:type="dxa" w:w="50"/>
-              <w:right w:type="dxa" w:w="90"/>
-            </w:tcMar>
-          </w:tcPr>
-          <w:p>
-            <w:pPr>
-              <w:keepNext/>
-              <w:keepLines/>
-              <w:spacing w:after="0" w:before="0" w:line="280"/>
-            </w:pPr>
-            <w:r>
-              <w:rPr>
-                <w:rFonts w:ascii="Microsoft YaHei" w:eastAsia="Microsoft YaHei" w:hAnsi="Microsoft YaHei"/>
-                <w:b w:val="false"/>
-                <w:bCs w:val="false"/>
-                <w:sz w:val="18"/>
-                <w:szCs w:val="18"/>
-              </w:rPr>
-              <w:t xml:space="preserve">决定</w:t>
-            </w:r>
-          </w:p>
-        </w:tc>
-        <w:tc>
-          <w:tcPr>
-            <w:tcW w:type="dxa" w:w="5867"/>
-            <w:tcBorders>
-              <w:top w:val="single" w:color="A6B8D0" w:sz="4"/>
-              <w:left w:val="single" w:color="A6B8D0" w:sz="4"/>
-              <w:bottom w:val="single" w:color="A6B8D0" w:sz="4"/>
-              <w:right w:val="single" w:color="A6B8D0" w:sz="4"/>
-            </w:tcBorders>
-            <w:tcMar>
-              <w:top w:type="dxa" w:w="50"/>
-              <w:left w:type="dxa" w:w="90"/>
-              <w:bottom w:type="dxa" w:w="50"/>
-              <w:right w:type="dxa" w:w="90"/>
-            </w:tcMar>
-          </w:tcPr>
-          <w:p>
-            <w:pPr>
-              <w:keepNext/>
-              <w:keepLines/>
-              <w:spacing w:after="0" w:before="0" w:line="280"/>
-            </w:pPr>
-            <w:r>
-              <w:rPr>
-                <w:rFonts w:ascii="Microsoft YaHei" w:eastAsia="Microsoft YaHei" w:hAnsi="Microsoft YaHei"/>
-                <w:b w:val="false"/>
-                <w:bCs w:val="false"/>
-                <w:sz w:val="18"/>
-                <w:szCs w:val="18"/>
-              </w:rPr>
-              <w:t xml:space="preserve">从GitHub的链接分发，并将README写得易于理解</w:t>
-            </w:r>
-          </w:p>
-        </w:tc>
-      </w:tr>
-      <w:tr>
-        <w:trPr>
-          <w:cantSplit/>
-          <w:tblHeader w:val="off"/>
-        </w:trPr>
-        <w:tc>
-          <w:tcPr>
-            <w:tcW w:type="dxa" w:w="1616"/>
-            <w:tcBorders>
-              <w:top w:val="single" w:color="A6B8D0" w:sz="4"/>
-              <w:left w:val="single" w:color="A6B8D0" w:sz="4"/>
-              <w:bottom w:val="single" w:color="A6B8D0" w:sz="4"/>
-              <w:right w:val="single" w:color="A6B8D0" w:sz="4"/>
-            </w:tcBorders>
-            <w:tcMar>
-              <w:top w:type="dxa" w:w="50"/>
-              <w:left w:type="dxa" w:w="90"/>
-              <w:bottom w:type="dxa" w:w="50"/>
-              <w:right w:type="dxa" w:w="90"/>
-            </w:tcMar>
-          </w:tcPr>
-          <w:p>
-            <w:pPr>
-              <w:keepNext/>
-              <w:keepLines/>
-              <w:spacing w:after="0" w:before="0" w:line="280"/>
-            </w:pPr>
-            <w:r>
-              <w:rPr>
-                <w:rFonts w:ascii="Microsoft YaHei" w:eastAsia="Microsoft YaHei" w:hAnsi="Microsoft YaHei"/>
-                <w:b w:val="false"/>
-                <w:bCs w:val="false"/>
-                <w:sz w:val="18"/>
-                <w:szCs w:val="18"/>
-              </w:rPr>
-              <w:t xml:space="preserve">D-12-7</w:t>
-            </w:r>
-          </w:p>
-        </w:tc>
-        <w:tc>
-          <w:tcPr>
-            <w:tcW w:type="dxa" w:w="2155"/>
-            <w:tcBorders>
-              <w:top w:val="single" w:color="A6B8D0" w:sz="4"/>
-              <w:left w:val="single" w:color="A6B8D0" w:sz="4"/>
-              <w:bottom w:val="single" w:color="A6B8D0" w:sz="4"/>
-              <w:right w:val="single" w:color="A6B8D0" w:sz="4"/>
-            </w:tcBorders>
-            <w:tcMar>
-              <w:top w:type="dxa" w:w="50"/>
-              <w:left w:type="dxa" w:w="90"/>
-              <w:bottom w:type="dxa" w:w="50"/>
-              <w:right w:type="dxa" w:w="90"/>
-            </w:tcMar>
-          </w:tcPr>
-          <w:p>
-            <w:pPr>
-              <w:keepNext/>
-              <w:keepLines/>
-              <w:spacing w:after="0" w:before="0" w:line="280"/>
-            </w:pPr>
-            <w:r>
-              <w:rPr>
-                <w:rFonts w:ascii="Microsoft YaHei" w:eastAsia="Microsoft YaHei" w:hAnsi="Microsoft YaHei"/>
-                <w:b w:val="false"/>
-                <w:bCs w:val="false"/>
-                <w:sz w:val="18"/>
-                <w:szCs w:val="18"/>
-              </w:rPr>
-              <w:t xml:space="preserve">决定</w:t>
-            </w:r>
-          </w:p>
-        </w:tc>
-        <w:tc>
-          <w:tcPr>
-            <w:tcW w:type="dxa" w:w="5867"/>
-            <w:tcBorders>
-              <w:top w:val="single" w:color="A6B8D0" w:sz="4"/>
-              <w:left w:val="single" w:color="A6B8D0" w:sz="4"/>
-              <w:bottom w:val="single" w:color="A6B8D0" w:sz="4"/>
-              <w:right w:val="single" w:color="A6B8D0" w:sz="4"/>
-            </w:tcBorders>
-            <w:tcMar>
-              <w:top w:type="dxa" w:w="50"/>
-              <w:left w:type="dxa" w:w="90"/>
-              <w:bottom w:type="dxa" w:w="50"/>
-              <w:right w:type="dxa" w:w="90"/>
-            </w:tcMar>
-          </w:tcPr>
-          <w:p>
-            <w:pPr>
-              <w:keepNext/>
-              <w:keepLines/>
-              <w:spacing w:after="0" w:before="0" w:line="280"/>
-            </w:pPr>
-            <w:r>
-              <w:rPr>
-                <w:rFonts w:ascii="Microsoft YaHei" w:eastAsia="Microsoft YaHei" w:hAnsi="Microsoft YaHei"/>
-                <w:b w:val="false"/>
-                <w:bCs w:val="false"/>
-                <w:sz w:val="18"/>
-                <w:szCs w:val="18"/>
-              </w:rPr>
-              <w:t xml:space="preserve">客户端应用接收公开仓库的二进制文件并自我更新</w:t>
-            </w:r>
-          </w:p>
-        </w:tc>
-      </w:tr>
-      <w:tr>
-        <w:trPr>
-          <w:cantSplit/>
-          <w:tblHeader w:val="off"/>
-        </w:trPr>
-        <w:tc>
-          <w:tcPr>
-            <w:tcW w:type="dxa" w:w="1616"/>
-            <w:tcBorders>
-              <w:top w:val="single" w:color="A6B8D0" w:sz="4"/>
-              <w:left w:val="single" w:color="A6B8D0" w:sz="4"/>
-              <w:bottom w:val="single" w:color="A6B8D0" w:sz="4"/>
-              <w:right w:val="single" w:color="A6B8D0" w:sz="4"/>
-            </w:tcBorders>
-            <w:tcMar>
-              <w:top w:type="dxa" w:w="50"/>
-              <w:left w:type="dxa" w:w="90"/>
-              <w:bottom w:type="dxa" w:w="50"/>
-              <w:right w:type="dxa" w:w="90"/>
-            </w:tcMar>
-          </w:tcPr>
-          <w:p>
-            <w:pPr>
-              <w:keepNext/>
-              <w:keepLines/>
-              <w:spacing w:after="0" w:before="0" w:line="280"/>
-            </w:pPr>
-            <w:r>
-              <w:rPr>
-                <w:rFonts w:ascii="Microsoft YaHei" w:eastAsia="Microsoft YaHei" w:hAnsi="Microsoft YaHei"/>
-                <w:b w:val="false"/>
-                <w:bCs w:val="false"/>
-                <w:sz w:val="18"/>
-                <w:szCs w:val="18"/>
-              </w:rPr>
-              <w:t xml:space="preserve">I-04</w:t>
-            </w:r>
-          </w:p>
-        </w:tc>
-        <w:tc>
-          <w:tcPr>
-            <w:tcW w:type="dxa" w:w="2155"/>
-            <w:tcBorders>
-              <w:top w:val="single" w:color="A6B8D0" w:sz="4"/>
-              <w:left w:val="single" w:color="A6B8D0" w:sz="4"/>
-              <w:bottom w:val="single" w:color="A6B8D0" w:sz="4"/>
-              <w:right w:val="single" w:color="A6B8D0" w:sz="4"/>
-            </w:tcBorders>
-            <w:tcMar>
-              <w:top w:type="dxa" w:w="50"/>
-              <w:left w:type="dxa" w:w="90"/>
-              <w:bottom w:type="dxa" w:w="50"/>
-              <w:right w:type="dxa" w:w="90"/>
-            </w:tcMar>
-          </w:tcPr>
-          <w:p>
-            <w:pPr>
-              <w:keepNext/>
-              <w:keepLines/>
-              <w:spacing w:after="0" w:before="0" w:line="280"/>
-            </w:pPr>
-            <w:r>
-              <w:rPr>
-                <w:rFonts w:ascii="Microsoft YaHei" w:eastAsia="Microsoft YaHei" w:hAnsi="Microsoft YaHei"/>
-                <w:b w:val="false"/>
-                <w:bCs w:val="false"/>
-                <w:sz w:val="18"/>
-                <w:szCs w:val="18"/>
-              </w:rPr>
-              <w:t xml:space="preserve">待调查</w:t>
-            </w:r>
-          </w:p>
-        </w:tc>
-        <w:tc>
-          <w:tcPr>
-            <w:tcW w:type="dxa" w:w="5867"/>
-            <w:tcBorders>
-              <w:top w:val="single" w:color="A6B8D0" w:sz="4"/>
-              <w:left w:val="single" w:color="A6B8D0" w:sz="4"/>
-              <w:bottom w:val="single" w:color="A6B8D0" w:sz="4"/>
-              <w:right w:val="single" w:color="A6B8D0" w:sz="4"/>
-            </w:tcBorders>
-            <w:tcMar>
-              <w:top w:type="dxa" w:w="50"/>
-              <w:left w:type="dxa" w:w="90"/>
-              <w:bottom w:type="dxa" w:w="50"/>
-              <w:right w:type="dxa" w:w="90"/>
-            </w:tcMar>
-          </w:tcPr>
-          <w:p>
-            <w:pPr>
-              <w:keepNext/>
-              <w:keepLines/>
-              <w:spacing w:after="0" w:before="0" w:line="280"/>
-            </w:pPr>
-            <w:r>
-              <w:rPr>
-                <w:rFonts w:ascii="Microsoft YaHei" w:eastAsia="Microsoft YaHei" w:hAnsi="Microsoft YaHei"/>
-                <w:b w:val="false"/>
-                <w:bCs w:val="false"/>
-                <w:sz w:val="18"/>
-                <w:szCs w:val="18"/>
-              </w:rPr>
-              <w:t xml:space="preserve">从中国大陆连接GitHub</w:t>
-            </w:r>
-          </w:p>
-        </w:tc>
-      </w:tr>
-      <w:tr>
-        <w:trPr>
-          <w:cantSplit/>
-          <w:tblHeader w:val="off"/>
-        </w:trPr>
-        <w:tc>
-          <w:tcPr>
-            <w:tcW w:type="dxa" w:w="1616"/>
-            <w:tcBorders>
-              <w:top w:val="single" w:color="A6B8D0" w:sz="4"/>
-              <w:left w:val="single" w:color="A6B8D0" w:sz="4"/>
-              <w:bottom w:val="single" w:color="A6B8D0" w:sz="4"/>
-              <w:right w:val="single" w:color="A6B8D0" w:sz="4"/>
-            </w:tcBorders>
-            <w:tcMar>
-              <w:top w:type="dxa" w:w="50"/>
-              <w:left w:type="dxa" w:w="90"/>
-              <w:bottom w:type="dxa" w:w="50"/>
-              <w:right w:type="dxa" w:w="90"/>
-            </w:tcMar>
-          </w:tcPr>
-          <w:p>
-            <w:pPr>
-              <w:keepNext/>
-              <w:keepLines/>
-              <w:spacing w:after="0" w:before="0" w:line="280"/>
-            </w:pPr>
-            <w:r>
-              <w:rPr>
-                <w:rFonts w:ascii="Microsoft YaHei" w:eastAsia="Microsoft YaHei" w:hAnsi="Microsoft YaHei"/>
-                <w:b w:val="false"/>
-                <w:bCs w:val="false"/>
-                <w:sz w:val="18"/>
-                <w:szCs w:val="18"/>
-              </w:rPr>
-              <w:t xml:space="preserve">I-05</w:t>
-            </w:r>
-          </w:p>
-        </w:tc>
-        <w:tc>
-          <w:tcPr>
-            <w:tcW w:type="dxa" w:w="2155"/>
-            <w:tcBorders>
-              <w:top w:val="single" w:color="A6B8D0" w:sz="4"/>
-              <w:left w:val="single" w:color="A6B8D0" w:sz="4"/>
-              <w:bottom w:val="single" w:color="A6B8D0" w:sz="4"/>
-              <w:right w:val="single" w:color="A6B8D0" w:sz="4"/>
-            </w:tcBorders>
-            <w:tcMar>
-              <w:top w:type="dxa" w:w="50"/>
-              <w:left w:type="dxa" w:w="90"/>
-              <w:bottom w:type="dxa" w:w="50"/>
-              <w:right w:type="dxa" w:w="90"/>
-            </w:tcMar>
-          </w:tcPr>
-          <w:p>
-            <w:pPr>
-              <w:keepNext/>
-              <w:keepLines/>
-              <w:spacing w:after="0" w:before="0" w:line="280"/>
-            </w:pPr>
-            <w:r>
-              <w:rPr>
-                <w:rFonts w:ascii="Microsoft YaHei" w:eastAsia="Microsoft YaHei" w:hAnsi="Microsoft YaHei"/>
-                <w:b w:val="false"/>
-                <w:bCs w:val="false"/>
-                <w:sz w:val="18"/>
-                <w:szCs w:val="18"/>
-              </w:rPr>
-              <w:t xml:space="preserve">待调查</w:t>
-            </w:r>
-          </w:p>
-        </w:tc>
-        <w:tc>
-          <w:tcPr>
-            <w:tcW w:type="dxa" w:w="5867"/>
-            <w:tcBorders>
-              <w:top w:val="single" w:color="A6B8D0" w:sz="4"/>
-              <w:left w:val="single" w:color="A6B8D0" w:sz="4"/>
-              <w:bottom w:val="single" w:color="A6B8D0" w:sz="4"/>
-              <w:right w:val="single" w:color="A6B8D0" w:sz="4"/>
-            </w:tcBorders>
-            <w:tcMar>
-              <w:top w:type="dxa" w:w="50"/>
-              <w:left w:type="dxa" w:w="90"/>
-              <w:bottom w:type="dxa" w:w="50"/>
-              <w:right w:type="dxa" w:w="90"/>
-            </w:tcMar>
-          </w:tcPr>
-          <w:p>
-            <w:pPr>
-              <w:keepNext/>
-              <w:keepLines/>
-              <w:spacing w:after="0" w:before="0" w:line="280"/>
-            </w:pPr>
-            <w:r>
-              <w:rPr>
-                <w:rFonts w:ascii="Microsoft YaHei" w:eastAsia="Microsoft YaHei" w:hAnsi="Microsoft YaHei"/>
-                <w:b w:val="false"/>
-                <w:bCs w:val="false"/>
-                <w:sz w:val="18"/>
-                <w:szCs w:val="18"/>
-              </w:rPr>
-              <w:t xml:space="preserve">代码签名</w:t>
-            </w:r>
-          </w:p>
-        </w:tc>
-      </w:tr>
-      <w:tr>
-        <w:trPr>
-          <w:cantSplit/>
-          <w:tblHeader w:val="off"/>
-        </w:trPr>
-        <w:tc>
-          <w:tcPr>
-            <w:tcW w:type="dxa" w:w="1616"/>
-            <w:tcBorders>
-              <w:top w:val="single" w:color="A6B8D0" w:sz="4"/>
-              <w:left w:val="single" w:color="A6B8D0" w:sz="4"/>
-              <w:bottom w:val="single" w:color="A6B8D0" w:sz="4"/>
-              <w:right w:val="single" w:color="A6B8D0" w:sz="4"/>
-            </w:tcBorders>
-            <w:tcMar>
-              <w:top w:type="dxa" w:w="50"/>
-              <w:left w:type="dxa" w:w="90"/>
-              <w:bottom w:type="dxa" w:w="50"/>
-              <w:right w:type="dxa" w:w="90"/>
-            </w:tcMar>
-          </w:tcPr>
-          <w:p>
-            <w:pPr>
-              <w:keepNext/>
-              <w:keepLines/>
-              <w:spacing w:after="0" w:before="0" w:line="280"/>
-            </w:pPr>
-            <w:r>
-              <w:rPr>
-                <w:rFonts w:ascii="Microsoft YaHei" w:eastAsia="Microsoft YaHei" w:hAnsi="Microsoft YaHei"/>
-                <w:b w:val="false"/>
-                <w:bCs w:val="false"/>
-                <w:sz w:val="18"/>
-                <w:szCs w:val="18"/>
-              </w:rPr>
-              <w:t xml:space="preserve">A-6</w:t>
-            </w:r>
-          </w:p>
-        </w:tc>
-        <w:tc>
-          <w:tcPr>
-            <w:tcW w:type="dxa" w:w="2155"/>
-            <w:tcBorders>
-              <w:top w:val="single" w:color="A6B8D0" w:sz="4"/>
-              <w:left w:val="single" w:color="A6B8D0" w:sz="4"/>
-              <w:bottom w:val="single" w:color="A6B8D0" w:sz="4"/>
-              <w:right w:val="single" w:color="A6B8D0" w:sz="4"/>
-            </w:tcBorders>
-            <w:tcMar>
-              <w:top w:type="dxa" w:w="50"/>
-              <w:left w:type="dxa" w:w="90"/>
-              <w:bottom w:type="dxa" w:w="50"/>
-              <w:right w:type="dxa" w:w="90"/>
-            </w:tcMar>
-          </w:tcPr>
-          <w:p>
-            <w:pPr>
-              <w:keepNext/>
+            <w:tcW w:type="dxa" w:w="1259"/>
+            <w:tcBorders>
+              <w:top w:val="single" w:color="A6B8D0" w:sz="4"/>
+              <w:left w:val="single" w:color="A6B8D0" w:sz="4"/>
+              <w:bottom w:val="single" w:color="A6B8D0" w:sz="4"/>
+              <w:right w:val="single" w:color="A6B8D0" w:sz="4"/>
+            </w:tcBorders>
+            <w:tcMar>
+              <w:top w:type="dxa" w:w="50"/>
+              <w:left w:type="dxa" w:w="90"/>
+              <w:bottom w:type="dxa" w:w="50"/>
+              <w:right w:type="dxa" w:w="90"/>
+            </w:tcMar>
+          </w:tcPr>
+          <w:p>
+            <w:pPr>
+              <w:keepNext w:val="false"/>
+              <w:keepLines/>
+              <w:spacing w:after="0" w:before="0" w:line="280"/>
+            </w:pPr>
+            <w:r>
+              <w:rPr>
+                <w:rFonts w:ascii="Microsoft YaHei" w:eastAsia="Microsoft YaHei" w:hAnsi="Microsoft YaHei"/>
+                <w:b w:val="false"/>
+                <w:bCs w:val="false"/>
+                <w:sz w:val="18"/>
+                <w:szCs w:val="18"/>
+              </w:rPr>
+              <w:t xml:space="preserve">A-18</w:t>
+            </w:r>
+          </w:p>
+        </w:tc>
+        <w:tc>
+          <w:tcPr>
+            <w:tcW w:type="dxa" w:w="3723"/>
+            <w:tcBorders>
+              <w:top w:val="single" w:color="A6B8D0" w:sz="4"/>
+              <w:left w:val="single" w:color="A6B8D0" w:sz="4"/>
+              <w:bottom w:val="single" w:color="A6B8D0" w:sz="4"/>
+              <w:right w:val="single" w:color="A6B8D0" w:sz="4"/>
+            </w:tcBorders>
+            <w:tcMar>
+              <w:top w:type="dxa" w:w="50"/>
+              <w:left w:type="dxa" w:w="90"/>
+              <w:bottom w:type="dxa" w:w="50"/>
+              <w:right w:type="dxa" w:w="90"/>
+            </w:tcMar>
+          </w:tcPr>
+          <w:p>
+            <w:pPr>
+              <w:keepNext w:val="false"/>
               <w:keepLines/>
               <w:spacing w:after="0" w:before="0" w:line="280"/>
             </w:pPr>
@@ -1028,115 +596,7 @@
         </w:tc>
         <w:tc>
           <w:tcPr>
-            <w:tcW w:type="dxa" w:w="5867"/>
-            <w:tcBorders>
-              <w:top w:val="single" w:color="A6B8D0" w:sz="4"/>
-              <w:left w:val="single" w:color="A6B8D0" w:sz="4"/>
-              <w:bottom w:val="single" w:color="A6B8D0" w:sz="4"/>
-              <w:right w:val="single" w:color="A6B8D0" w:sz="4"/>
-            </w:tcBorders>
-            <w:tcMar>
-              <w:top w:type="dxa" w:w="50"/>
-              <w:left w:type="dxa" w:w="90"/>
-              <w:bottom w:type="dxa" w:w="50"/>
-              <w:right w:type="dxa" w:w="90"/>
-            </w:tcMar>
-          </w:tcPr>
-          <w:p>
-            <w:pPr>
-              <w:keepNext/>
-              <w:keepLines/>
-              <w:spacing w:after="0" w:before="0" w:line="280"/>
-            </w:pPr>
-            <w:r>
-              <w:rPr>
-                <w:rFonts w:ascii="Microsoft YaHei" w:eastAsia="Microsoft YaHei" w:hAnsi="Microsoft YaHei"/>
-                <w:b w:val="false"/>
-                <w:bCs w:val="false"/>
-                <w:sz w:val="18"/>
-                <w:szCs w:val="18"/>
-              </w:rPr>
-              <w:t xml:space="preserve">针对假应用的准备</w:t>
-            </w:r>
-          </w:p>
-        </w:tc>
-      </w:tr>
-      <w:tr>
-        <w:trPr>
-          <w:cantSplit/>
-          <w:tblHeader w:val="off"/>
-        </w:trPr>
-        <w:tc>
-          <w:tcPr>
-            <w:tcW w:type="dxa" w:w="1616"/>
-            <w:tcBorders>
-              <w:top w:val="single" w:color="A6B8D0" w:sz="4"/>
-              <w:left w:val="single" w:color="A6B8D0" w:sz="4"/>
-              <w:bottom w:val="single" w:color="A6B8D0" w:sz="4"/>
-              <w:right w:val="single" w:color="A6B8D0" w:sz="4"/>
-            </w:tcBorders>
-            <w:tcMar>
-              <w:top w:type="dxa" w:w="50"/>
-              <w:left w:type="dxa" w:w="90"/>
-              <w:bottom w:type="dxa" w:w="50"/>
-              <w:right w:type="dxa" w:w="90"/>
-            </w:tcMar>
-          </w:tcPr>
-          <w:p>
-            <w:pPr>
-              <w:keepNext w:val="false"/>
-              <w:keepLines/>
-              <w:spacing w:after="0" w:before="0" w:line="280"/>
-            </w:pPr>
-            <w:r>
-              <w:rPr>
-                <w:rFonts w:ascii="Microsoft YaHei" w:eastAsia="Microsoft YaHei" w:hAnsi="Microsoft YaHei"/>
-                <w:b w:val="false"/>
-                <w:bCs w:val="false"/>
-                <w:sz w:val="18"/>
-                <w:szCs w:val="18"/>
-              </w:rPr>
-              <w:t xml:space="preserve">A-18</w:t>
-            </w:r>
-          </w:p>
-        </w:tc>
-        <w:tc>
-          <w:tcPr>
-            <w:tcW w:type="dxa" w:w="2155"/>
-            <w:tcBorders>
-              <w:top w:val="single" w:color="A6B8D0" w:sz="4"/>
-              <w:left w:val="single" w:color="A6B8D0" w:sz="4"/>
-              <w:bottom w:val="single" w:color="A6B8D0" w:sz="4"/>
-              <w:right w:val="single" w:color="A6B8D0" w:sz="4"/>
-            </w:tcBorders>
-            <w:tcMar>
-              <w:top w:type="dxa" w:w="50"/>
-              <w:left w:type="dxa" w:w="90"/>
-              <w:bottom w:type="dxa" w:w="50"/>
-              <w:right w:type="dxa" w:w="90"/>
-            </w:tcMar>
-          </w:tcPr>
-          <w:p>
-            <w:pPr>
-              <w:keepNext w:val="false"/>
-              <w:keepLines/>
-              <w:spacing w:after="0" w:before="0" w:line="280"/>
-            </w:pPr>
-            <w:r>
-              <w:rPr>
-                <w:rFonts w:ascii="Microsoft YaHei" w:eastAsia="Microsoft YaHei" w:hAnsi="Microsoft YaHei"/>
-                <w:b w:val="false"/>
-                <w:bCs w:val="false"/>
-                <w:sz w:val="18"/>
-                <w:szCs w:val="18"/>
-              </w:rPr>
-              <w:t xml:space="preserve">项目划分中发现的遗漏</w:t>
-            </w:r>
-          </w:p>
-        </w:tc>
-        <w:tc>
-          <w:tcPr>
-            <w:tcW w:type="dxa" w:w="5867"/>
+            <w:tcW w:type="dxa" w:w="4656"/>
             <w:tcBorders>
               <w:top w:val="single" w:color="A6B8D0" w:sz="4"/>
               <w:left w:val="single" w:color="A6B8D0" w:sz="4"/>
@@ -2053,7 +1513,7 @@
                 <w:sz w:val="18"/>
                 <w:szCs w:val="18"/>
               </w:rPr>
-              <w:t xml:space="preserve">分发物每种操作系统1个：Windows为NSIS的安装程序（按使用者安装。以Artifact Signing进行代码签名），macOS为面向Apple CPU的1个DMG（以Developer ID进行代码签名并公证），Linux为AppImage（以附带文件附上由更新签名密钥做的更新电子签名）</w:t>
+              <w:t xml:space="preserve">分发物每种操作系统1个：Windows为NSIS的安装程序（按使用者安装。以Artifact Signing进行代码签名），macOS为面向Apple CPU的1个DMG（以Developer ID进行代码签名并公证），Linux为AppImage（以附带文件附上由更新签名密钥做的更新电子签名）。Flatpak作为以Flathub的机制分发的另一条途径（2.1），本决定的“1个”指NRSD自行分发的分发物</w:t>
             </w:r>
           </w:p>
         </w:tc>
@@ -2275,7 +1735,7 @@
                 <w:sz w:val="18"/>
                 <w:szCs w:val="18"/>
               </w:rPr>
-              <w:t xml:space="preserve">设为真，拒绝说明的版本与电子签名的版本不一致的更新</w:t>
+              <w:t xml:space="preserve">设为真，拒绝说明的版本与电子签名的版本不一致的更新。此外，先以TUF的元数据（4.3）验证说明与分发物的哈希，再交给Tauri的机制（对冻结、版本回退、组合伪造的防备）</w:t>
             </w:r>
           </w:p>
         </w:tc>
@@ -2679,7 +2139,7 @@
                 <w:sz w:val="18"/>
                 <w:szCs w:val="18"/>
               </w:rPr>
-              <w:t xml:space="preserve">制作并附加电子签名（6.1）。代码签名的资格，Windows为云端的代码签名服务（Artifact Signing），macOS为Developer ID，放在CI的机密中。代码签名的资格在CI中所带来的危险，在第1章 T-22“劫持CI或GitHub组织，将经正确代码签名的伪造分发物放入正式发布”与第13章 H-44“CI或GitHub组织被劫持时，可能有经正确代码签名的伪造分发物被放入正式发布”中处理</w:t>
+              <w:t xml:space="preserve">制作并附加电子签名（6.1）。代码签名的资格，Windows为云端的代码签名服务（Artifact Signing），macOS为Developer ID，放在CI的机密中。代码签名的资格在CI中所带来的危险，在第8章 3.5的威胁T-22“劫持CI或GitHub组织，将经正确代码签名的伪造分发物放入正式发布”与第13章 H-44“CI或GitHub组织被劫持时，可能有经正确代码签名的伪造分发物被放入正式发布”中处理</w:t>
             </w:r>
           </w:p>
         </w:tc>
@@ -2713,7 +2173,7 @@
                 <w:sz w:val="18"/>
                 <w:szCs w:val="18"/>
               </w:rPr>
-              <w:t xml:space="preserve">对更新途径被盗用（第1章 T-7“分发伪造的参考信息、更新”）的防备。Tauri的更新电子签名不可关闭，失去密钥就无法分发更新（Tauri更新机制的官方说明）。Tauri的签名密钥是以密钥文件处理的设计，未能确认在硬件令牌中使用的机制</w:t>
+              <w:t xml:space="preserve">对更新途径被盗用（第8章 3.4的威胁T-7“分发伪造的参考信息、更新”）的防备。Tauri的更新电子签名不可关闭，失去密钥就无法分发更新（Tauri更新机制的官方说明）。Tauri的签名密钥是以密钥文件处理的设计，未能确认在硬件令牌中使用的机制</w:t>
             </w:r>
           </w:p>
         </w:tc>
@@ -3003,7 +2463,27 @@
                 <w:sz w:val="18"/>
                 <w:szCs w:val="18"/>
               </w:rPr>
-              <w:t xml:space="preserve">不分发回退版本的更新。发布了有错误的版本时，发布修正后的新版本（向前推进修正）。对尚未安装的使用者的扩散，通过把更新的说明恢复为上一个版本来阻止</w:t>
+              <w:t xml:space="preserve">不分发回退版本的更新。发布了有错误的版本时，发布修正后的新版本（向前推进修正）。对尚未安装的使用者的扩散，通过把更新的说明恢复为上一个版本，并发布除去了有错误分发物的新</w:t>
+            </w:r>
+            <w:r>
+              <w:rPr>
+                <w:rFonts w:ascii="Consolas" w:eastAsia="Microsoft YaHei" w:hAnsi="Consolas"/>
+                <w:b w:val="false"/>
+                <w:bCs w:val="false"/>
+                <w:sz w:val="18"/>
+                <w:szCs w:val="18"/>
+              </w:rPr>
+              <w:t xml:space="preserve">targets.json</w:t>
+            </w:r>
+            <w:r>
+              <w:rPr>
+                <w:rFonts w:ascii="Microsoft YaHei" w:eastAsia="Microsoft YaHei" w:hAnsi="Microsoft YaHei"/>
+                <w:b w:val="false"/>
+                <w:bCs w:val="false"/>
+                <w:sz w:val="18"/>
+                <w:szCs w:val="18"/>
+              </w:rPr>
+              <w:t xml:space="preserve">（TUF不能回退版本。6.5）来阻止</w:t>
             </w:r>
           </w:p>
         </w:tc>
@@ -3401,12 +2881,12 @@
         </w:tblBorders>
       </w:tblPr>
       <w:tblGrid>
-        <w:gridCol w:w="1185"/>
-        <w:gridCol w:w="1130"/>
-        <w:gridCol w:w="1846"/>
+        <w:gridCol w:w="1100"/>
+        <w:gridCol w:w="1268"/>
+        <w:gridCol w:w="1865"/>
         <w:gridCol w:w="1030"/>
-        <w:gridCol w:w="2089"/>
-        <w:gridCol w:w="2358"/>
+        <w:gridCol w:w="2185"/>
+        <w:gridCol w:w="2190"/>
       </w:tblGrid>
       <w:tr>
         <w:trPr>
@@ -3415,7 +2895,7 @@
         </w:trPr>
         <w:tc>
           <w:tcPr>
-            <w:tcW w:type="dxa" w:w="1185"/>
+            <w:tcW w:type="dxa" w:w="1100"/>
             <w:tcBorders>
               <w:top w:val="single" w:color="A6B8D0" w:sz="4"/>
               <w:left w:val="single" w:color="A6B8D0" w:sz="4"/>
@@ -3450,7 +2930,7 @@
         </w:tc>
         <w:tc>
           <w:tcPr>
-            <w:tcW w:type="dxa" w:w="1130"/>
+            <w:tcW w:type="dxa" w:w="1268"/>
             <w:tcBorders>
               <w:top w:val="single" w:color="A6B8D0" w:sz="4"/>
               <w:left w:val="single" w:color="A6B8D0" w:sz="4"/>
@@ -3485,7 +2965,7 @@
         </w:tc>
         <w:tc>
           <w:tcPr>
-            <w:tcW w:type="dxa" w:w="1846"/>
+            <w:tcW w:type="dxa" w:w="1865"/>
             <w:tcBorders>
               <w:top w:val="single" w:color="A6B8D0" w:sz="4"/>
               <w:left w:val="single" w:color="A6B8D0" w:sz="4"/>
@@ -3555,7 +3035,7 @@
         </w:tc>
         <w:tc>
           <w:tcPr>
-            <w:tcW w:type="dxa" w:w="2089"/>
+            <w:tcW w:type="dxa" w:w="2185"/>
             <w:tcBorders>
               <w:top w:val="single" w:color="A6B8D0" w:sz="4"/>
               <w:left w:val="single" w:color="A6B8D0" w:sz="4"/>
@@ -3590,7 +3070,7 @@
         </w:tc>
         <w:tc>
           <w:tcPr>
-            <w:tcW w:type="dxa" w:w="2358"/>
+            <w:tcW w:type="dxa" w:w="2190"/>
             <w:tcBorders>
               <w:top w:val="single" w:color="A6B8D0" w:sz="4"/>
               <w:left w:val="single" w:color="A6B8D0" w:sz="4"/>
@@ -3631,7 +3111,7 @@
         </w:trPr>
         <w:tc>
           <w:tcPr>
-            <w:tcW w:type="dxa" w:w="1185"/>
+            <w:tcW w:type="dxa" w:w="1100"/>
             <w:tcBorders>
               <w:top w:val="single" w:color="A6B8D0" w:sz="4"/>
               <w:left w:val="single" w:color="A6B8D0" w:sz="4"/>
@@ -3665,7 +3145,7 @@
         </w:tc>
         <w:tc>
           <w:tcPr>
-            <w:tcW w:type="dxa" w:w="1130"/>
+            <w:tcW w:type="dxa" w:w="1268"/>
             <w:tcBorders>
               <w:top w:val="single" w:color="A6B8D0" w:sz="4"/>
               <w:left w:val="single" w:color="A6B8D0" w:sz="4"/>
@@ -3713,13 +3193,33 @@
                 <w:sz w:val="18"/>
                 <w:szCs w:val="18"/>
               </w:rPr>
-              <w:t xml:space="preserve">）。installMode为currentUser（Tauri的默认）</w:t>
-            </w:r>
-          </w:p>
-        </w:tc>
-        <w:tc>
-          <w:tcPr>
-            <w:tcW w:type="dxa" w:w="1846"/>
+              <w:t xml:space="preserve">）。installMode为currentUser（Tauri的默认）。安装程序的语言为日语、简体中文、英语（NSIS的</w:t>
+            </w:r>
+            <w:r>
+              <w:rPr>
+                <w:rFonts w:ascii="Consolas" w:eastAsia="Microsoft YaHei" w:hAnsi="Consolas"/>
+                <w:b w:val="false"/>
+                <w:bCs w:val="false"/>
+                <w:sz w:val="18"/>
+                <w:szCs w:val="18"/>
+              </w:rPr>
+              <w:t xml:space="preserve">languages</w:t>
+            </w:r>
+            <w:r>
+              <w:rPr>
+                <w:rFonts w:ascii="Microsoft YaHei" w:eastAsia="Microsoft YaHei" w:hAnsi="Microsoft YaHei"/>
+                <w:b w:val="false"/>
+                <w:bCs w:val="false"/>
+                <w:sz w:val="18"/>
+                <w:szCs w:val="18"/>
+              </w:rPr>
+              <w:t xml:space="preserve">。配合操作系统的语言，不让使用者选择）</w:t>
+            </w:r>
+          </w:p>
+        </w:tc>
+        <w:tc>
+          <w:tcPr>
+            <w:tcW w:type="dxa" w:w="1865"/>
             <w:tcBorders>
               <w:top w:val="single" w:color="A6B8D0" w:sz="4"/>
               <w:left w:val="single" w:color="A6B8D0" w:sz="4"/>
@@ -3797,7 +3297,7 @@
         </w:tc>
         <w:tc>
           <w:tcPr>
-            <w:tcW w:type="dxa" w:w="2089"/>
+            <w:tcW w:type="dxa" w:w="2185"/>
             <w:tcBorders>
               <w:top w:val="single" w:color="A6B8D0" w:sz="4"/>
               <w:left w:val="single" w:color="A6B8D0" w:sz="4"/>
@@ -3831,7 +3331,7 @@
         </w:tc>
         <w:tc>
           <w:tcPr>
-            <w:tcW w:type="dxa" w:w="2358"/>
+            <w:tcW w:type="dxa" w:w="2190"/>
             <w:tcBorders>
               <w:top w:val="single" w:color="A6B8D0" w:sz="4"/>
               <w:left w:val="single" w:color="A6B8D0" w:sz="4"/>
@@ -3871,7 +3371,7 @@
         </w:trPr>
         <w:tc>
           <w:tcPr>
-            <w:tcW w:type="dxa" w:w="1185"/>
+            <w:tcW w:type="dxa" w:w="1100"/>
             <w:tcBorders>
               <w:top w:val="single" w:color="A6B8D0" w:sz="4"/>
               <w:left w:val="single" w:color="A6B8D0" w:sz="4"/>
@@ -3905,7 +3405,7 @@
         </w:tc>
         <w:tc>
           <w:tcPr>
-            <w:tcW w:type="dxa" w:w="1130"/>
+            <w:tcW w:type="dxa" w:w="1268"/>
             <w:tcBorders>
               <w:top w:val="single" w:color="A6B8D0" w:sz="4"/>
               <w:left w:val="single" w:color="A6B8D0" w:sz="4"/>
@@ -3939,7 +3439,7 @@
         </w:tc>
         <w:tc>
           <w:tcPr>
-            <w:tcW w:type="dxa" w:w="1846"/>
+            <w:tcW w:type="dxa" w:w="1865"/>
             <w:tcBorders>
               <w:top w:val="single" w:color="A6B8D0" w:sz="4"/>
               <w:left w:val="single" w:color="A6B8D0" w:sz="4"/>
@@ -4007,7 +3507,7 @@
         </w:tc>
         <w:tc>
           <w:tcPr>
-            <w:tcW w:type="dxa" w:w="2089"/>
+            <w:tcW w:type="dxa" w:w="2185"/>
             <w:tcBorders>
               <w:top w:val="single" w:color="A6B8D0" w:sz="4"/>
               <w:left w:val="single" w:color="A6B8D0" w:sz="4"/>
@@ -4041,7 +3541,7 @@
         </w:tc>
         <w:tc>
           <w:tcPr>
-            <w:tcW w:type="dxa" w:w="2358"/>
+            <w:tcW w:type="dxa" w:w="2190"/>
             <w:tcBorders>
               <w:top w:val="single" w:color="A6B8D0" w:sz="4"/>
               <w:left w:val="single" w:color="A6B8D0" w:sz="4"/>
@@ -4081,7 +3581,7 @@
         </w:trPr>
         <w:tc>
           <w:tcPr>
-            <w:tcW w:type="dxa" w:w="1185"/>
+            <w:tcW w:type="dxa" w:w="1100"/>
             <w:tcBorders>
               <w:top w:val="single" w:color="A6B8D0" w:sz="4"/>
               <w:left w:val="single" w:color="A6B8D0" w:sz="4"/>
@@ -4115,7 +3615,7 @@
         </w:tc>
         <w:tc>
           <w:tcPr>
-            <w:tcW w:type="dxa" w:w="1130"/>
+            <w:tcW w:type="dxa" w:w="1268"/>
             <w:tcBorders>
               <w:top w:val="single" w:color="A6B8D0" w:sz="4"/>
               <w:left w:val="single" w:color="A6B8D0" w:sz="4"/>
@@ -4149,7 +3649,7 @@
         </w:tc>
         <w:tc>
           <w:tcPr>
-            <w:tcW w:type="dxa" w:w="1846"/>
+            <w:tcW w:type="dxa" w:w="1865"/>
             <w:tcBorders>
               <w:top w:val="single" w:color="A6B8D0" w:sz="4"/>
               <w:left w:val="single" w:color="A6B8D0" w:sz="4"/>
@@ -4217,7 +3717,7 @@
         </w:tc>
         <w:tc>
           <w:tcPr>
-            <w:tcW w:type="dxa" w:w="2089"/>
+            <w:tcW w:type="dxa" w:w="2185"/>
             <w:tcBorders>
               <w:top w:val="single" w:color="A6B8D0" w:sz="4"/>
               <w:left w:val="single" w:color="A6B8D0" w:sz="4"/>
@@ -4251,7 +3751,7 @@
         </w:tc>
         <w:tc>
           <w:tcPr>
-            <w:tcW w:type="dxa" w:w="2358"/>
+            <w:tcW w:type="dxa" w:w="2190"/>
             <w:tcBorders>
               <w:top w:val="single" w:color="A6B8D0" w:sz="4"/>
               <w:left w:val="single" w:color="A6B8D0" w:sz="4"/>
@@ -4323,7 +3823,109 @@
         <w:rPr>
           <w:rFonts w:ascii="Microsoft YaHei" w:eastAsia="Microsoft YaHei" w:hAnsi="Microsoft YaHei"/>
         </w:rPr>
+        <w:t xml:space="preserve">浏览器扩展“留存证据”（Chrome系与Firefox）放在公开的扩展商店，源代码在公开仓库的</w:t>
+      </w:r>
+      <w:r>
+        <w:rPr>
+          <w:rFonts w:ascii="Consolas" w:eastAsia="Microsoft YaHei" w:hAnsi="Consolas"/>
+        </w:rPr>
+        <w:t xml:space="preserve">extension/</w:t>
+      </w:r>
+      <w:r>
+        <w:rPr>
+          <w:rFonts w:ascii="Microsoft YaHei" w:eastAsia="Microsoft YaHei" w:hAnsi="Microsoft YaHei"/>
+        </w:rPr>
+        <w:t xml:space="preserve">。版本与应用分开编号，经扩展商店的审核。扩展既不持有设置也不持有记录，更新依商店的机制（第6章 2.2.2）（2026-09-30 NRSD的要求）。</w:t>
+      </w:r>
+    </w:p>
+    <w:p>
+      <w:pPr>
+        <w:pStyle w:val="ListParagraph"/>
+        <w:keepNext/>
+        <w:keepLines/>
+        <w:numPr>
+          <w:ilvl w:val="0"/>
+          <w:numId w:val="2"/>
+        </w:numPr>
+        <w:spacing w:after="20" w:before="20" w:line="300"/>
+      </w:pPr>
+      <w:r>
+        <w:rPr>
+          <w:rFonts w:ascii="Microsoft YaHei" w:eastAsia="Microsoft YaHei" w:hAnsi="Microsoft YaHei"/>
+        </w:rPr>
+        <w:t xml:space="preserve">Linux除AppImage之外，还把Flatpak放在Flathub上（依Tauri的官方说明。Linux桌面事实上的标准分发场所）。运行环境为Flathub推荐的</w:t>
+      </w:r>
+      <w:r>
+        <w:rPr>
+          <w:rFonts w:ascii="Consolas" w:eastAsia="Microsoft YaHei" w:hAnsi="Consolas"/>
+        </w:rPr>
+        <w:t xml:space="preserve">org.gnome.Platform</w:t>
+      </w:r>
+      <w:r>
+        <w:rPr>
+          <w:rFonts w:ascii="Microsoft YaHei" w:eastAsia="Microsoft YaHei" w:hAnsi="Microsoft YaHei"/>
+        </w:rPr>
+        <w:t xml:space="preserve">的版本，权限只有</w:t>
+      </w:r>
+      <w:r>
+        <w:rPr>
+          <w:rFonts w:ascii="Consolas" w:eastAsia="Microsoft YaHei" w:hAnsi="Consolas"/>
+        </w:rPr>
+        <w:t xml:space="preserve">--share=network</w:t>
+      </w:r>
+      <w:r>
+        <w:rPr>
+          <w:rFonts w:ascii="Microsoft YaHei" w:eastAsia="Microsoft YaHei" w:hAnsi="Microsoft YaHei"/>
+        </w:rPr>
+        <w:t xml:space="preserve">与门户（不加</w:t>
+      </w:r>
+      <w:r>
+        <w:rPr>
+          <w:rFonts w:ascii="Consolas" w:eastAsia="Microsoft YaHei" w:hAnsi="Consolas"/>
+        </w:rPr>
+        <w:t xml:space="preserve">--filesystem</w:t>
+      </w:r>
+      <w:r>
+        <w:rPr>
+          <w:rFonts w:ascii="Microsoft YaHei" w:eastAsia="Microsoft YaHei" w:hAnsi="Microsoft YaHei"/>
+        </w:rPr>
+        <w:t xml:space="preserve">）。文件的选择、默认浏览器、通知经由xdg-desktop-portal（tauri-plugin-dialog、opener、notification支持）。更新交给Flathub的机制，Flatpak版本关闭Tauri的更新。沙箱的权限只有网络与使用者选择的文件。AppImage为不使用Flatpak的环境保留（2026-10-01 NRSD的要求）。</w:t>
+      </w:r>
+    </w:p>
+    <w:p>
+      <w:pPr>
+        <w:pStyle w:val="ListParagraph"/>
+        <w:keepNext/>
+        <w:keepLines/>
+        <w:numPr>
+          <w:ilvl w:val="0"/>
+          <w:numId w:val="2"/>
+        </w:numPr>
+        <w:spacing w:after="20" w:before="20" w:line="300"/>
+      </w:pPr>
+      <w:r>
+        <w:rPr>
+          <w:rFonts w:ascii="Microsoft YaHei" w:eastAsia="Microsoft YaHei" w:hAnsi="Microsoft YaHei"/>
+        </w:rPr>
         <w:t xml:space="preserve">分发物的大小：应用本体，Linux中同捆的WebKitGTK等（约70MB以上。［需实测］），ONNX运行时（约14MB以上。第11章 4.3“素材”），TrustMark的模型（约65MB），u2netp（约4.6MB），字体（约71MB。第11章 4.3“素材”中同捆字体约52MB与界面文字字体约18MB之和。包括表情符号25.3MB）。［需实测］合计。假设：各操作系统均为200MB左右。判定：300MB以下。</w:t>
+      </w:r>
+    </w:p>
+    <w:p>
+      <w:pPr>
+        <w:pStyle w:val="ListParagraph"/>
+        <w:keepNext/>
+        <w:keepLines/>
+        <w:numPr>
+          <w:ilvl w:val="0"/>
+          <w:numId w:val="2"/>
+        </w:numPr>
+        <w:spacing w:after="20" w:before="20" w:line="300"/>
+      </w:pPr>
+      <w:r>
+        <w:rPr>
+          <w:rFonts w:ascii="Microsoft YaHei" w:eastAsia="Microsoft YaHei" w:hAnsi="Microsoft YaHei"/>
+        </w:rPr>
+        <w:t xml:space="preserve">不联网的电脑：安装程序除WebView2之外自成一体。没有WebView2的Windows（企业的固定版本等）且不联网时无法安装（8“本章声明的缺口”）。</w:t>
       </w:r>
     </w:p>
     <w:p>
@@ -4341,7 +3943,7 @@
         <w:rPr>
           <w:rFonts w:ascii="Microsoft YaHei" w:eastAsia="Microsoft YaHei" w:hAnsi="Microsoft YaHei"/>
         </w:rPr>
-        <w:t xml:space="preserve">不联网的电脑：安装程序除WebView2之外自成一体。没有WebView2的Windows（企业的固定版本等）且不联网时无法安装（8“本章声明的缺口”）。</w:t>
+        <w:t xml:space="preserve">风险：分发物大（字体约71MB、模型约70MB（TrustMark约65MB、u2netp约4.6MB）、ONNX运行时）。影响：获取耗时。防备：LXGW WenKai采用了Lite版（第4章 6.1“同捆的字体”）。判定300MB以下（第9章 2.1“各操作系统的分发物”）</w:t>
       </w:r>
     </w:p>
     <w:p>
@@ -5117,7 +4719,7 @@
         <w:rPr>
           <w:rFonts w:ascii="Microsoft YaHei" w:eastAsia="Microsoft YaHei" w:hAnsi="Microsoft YaHei"/>
         </w:rPr>
-        <w:t xml:space="preserve">执行：清除操作系统密钥存储中的签名密钥，其次清除应用的数据位置（app_local_data_dir。在Windows上包括WebView2的数据</w:t>
+        <w:t xml:space="preserve">执行：先向已链接的终端（第8章 5.4）发送“已移除此终端”的行（未送达时在其他终端手动移除。终端密钥消失后中继的注册即失效），然后删除操作系统密钥存储中的签名密钥与终端密钥，然后删除应用的数据位置（app_local_data_dir。Windows中包含WebView2的数据</w:t>
       </w:r>
       <w:r>
         <w:rPr>
@@ -5129,7 +4731,7 @@
         <w:rPr>
           <w:rFonts w:ascii="Microsoft YaHei" w:eastAsia="Microsoft YaHei" w:hAnsi="Microsoft YaHei"/>
         </w:rPr>
-        <w:t xml:space="preserve">），其次清除缩小图像的位置（app_cache_dir），其次清除操作记录的位置（app_log_dir），其次在macOS上清除WKWebView的数据（</w:t>
+        <w:t xml:space="preserve">），然后删除缩略图的位置（app_cache_dir），然后删除操作日志的位置（app_log_dir），然后在macOS中删除WKWebView的数据（</w:t>
       </w:r>
       <w:r>
         <w:rPr>
@@ -5141,7 +4743,7 @@
         <w:rPr>
           <w:rFonts w:ascii="Microsoft YaHei" w:eastAsia="Microsoft YaHei" w:hAnsi="Microsoft YaHei"/>
         </w:rPr>
-        <w:t xml:space="preserve">）（第1章 9.1“各操作系统的存放位置”、第8章 2.1“配置”。macOS上分别在~/Library/Application Support、~/Library/Caches、~/Library/Logs之下。Windows与Linux的操作记录在应用数据位置之下的</w:t>
+        <w:t xml:space="preserve">）（第1章 9.1“各操作系统的存放位置”、第8章 2.1“配置”。macOS分别在~/Library/Application Support、~/Library/Caches、~/Library/Logs之下。Windows与Linux的操作日志在应用数据位置之下的</w:t>
       </w:r>
       <w:r>
         <w:rPr>
@@ -5261,6 +4863,24 @@
           <w:rFonts w:ascii="Microsoft YaHei" w:eastAsia="Microsoft YaHei" w:hAnsi="Microsoft YaHei"/>
         </w:rPr>
         <w:t xml:space="preserve">3. 官方版的证明</w:t>
+      </w:r>
+    </w:p>
+    <w:p>
+      <w:pPr>
+        <w:pStyle w:val="ListParagraph"/>
+        <w:keepNext w:val="false"/>
+        <w:keepLines/>
+        <w:numPr>
+          <w:ilvl w:val="0"/>
+          <w:numId w:val="2"/>
+        </w:numPr>
+        <w:spacing w:after="20" w:before="20" w:line="300"/>
+      </w:pPr>
+      <w:r>
+        <w:rPr>
+          <w:rFonts w:ascii="Microsoft YaHei" w:eastAsia="Microsoft YaHei" w:hAnsi="Microsoft YaHei"/>
+        </w:rPr>
+        <w:t xml:space="preserve">威胁T-3（冒充）：分发假应用。攻击者：第三者。目标资产：签名密钥、记录。剩余的缺口：从README以外获取的使用者</w:t>
       </w:r>
     </w:p>
     <w:p>
@@ -6041,6 +5661,24 @@
     <w:p>
       <w:pPr>
         <w:pStyle w:val="ListParagraph"/>
+        <w:keepNext/>
+        <w:keepLines/>
+        <w:numPr>
+          <w:ilvl w:val="0"/>
+          <w:numId w:val="2"/>
+        </w:numPr>
+        <w:spacing w:after="20" w:before="20" w:line="300"/>
+      </w:pPr>
+      <w:r>
+        <w:rPr>
+          <w:rFonts w:ascii="Microsoft YaHei" w:eastAsia="Microsoft YaHei" w:hAnsi="Microsoft YaHei"/>
+        </w:rPr>
+        <w:t xml:space="preserve">Windows 11的Smart App Control会阻止未签名的可执行文件，因此安装程序中的可执行文件、DLL也全部签名。</w:t>
+      </w:r>
+    </w:p>
+    <w:p>
+      <w:pPr>
+        <w:pStyle w:val="ListParagraph"/>
         <w:keepNext w:val="false"/>
         <w:keepLines/>
         <w:numPr>
@@ -6053,7 +5691,7 @@
         <w:rPr>
           <w:rFonts w:ascii="Microsoft YaHei" w:eastAsia="Microsoft YaHei" w:hAnsi="Microsoft YaHei"/>
         </w:rPr>
-        <w:t xml:space="preserve">Windows 11的Smart App Control会阻止未签名的可执行文件，因此安装程序中的可执行文件、DLL也全部签名。</w:t>
+        <w:t xml:space="preserve">风险：代码签名的信誉（Windows的SmartScreen）。影响：初期会显示警告。防备：指引（第9章）</w:t>
       </w:r>
     </w:p>
     <w:p>
@@ -6100,7 +5738,67 @@
         <w:rPr>
           <w:rFonts w:ascii="Microsoft YaHei" w:eastAsia="Microsoft YaHei" w:hAnsi="Microsoft YaHei"/>
         </w:rPr>
-        <w:t xml:space="preserve">官方的获取处为公开仓库的README，只有README中刊载的获取处（GitHub的发布，与README中文节中刊载的NRSD香港镜像这2处）为官方（5）。在README中明记“官方的获取处是GitHub的发布与此处刊载的NRSD镜像这2处。在其他网站上分发的不是官方”。任一获取处的分发物，都能以相同的SHA-256与代码签名的发行者识别。</w:t>
+        <w:t xml:space="preserve">官方的获取处为公开仓库的README，只有README中刊载的获取处（GitHub的发布、README中文节中刊载的NRSD香港镜像、Linux的Flathub（2.1）这3处）为官方（5）。在README中明记“官方的获取处是GitHub的发布、此处刊载的NRSD镜像、Flathub这3处。在其他网站上分发的不是官方”。GitHub与镜像的分发物，能以相同的SHA-256与代码签名的发行者识别。Flathub的版本以Flathub的机制（由Flathub的CI从NRSD的manifest构建，由Flathub签名）识别，在README中刊载Flathub的应用标识符。</w:t>
+      </w:r>
+    </w:p>
+    <w:p>
+      <w:pPr>
+        <w:pStyle w:val="ListParagraph"/>
+        <w:keepNext/>
+        <w:keepLines/>
+        <w:numPr>
+          <w:ilvl w:val="0"/>
+          <w:numId w:val="2"/>
+        </w:numPr>
+        <w:spacing w:after="20" w:before="20" w:line="300"/>
+      </w:pPr>
+      <w:r>
+        <w:rPr>
+          <w:rFonts w:ascii="Microsoft YaHei" w:eastAsia="Microsoft YaHei" w:hAnsi="Microsoft YaHei"/>
+        </w:rPr>
+        <w:t xml:space="preserve">分发物以可重现的方式构建（Reproducible Builds：把</w:t>
+      </w:r>
+      <w:r>
+        <w:rPr>
+          <w:rFonts w:ascii="Consolas" w:eastAsia="Microsoft YaHei" w:hAnsi="Consolas"/>
+        </w:rPr>
+        <w:t xml:space="preserve">SOURCE_DATE_EPOCH</w:t>
+      </w:r>
+      <w:r>
+        <w:rPr>
+          <w:rFonts w:ascii="Microsoft YaHei" w:eastAsia="Microsoft YaHei" w:hAnsi="Microsoft YaHei"/>
+        </w:rPr>
+        <w:t xml:space="preserve">固定为该版本提交的日期时间、</w:t>
+      </w:r>
+      <w:r>
+        <w:rPr>
+          <w:rFonts w:ascii="Consolas" w:eastAsia="Microsoft YaHei" w:hAnsi="Consolas"/>
+        </w:rPr>
+        <w:t xml:space="preserve">--remap-path-prefix</w:t>
+      </w:r>
+      <w:r>
+        <w:rPr>
+          <w:rFonts w:ascii="Microsoft YaHei" w:eastAsia="Microsoft YaHei" w:hAnsi="Microsoft YaHei"/>
+        </w:rPr>
+        <w:t xml:space="preserve">、固定Cargo.lock与package-lock、记录构建的环境）。在CI中于2个不同的环境各构建1次，去掉签名后的内容的SHA-256若不一致则停止发布。在README中刊载第三者构建相同分发物并对照的步骤。attestations作为SLSA Build Level 3的来源证明输出（2026-10-01 NRSD的要求）。</w:t>
+      </w:r>
+    </w:p>
+    <w:p>
+      <w:pPr>
+        <w:pStyle w:val="ListParagraph"/>
+        <w:keepNext/>
+        <w:keepLines/>
+        <w:numPr>
+          <w:ilvl w:val="0"/>
+          <w:numId w:val="2"/>
+        </w:numPr>
+        <w:spacing w:after="20" w:before="20" w:line="300"/>
+      </w:pPr>
+      <w:r>
+        <w:rPr>
+          <w:rFonts w:ascii="Microsoft YaHei" w:eastAsia="Microsoft YaHei" w:hAnsi="Microsoft YaHei"/>
+        </w:rPr>
+        <w:t xml:space="preserve">发布所用的密钥（R-9-2-2）：DD-9-4“更新签名密钥放在CI之外，代码签名的凭据放在CI的机密中”。更新签名密钥是Tauri的签名密钥（失去则无法向已有使用者分发更新），以不联网的运营者电脑中的密钥文件（以口令加密）与纸质备份（保险箱）双重保管。</w:t>
       </w:r>
     </w:p>
     <w:p>
@@ -6118,7 +5816,7 @@
         <w:rPr>
           <w:rFonts w:ascii="Microsoft YaHei" w:eastAsia="Microsoft YaHei" w:hAnsi="Microsoft YaHei"/>
         </w:rPr>
-        <w:t xml:space="preserve">发布所用的密钥（R-9-2-2“发布所用的密钥受到保护”）：DD-9-4“更新签名密钥放在CI之外，代码签名的凭据放在CI的机密中”。更新签名密钥是Tauri的签名密钥（失去则无法向已有使用者分发更新），以不联网的运营者电脑中的密钥文件（以口令加密）与纸质备份（保险箱）双重保管。</w:t>
+        <w:t xml:space="preserve">机密：应用更新的电子签名密钥。放置处：把Tauri的签名密钥文件（以口令加密）放在不联网的运营者电脑上。纸质备份放在保险箱中（第9章 DD-9-4“更新签名密钥放在CI之外，代码签名的凭据放在CI的机密中”）。泄露时：可能被分发伪造的更新。失去则无法分发更新（第9章）</w:t>
       </w:r>
     </w:p>
     <w:p>
@@ -6157,9 +5855,9 @@
       </w:tblPr>
       <w:tblGrid>
         <w:gridCol w:w="892"/>
-        <w:gridCol w:w="3414"/>
-        <w:gridCol w:w="2118"/>
-        <w:gridCol w:w="3214"/>
+        <w:gridCol w:w="3551"/>
+        <w:gridCol w:w="1797"/>
+        <w:gridCol w:w="3398"/>
       </w:tblGrid>
       <w:tr>
         <w:trPr>
@@ -6203,7 +5901,7 @@
         </w:tc>
         <w:tc>
           <w:tcPr>
-            <w:tcW w:type="dxa" w:w="3414"/>
+            <w:tcW w:type="dxa" w:w="3551"/>
             <w:tcBorders>
               <w:top w:val="single" w:color="A6B8D0" w:sz="4"/>
               <w:left w:val="single" w:color="A6B8D0" w:sz="4"/>
@@ -6238,7 +5936,7 @@
         </w:tc>
         <w:tc>
           <w:tcPr>
-            <w:tcW w:type="dxa" w:w="2118"/>
+            <w:tcW w:type="dxa" w:w="1797"/>
             <w:tcBorders>
               <w:top w:val="single" w:color="A6B8D0" w:sz="4"/>
               <w:left w:val="single" w:color="A6B8D0" w:sz="4"/>
@@ -6273,7 +5971,7 @@
         </w:tc>
         <w:tc>
           <w:tcPr>
-            <w:tcW w:type="dxa" w:w="3214"/>
+            <w:tcW w:type="dxa" w:w="3398"/>
             <w:tcBorders>
               <w:top w:val="single" w:color="A6B8D0" w:sz="4"/>
               <w:left w:val="single" w:color="A6B8D0" w:sz="4"/>
@@ -6348,7 +6046,7 @@
         </w:tc>
         <w:tc>
           <w:tcPr>
-            <w:tcW w:type="dxa" w:w="3414"/>
+            <w:tcW w:type="dxa" w:w="3551"/>
             <w:tcBorders>
               <w:top w:val="single" w:color="A6B8D0" w:sz="4"/>
               <w:left w:val="single" w:color="A6B8D0" w:sz="4"/>
@@ -6382,7 +6080,7 @@
         </w:tc>
         <w:tc>
           <w:tcPr>
-            <w:tcW w:type="dxa" w:w="2118"/>
+            <w:tcW w:type="dxa" w:w="1797"/>
             <w:tcBorders>
               <w:top w:val="single" w:color="A6B8D0" w:sz="4"/>
               <w:left w:val="single" w:color="A6B8D0" w:sz="4"/>
@@ -6416,7 +6114,7 @@
         </w:tc>
         <w:tc>
           <w:tcPr>
-            <w:tcW w:type="dxa" w:w="3214"/>
+            <w:tcW w:type="dxa" w:w="3398"/>
             <w:tcBorders>
               <w:top w:val="single" w:color="A6B8D0" w:sz="4"/>
               <w:left w:val="single" w:color="A6B8D0" w:sz="4"/>
@@ -6490,7 +6188,7 @@
         </w:tc>
         <w:tc>
           <w:tcPr>
-            <w:tcW w:type="dxa" w:w="3414"/>
+            <w:tcW w:type="dxa" w:w="3551"/>
             <w:tcBorders>
               <w:top w:val="single" w:color="A6B8D0" w:sz="4"/>
               <w:left w:val="single" w:color="A6B8D0" w:sz="4"/>
@@ -6524,7 +6222,7 @@
         </w:tc>
         <w:tc>
           <w:tcPr>
-            <w:tcW w:type="dxa" w:w="2118"/>
+            <w:tcW w:type="dxa" w:w="1797"/>
             <w:tcBorders>
               <w:top w:val="single" w:color="A6B8D0" w:sz="4"/>
               <w:left w:val="single" w:color="A6B8D0" w:sz="4"/>
@@ -6558,35 +6256,35 @@
         </w:tc>
         <w:tc>
           <w:tcPr>
-            <w:tcW w:type="dxa" w:w="3214"/>
-            <w:tcBorders>
-              <w:top w:val="single" w:color="A6B8D0" w:sz="4"/>
-              <w:left w:val="single" w:color="A6B8D0" w:sz="4"/>
-              <w:bottom w:val="single" w:color="A6B8D0" w:sz="4"/>
-              <w:right w:val="single" w:color="A6B8D0" w:sz="4"/>
-            </w:tcBorders>
-            <w:tcMar>
-              <w:top w:type="dxa" w:w="50"/>
-              <w:left w:type="dxa" w:w="90"/>
-              <w:bottom w:type="dxa" w:w="50"/>
-              <w:right w:type="dxa" w:w="90"/>
-            </w:tcMar>
-          </w:tcPr>
-          <w:p>
-            <w:pPr>
-              <w:keepNext/>
-              <w:keepLines/>
-              <w:spacing w:after="0" w:before="0" w:line="280"/>
-            </w:pPr>
-            <w:r>
-              <w:rPr>
-                <w:rFonts w:ascii="Microsoft YaHei" w:eastAsia="Microsoft YaHei" w:hAnsi="Microsoft YaHei"/>
-                <w:b w:val="false"/>
-                <w:bCs w:val="false"/>
-                <w:sz w:val="18"/>
-                <w:szCs w:val="18"/>
-              </w:rPr>
-              <w:t xml:space="preserve">获取失败时（没有应答、中途断开、不是2xx），从下次确认起改为以镜像优先的获取来源顺序（4.3）。镜像也连续3次失败时告知使用者，指引手动重新安装</w:t>
+            <w:tcW w:type="dxa" w:w="3398"/>
+            <w:tcBorders>
+              <w:top w:val="single" w:color="A6B8D0" w:sz="4"/>
+              <w:left w:val="single" w:color="A6B8D0" w:sz="4"/>
+              <w:bottom w:val="single" w:color="A6B8D0" w:sz="4"/>
+              <w:right w:val="single" w:color="A6B8D0" w:sz="4"/>
+            </w:tcBorders>
+            <w:tcMar>
+              <w:top w:type="dxa" w:w="50"/>
+              <w:left w:type="dxa" w:w="90"/>
+              <w:bottom w:type="dxa" w:w="50"/>
+              <w:right w:type="dxa" w:w="90"/>
+            </w:tcMar>
+          </w:tcPr>
+          <w:p>
+            <w:pPr>
+              <w:keepNext/>
+              <w:keepLines/>
+              <w:spacing w:after="0" w:before="0" w:line="280"/>
+            </w:pPr>
+            <w:r>
+              <w:rPr>
+                <w:rFonts w:ascii="Microsoft YaHei" w:eastAsia="Microsoft YaHei" w:hAnsi="Microsoft YaHei"/>
+                <w:b w:val="false"/>
+                <w:bCs w:val="false"/>
+                <w:sz w:val="18"/>
+                <w:szCs w:val="18"/>
+              </w:rPr>
+              <w:t xml:space="preserve">获取失败时（没有应答、中途断开、不是2xx），依第1章 4.2末尾的共通重试（3次，其后在线路恢复时与每1小时），从下次起改为以镜像优先的获取来源顺序（4.3）。镜像也连续3次失败时告知使用者，指引手动重新安装</w:t>
             </w:r>
           </w:p>
         </w:tc>
@@ -6632,41 +6330,41 @@
         </w:tc>
         <w:tc>
           <w:tcPr>
-            <w:tcW w:type="dxa" w:w="3414"/>
-            <w:tcBorders>
-              <w:top w:val="single" w:color="A6B8D0" w:sz="4"/>
-              <w:left w:val="single" w:color="A6B8D0" w:sz="4"/>
-              <w:bottom w:val="single" w:color="A6B8D0" w:sz="4"/>
-              <w:right w:val="single" w:color="A6B8D0" w:sz="4"/>
-            </w:tcBorders>
-            <w:tcMar>
-              <w:top w:type="dxa" w:w="50"/>
-              <w:left w:type="dxa" w:w="90"/>
-              <w:bottom w:type="dxa" w:w="50"/>
-              <w:right w:type="dxa" w:w="90"/>
-            </w:tcMar>
-          </w:tcPr>
-          <w:p>
-            <w:pPr>
-              <w:keepNext/>
-              <w:keepLines/>
-              <w:spacing w:after="0" w:before="0" w:line="280"/>
-            </w:pPr>
-            <w:r>
-              <w:rPr>
-                <w:rFonts w:ascii="Microsoft YaHei" w:eastAsia="Microsoft YaHei" w:hAnsi="Microsoft YaHei"/>
-                <w:b w:val="false"/>
-                <w:bCs w:val="false"/>
-                <w:sz w:val="18"/>
-                <w:szCs w:val="18"/>
-              </w:rPr>
-              <w:t xml:space="preserve">以嵌入应用的公钥验证更新电子签名</w:t>
-            </w:r>
-          </w:p>
-        </w:tc>
-        <w:tc>
-          <w:tcPr>
-            <w:tcW w:type="dxa" w:w="2118"/>
+            <w:tcW w:type="dxa" w:w="3551"/>
+            <w:tcBorders>
+              <w:top w:val="single" w:color="A6B8D0" w:sz="4"/>
+              <w:left w:val="single" w:color="A6B8D0" w:sz="4"/>
+              <w:bottom w:val="single" w:color="A6B8D0" w:sz="4"/>
+              <w:right w:val="single" w:color="A6B8D0" w:sz="4"/>
+            </w:tcBorders>
+            <w:tcMar>
+              <w:top w:type="dxa" w:w="50"/>
+              <w:left w:type="dxa" w:w="90"/>
+              <w:bottom w:type="dxa" w:w="50"/>
+              <w:right w:type="dxa" w:w="90"/>
+            </w:tcMar>
+          </w:tcPr>
+          <w:p>
+            <w:pPr>
+              <w:keepNext/>
+              <w:keepLines/>
+              <w:spacing w:after="0" w:before="0" w:line="280"/>
+            </w:pPr>
+            <w:r>
+              <w:rPr>
+                <w:rFonts w:ascii="Microsoft YaHei" w:eastAsia="Microsoft YaHei" w:hAnsi="Microsoft YaHei"/>
+                <w:b w:val="false"/>
+                <w:bCs w:val="false"/>
+                <w:sz w:val="18"/>
+                <w:szCs w:val="18"/>
+              </w:rPr>
+              <w:t xml:space="preserve">以tough验证TUF的元数据（4.3），其次以嵌入应用的公钥验证更新电子签名</w:t>
+            </w:r>
+          </w:p>
+        </w:tc>
+        <w:tc>
+          <w:tcPr>
+            <w:tcW w:type="dxa" w:w="1797"/>
             <w:tcBorders>
               <w:top w:val="single" w:color="A6B8D0" w:sz="4"/>
               <w:left w:val="single" w:color="A6B8D0" w:sz="4"/>
@@ -6700,7 +6398,7 @@
         </w:tc>
         <w:tc>
           <w:tcPr>
-            <w:tcW w:type="dxa" w:w="3214"/>
+            <w:tcW w:type="dxa" w:w="3398"/>
             <w:tcBorders>
               <w:top w:val="single" w:color="A6B8D0" w:sz="4"/>
               <w:left w:val="single" w:color="A6B8D0" w:sz="4"/>
@@ -6774,7 +6472,7 @@
         </w:tc>
         <w:tc>
           <w:tcPr>
-            <w:tcW w:type="dxa" w:w="3414"/>
+            <w:tcW w:type="dxa" w:w="3551"/>
             <w:tcBorders>
               <w:top w:val="single" w:color="A6B8D0" w:sz="4"/>
               <w:left w:val="single" w:color="A6B8D0" w:sz="4"/>
@@ -6808,7 +6506,7 @@
         </w:tc>
         <w:tc>
           <w:tcPr>
-            <w:tcW w:type="dxa" w:w="2118"/>
+            <w:tcW w:type="dxa" w:w="1797"/>
             <w:tcBorders>
               <w:top w:val="single" w:color="A6B8D0" w:sz="4"/>
               <w:left w:val="single" w:color="A6B8D0" w:sz="4"/>
@@ -6842,7 +6540,7 @@
         </w:tc>
         <w:tc>
           <w:tcPr>
-            <w:tcW w:type="dxa" w:w="3214"/>
+            <w:tcW w:type="dxa" w:w="3398"/>
             <w:tcBorders>
               <w:top w:val="single" w:color="A6B8D0" w:sz="4"/>
               <w:left w:val="single" w:color="A6B8D0" w:sz="4"/>
@@ -6916,7 +6614,7 @@
         </w:tc>
         <w:tc>
           <w:tcPr>
-            <w:tcW w:type="dxa" w:w="3414"/>
+            <w:tcW w:type="dxa" w:w="3551"/>
             <w:tcBorders>
               <w:top w:val="single" w:color="A6B8D0" w:sz="4"/>
               <w:left w:val="single" w:color="A6B8D0" w:sz="4"/>
@@ -6950,7 +6648,7 @@
         </w:tc>
         <w:tc>
           <w:tcPr>
-            <w:tcW w:type="dxa" w:w="2118"/>
+            <w:tcW w:type="dxa" w:w="1797"/>
             <w:tcBorders>
               <w:top w:val="single" w:color="A6B8D0" w:sz="4"/>
               <w:left w:val="single" w:color="A6B8D0" w:sz="4"/>
@@ -6984,7 +6682,7 @@
         </w:tc>
         <w:tc>
           <w:tcPr>
-            <w:tcW w:type="dxa" w:w="3214"/>
+            <w:tcW w:type="dxa" w:w="3398"/>
             <w:tcBorders>
               <w:top w:val="single" w:color="A6B8D0" w:sz="4"/>
               <w:left w:val="single" w:color="A6B8D0" w:sz="4"/>
@@ -7058,7 +6756,7 @@
         </w:tc>
         <w:tc>
           <w:tcPr>
-            <w:tcW w:type="dxa" w:w="3414"/>
+            <w:tcW w:type="dxa" w:w="3551"/>
             <w:tcBorders>
               <w:top w:val="single" w:color="A6B8D0" w:sz="4"/>
               <w:left w:val="single" w:color="A6B8D0" w:sz="4"/>
@@ -7092,7 +6790,7 @@
         </w:tc>
         <w:tc>
           <w:tcPr>
-            <w:tcW w:type="dxa" w:w="2118"/>
+            <w:tcW w:type="dxa" w:w="1797"/>
             <w:tcBorders>
               <w:top w:val="single" w:color="A6B8D0" w:sz="4"/>
               <w:left w:val="single" w:color="A6B8D0" w:sz="4"/>
@@ -7126,7 +6824,7 @@
         </w:tc>
         <w:tc>
           <w:tcPr>
-            <w:tcW w:type="dxa" w:w="3214"/>
+            <w:tcW w:type="dxa" w:w="3398"/>
             <w:tcBorders>
               <w:top w:val="single" w:color="A6B8D0" w:sz="4"/>
               <w:left w:val="single" w:color="A6B8D0" w:sz="4"/>
@@ -7180,7 +6878,103 @@
         <w:rPr>
           <w:rFonts w:ascii="Microsoft YaHei" w:eastAsia="Microsoft YaHei" w:hAnsi="Microsoft YaHei"/>
         </w:rPr>
-        <w:t xml:space="preserve">不需要使用者的操作（R-9-3-1“无需操作即被更新，收到的内容会被验证”）。只让替换的时机配合使用者的操作（DD-9-5“替换在关闭时或使用者按下按钮时进行”）。</w:t>
+        <w:t xml:space="preserve">不需要使用者的操作（R-9-3-1）。只让替换的时机配合使用者的操作（DD-9-5“替换在关闭时或使用者按下按钮时进行”）。</w:t>
+      </w:r>
+    </w:p>
+    <w:p>
+      <w:pPr>
+        <w:pStyle w:val="ListParagraph"/>
+        <w:keepNext/>
+        <w:keepLines/>
+        <w:numPr>
+          <w:ilvl w:val="0"/>
+          <w:numId w:val="2"/>
+        </w:numPr>
+        <w:spacing w:after="20" w:before="20" w:line="300"/>
+      </w:pPr>
+      <w:r>
+        <w:rPr>
+          <w:rFonts w:ascii="Microsoft YaHei" w:eastAsia="Microsoft YaHei" w:hAnsi="Microsoft YaHei"/>
+        </w:rPr>
+        <w:t xml:space="preserve">确认更新时发送的只有获取的请求，对方能看到IP地址。请求的User-Agent为更新组件的名称与版本（</w:t>
+      </w:r>
+      <w:r>
+        <w:rPr>
+          <w:rFonts w:ascii="Consolas" w:eastAsia="Microsoft YaHei" w:hAnsi="Consolas"/>
+        </w:rPr>
+        <w:t xml:space="preserve">tauri-plugin-updater/&lt;版本&gt;</w:t>
+      </w:r>
+      <w:r>
+        <w:rPr>
+          <w:rFonts w:ascii="Microsoft YaHei" w:eastAsia="Microsoft YaHei" w:hAnsi="Microsoft YaHei"/>
+        </w:rPr>
+        <w:t xml:space="preserve">），不发送应用的版本（tauri-plugin-updater的updater.rs）（第12章 5.2“向终端之外发送的一览”）。</w:t>
+      </w:r>
+    </w:p>
+    <w:p>
+      <w:pPr>
+        <w:pStyle w:val="ListParagraph"/>
+        <w:keepNext/>
+        <w:keepLines/>
+        <w:numPr>
+          <w:ilvl w:val="0"/>
+          <w:numId w:val="2"/>
+        </w:numPr>
+        <w:spacing w:after="20" w:before="20" w:line="300"/>
+      </w:pPr>
+      <w:r>
+        <w:rPr>
+          <w:rFonts w:ascii="Microsoft YaHei" w:eastAsia="Microsoft YaHei" w:hAnsi="Microsoft YaHei"/>
+        </w:rPr>
+        <w:t xml:space="preserve">操作系统的关机、注销（Windows的</w:t>
+      </w:r>
+      <w:r>
+        <w:rPr>
+          <w:rFonts w:ascii="Consolas" w:eastAsia="Microsoft YaHei" w:hAnsi="Consolas"/>
+        </w:rPr>
+        <w:t xml:space="preserve">WM_QUERYENDSESSION</w:t>
+      </w:r>
+      <w:r>
+        <w:rPr>
+          <w:rFonts w:ascii="Microsoft YaHei" w:eastAsia="Microsoft YaHei" w:hAnsi="Microsoft YaHei"/>
+        </w:rPr>
+        <w:t xml:space="preserve">、macOS的</w:t>
+      </w:r>
+      <w:r>
+        <w:rPr>
+          <w:rFonts w:ascii="Consolas" w:eastAsia="Microsoft YaHei" w:hAnsi="Consolas"/>
+        </w:rPr>
+        <w:t xml:space="preserve">applicationShouldTerminate</w:t>
+      </w:r>
+      <w:r>
+        <w:rPr>
+          <w:rFonts w:ascii="Microsoft YaHei" w:eastAsia="Microsoft YaHei" w:hAnsi="Microsoft YaHei"/>
+        </w:rPr>
+        <w:t xml:space="preserve">、Tauri的</w:t>
+      </w:r>
+      <w:r>
+        <w:rPr>
+          <w:rFonts w:ascii="Consolas" w:eastAsia="Microsoft YaHei" w:hAnsi="Consolas"/>
+        </w:rPr>
+        <w:t xml:space="preserve">ExitRequested</w:t>
+      </w:r>
+      <w:r>
+        <w:rPr>
+          <w:rFonts w:ascii="Microsoft YaHei" w:eastAsia="Microsoft YaHei" w:hAnsi="Microsoft YaHei"/>
+        </w:rPr>
+        <w:t xml:space="preserve">）时不开始替换，只保存作业，放置</w:t>
+      </w:r>
+      <w:r>
+        <w:rPr>
+          <w:rFonts w:ascii="Consolas" w:eastAsia="Microsoft YaHei" w:hAnsi="Consolas"/>
+        </w:rPr>
+        <w:t xml:space="preserve">state/update-pending</w:t>
+      </w:r>
+      <w:r>
+        <w:rPr>
+          <w:rFonts w:ascii="Microsoft YaHei" w:eastAsia="Microsoft YaHei" w:hAnsi="Microsoft YaHei"/>
+        </w:rPr>
+        <w:t xml:space="preserve">标记。下次启动时在显示界面之前用已验证的分发物替换（与Firefox的staged update在下次启动时应用相同）。仅在使用者操作关闭时当场替换（DD-9-5）。</w:t>
       </w:r>
     </w:p>
     <w:p>
@@ -7198,19 +6992,7 @@
         <w:rPr>
           <w:rFonts w:ascii="Microsoft YaHei" w:eastAsia="Microsoft YaHei" w:hAnsi="Microsoft YaHei"/>
         </w:rPr>
-        <w:t xml:space="preserve">确认更新时发送的只有获取的请求，对方能看到IP地址。请求的User-Agent为更新组件的名称与版本（</w:t>
-      </w:r>
-      <w:r>
-        <w:rPr>
-          <w:rFonts w:ascii="Consolas" w:eastAsia="Microsoft YaHei" w:hAnsi="Consolas"/>
-        </w:rPr>
-        <w:t xml:space="preserve">tauri-plugin-updater/&lt;版本&gt;</w:t>
-      </w:r>
-      <w:r>
-        <w:rPr>
-          <w:rFonts w:ascii="Microsoft YaHei" w:eastAsia="Microsoft YaHei" w:hAnsi="Microsoft YaHei"/>
-        </w:rPr>
-        <w:t xml:space="preserve">），不发送应用的版本（tauri-plugin-updater的updater.rs）（第12章 5.2“向终端之外发送的一览”）。</w:t>
+        <w:t xml:space="preserve">分发物的临时存放处为Tauri更新组件的临时位置（操作系统的临时文件夹），获取前确认空余为分发物大小的2倍以上（不足时在下次确认时再试，并在G-21显示一行）。</w:t>
       </w:r>
     </w:p>
     <w:p>
@@ -7239,7 +7021,91 @@
         <w:rPr>
           <w:rFonts w:ascii="Microsoft YaHei" w:eastAsia="Microsoft YaHei" w:hAnsi="Microsoft YaHei"/>
         </w:rPr>
-        <w:t xml:space="preserve">在参考信息中持有“最低版本”，比它旧的版本停止C2PA签名、登记并要求更新（为了跟上记录格式与参考信息格式的变更）。浏览（核验界面）、证据包的取出、备份的制作，在旧版本上也能使用（为了不让使用者无法取出自己的记录）。</w:t>
+        <w:t xml:space="preserve">版本的比较依SemVer的顺序。预览版（5.1）以去掉先行版本标记的本体版本比较。</w:t>
+      </w:r>
+    </w:p>
+    <w:p>
+      <w:pPr>
+        <w:pStyle w:val="ListParagraph"/>
+        <w:keepNext/>
+        <w:keepLines/>
+        <w:numPr>
+          <w:ilvl w:val="0"/>
+          <w:numId w:val="2"/>
+        </w:numPr>
+        <w:spacing w:after="20" w:before="20" w:line="300"/>
+      </w:pPr>
+      <w:r>
+        <w:rPr>
+          <w:rFonts w:ascii="Microsoft YaHei" w:eastAsia="Microsoft YaHei" w:hAnsi="Microsoft YaHei"/>
+        </w:rPr>
+        <w:t xml:space="preserve">在参考信息的</w:t>
+      </w:r>
+      <w:r>
+        <w:rPr>
+          <w:rFonts w:ascii="Consolas" w:eastAsia="Microsoft YaHei" w:hAnsi="Consolas"/>
+        </w:rPr>
+        <w:t xml:space="preserve">minimum-version.json</w:t>
+      </w:r>
+      <w:r>
+        <w:rPr>
+          <w:rFonts w:ascii="Microsoft YaHei" w:eastAsia="Microsoft YaHei" w:hAnsi="Microsoft YaHei"/>
+        </w:rPr>
+        <w:t xml:space="preserve">（</w:t>
+      </w:r>
+      <w:r>
+        <w:rPr>
+          <w:rFonts w:ascii="Consolas" w:eastAsia="Microsoft YaHei" w:hAnsi="Consolas"/>
+        </w:rPr>
+        <w:t xml:space="preserve">app</w:t>
+      </w:r>
+      <w:r>
+        <w:rPr>
+          <w:rFonts w:ascii="Microsoft YaHei" w:eastAsia="Microsoft YaHei" w:hAnsi="Microsoft YaHei"/>
+        </w:rPr>
+        <w:t xml:space="preserve">（SemVer）、</w:t>
+      </w:r>
+      <w:r>
+        <w:rPr>
+          <w:rFonts w:ascii="Consolas" w:eastAsia="Microsoft YaHei" w:hAnsi="Consolas"/>
+        </w:rPr>
+        <w:t xml:space="preserve">reason</w:t>
+      </w:r>
+      <w:r>
+        <w:rPr>
+          <w:rFonts w:ascii="Microsoft YaHei" w:eastAsia="Microsoft YaHei" w:hAnsi="Microsoft YaHei"/>
+        </w:rPr>
+        <w:t xml:space="preserve">（3种语言）、</w:t>
+      </w:r>
+      <w:r>
+        <w:rPr>
+          <w:rFonts w:ascii="Consolas" w:eastAsia="Microsoft YaHei" w:hAnsi="Consolas"/>
+        </w:rPr>
+        <w:t xml:space="preserve">date</w:t>
+      </w:r>
+      <w:r>
+        <w:rPr>
+          <w:rFonts w:ascii="Microsoft YaHei" w:eastAsia="Microsoft YaHei" w:hAnsi="Microsoft YaHei"/>
+        </w:rPr>
+        <w:t xml:space="preserve">）中持有“最低版本”，比它旧的版本停止C2PA签名、登记并要求更新（为了跟上记录格式与参考信息格式的变更）。浏览（核验界面）、证据包的取出、备份的制作，在旧版本上也能使用（为了不让使用者无法取出自己的记录）。</w:t>
+      </w:r>
+    </w:p>
+    <w:p>
+      <w:pPr>
+        <w:pStyle w:val="ListParagraph"/>
+        <w:keepNext/>
+        <w:keepLines/>
+        <w:numPr>
+          <w:ilvl w:val="0"/>
+          <w:numId w:val="2"/>
+        </w:numPr>
+        <w:spacing w:after="20" w:before="20" w:line="300"/>
+      </w:pPr>
+      <w:r>
+        <w:rPr>
+          <w:rFonts w:ascii="Microsoft YaHei" w:eastAsia="Microsoft YaHei" w:hAnsi="Microsoft YaHei"/>
+        </w:rPr>
+        <w:t xml:space="preserve">提升最低版本，仅限于①旧版本无法正确处理记录或参考信息的格式的情况，②旧版本有损害使用者记录的错误或漏洞的情况。</w:t>
       </w:r>
     </w:p>
     <w:p>
@@ -7257,7 +7123,19 @@
         <w:rPr>
           <w:rFonts w:ascii="Microsoft YaHei" w:eastAsia="Microsoft YaHei" w:hAnsi="Microsoft YaHei"/>
         </w:rPr>
-        <w:t xml:space="preserve">提升最低版本，仅限于①旧版本无法正确处理记录或参考信息的格式的情况，②旧版本有损害使用者记录的错误或漏洞的情况。</w:t>
+        <w:t xml:space="preserve">同一值也放在更新清单的TUF元数据（委托</w:t>
+      </w:r>
+      <w:r>
+        <w:rPr>
+          <w:rFonts w:ascii="Consolas" w:eastAsia="Microsoft YaHei" w:hAnsi="Consolas"/>
+        </w:rPr>
+        <w:t xml:space="preserve">release</w:t>
+      </w:r>
+      <w:r>
+        <w:rPr>
+          <w:rFonts w:ascii="Microsoft YaHei" w:eastAsia="Microsoft YaHei" w:hAnsi="Microsoft YaHei"/>
+        </w:rPr>
+        <w:t xml:space="preserve">的targets的custom）中，使未同意条款、不获取参考信息的使用者（第12章 DD-12-3）也能经更新清单的途径收到。</w:t>
       </w:r>
     </w:p>
     <w:p>
@@ -8036,31 +7914,31 @@
         <w:rPr>
           <w:rFonts w:ascii="Microsoft YaHei" w:eastAsia="Microsoft YaHei" w:hAnsi="Microsoft YaHei"/>
         </w:rPr>
-        <w:t xml:space="preserve">Tauri仅在应答不是成功（2xx）时才前进到下一个获取来源（官方的说明）。即使GitHub返回成功，若内容已损坏，也无法通过更新电子签名的验证而不被应用。这种情况下在下次确认时先尝试镜像。获取来源的顺序可以在应用运行时通过更新组件的</w:t>
+        <w:t xml:space="preserve">Tauri仅在应答不是成功（2xx）时才前进到下一个获取来源（官方的说明）。即使GitHub返回成功，若内容已损坏，也无法通过更新电子签名的验证而不被应用。Tauri只在说明的获取阶段把获取来源推进到下一个，分发物从说明的</w:t>
       </w:r>
       <w:r>
         <w:rPr>
           <w:rFonts w:ascii="Consolas" w:eastAsia="Microsoft YaHei" w:hAnsi="Consolas"/>
         </w:rPr>
+        <w:t xml:space="preserve">url</w:t>
+      </w:r>
+      <w:r>
+        <w:rPr>
+          <w:rFonts w:ascii="Microsoft YaHei" w:eastAsia="Microsoft YaHei" w:hAnsi="Microsoft YaHei"/>
+        </w:rPr>
+        <w:t xml:space="preserve">获取，因此为防备在中国大陆说明能到达而分发物被阻断的情况，获取来源的顺序由应用一方决定，通过更新组件的</w:t>
+      </w:r>
+      <w:r>
+        <w:rPr>
+          <w:rFonts w:ascii="Consolas" w:eastAsia="Microsoft YaHei" w:hAnsi="Consolas"/>
+        </w:rPr>
         <w:t xml:space="preserve">endpoints</w:t>
       </w:r>
       <w:r>
         <w:rPr>
           <w:rFonts w:ascii="Microsoft YaHei" w:eastAsia="Microsoft YaHei" w:hAnsi="Microsoft YaHei"/>
         </w:rPr>
-        <w:t xml:space="preserve">传入（tauri-plugin-updater的updater.rs），因此计数在GitHub上获取分发物失败的次数与验证失败的次数，失败后以镜像优先的顺序重新确认。Tauri只在说明的获取阶段把获取来源推进到下一个，分发物从说明的</w:t>
-      </w:r>
-      <w:r>
-        <w:rPr>
-          <w:rFonts w:ascii="Consolas" w:eastAsia="Microsoft YaHei" w:hAnsi="Consolas"/>
-        </w:rPr>
-        <w:t xml:space="preserve">url</w:t>
-      </w:r>
-      <w:r>
-        <w:rPr>
-          <w:rFonts w:ascii="Microsoft YaHei" w:eastAsia="Microsoft YaHei" w:hAnsi="Microsoft YaHei"/>
-        </w:rPr>
-        <w:t xml:space="preserve">获取，因此为防备在中国大陆说明能到达而分发物被阻断的情况，由应用一方改变顺序。</w:t>
+        <w:t xml:space="preserve">传入（tauri-plugin-updater的updater.rs）。顺序与把失败的获取来源排到后面的规则依第1章 4.2“与外部的往来”。</w:t>
       </w:r>
     </w:p>
     <w:p>
@@ -8084,7 +7962,7 @@
     <w:p>
       <w:pPr>
         <w:pStyle w:val="ListParagraph"/>
-        <w:keepNext w:val="false"/>
+        <w:keepNext/>
         <w:keepLines/>
         <w:numPr>
           <w:ilvl w:val="0"/>
@@ -8133,17 +8011,6 @@
           <w:rFonts w:ascii="Microsoft YaHei" w:eastAsia="Microsoft YaHei" w:hAnsi="Microsoft YaHei"/>
         </w:rPr>
         <w:t xml:space="preserve">与电子签名的版本不一致的更新不予应用（DD-9-2“更新通过Tauri的机制获取，并核对更新清单与电子签名中的版本”）。</w:t>
-      </w:r>
-    </w:p>
-    <w:p>
-      <w:pPr>
-        <w:pStyle w:val="Heading2"/>
-      </w:pPr>
-      <w:r>
-        <w:rPr>
-          <w:rFonts w:ascii="Microsoft YaHei" w:eastAsia="Microsoft YaHei" w:hAnsi="Microsoft YaHei"/>
-        </w:rPr>
-        <w:t xml:space="preserve">4.4 记录格式的迁移</w:t>
       </w:r>
     </w:p>
     <w:p>
@@ -8161,19 +8028,223 @@
         <w:rPr>
           <w:rFonts w:ascii="Microsoft YaHei" w:eastAsia="Microsoft YaHei" w:hAnsi="Microsoft YaHei"/>
         </w:rPr>
-        <w:t xml:space="preserve">在提升记录</w:t>
+        <w:t xml:space="preserve">更新的说明与参考信息包，以The Update Framework（TUF）规范形式的元数据（</w:t>
       </w:r>
       <w:r>
         <w:rPr>
           <w:rFonts w:ascii="Consolas" w:eastAsia="Microsoft YaHei" w:hAnsi="Consolas"/>
         </w:rPr>
-        <w:t xml:space="preserve">schema</w:t>
-      </w:r>
-      <w:r>
-        <w:rPr>
-          <w:rFonts w:ascii="Microsoft YaHei" w:eastAsia="Microsoft YaHei" w:hAnsi="Microsoft YaHei"/>
-        </w:rPr>
-        <w:t xml:space="preserve">版本的更新中，在新版本首次启动时进行迁移。</w:t>
+        <w:t xml:space="preserve">root.json</w:t>
+      </w:r>
+      <w:r>
+        <w:rPr>
+          <w:rFonts w:ascii="Microsoft YaHei" w:eastAsia="Microsoft YaHei" w:hAnsi="Microsoft YaHei"/>
+        </w:rPr>
+        <w:t xml:space="preserve">：把NRSD的密钥分为角色。</w:t>
+      </w:r>
+      <w:r>
+        <w:rPr>
+          <w:rFonts w:ascii="Consolas" w:eastAsia="Microsoft YaHei" w:hAnsi="Consolas"/>
+        </w:rPr>
+        <w:t xml:space="preserve">targets.json</w:t>
+      </w:r>
+      <w:r>
+        <w:rPr>
+          <w:rFonts w:ascii="Microsoft YaHei" w:eastAsia="Microsoft YaHei" w:hAnsi="Microsoft YaHei"/>
+        </w:rPr>
+        <w:t xml:space="preserve">：分发物与参考信息各文件的哈希与大小。</w:t>
+      </w:r>
+      <w:r>
+        <w:rPr>
+          <w:rFonts w:ascii="Consolas" w:eastAsia="Microsoft YaHei" w:hAnsi="Consolas"/>
+        </w:rPr>
+        <w:t xml:space="preserve">snapshot.json</w:t>
+      </w:r>
+      <w:r>
+        <w:rPr>
+          <w:rFonts w:ascii="Microsoft YaHei" w:eastAsia="Microsoft YaHei" w:hAnsi="Microsoft YaHei"/>
+        </w:rPr>
+        <w:t xml:space="preserve">。</w:t>
+      </w:r>
+      <w:r>
+        <w:rPr>
+          <w:rFonts w:ascii="Consolas" w:eastAsia="Microsoft YaHei" w:hAnsi="Consolas"/>
+        </w:rPr>
+        <w:t xml:space="preserve">timestamp.json</w:t>
+      </w:r>
+      <w:r>
+        <w:rPr>
+          <w:rFonts w:ascii="Microsoft YaHei" w:eastAsia="Microsoft YaHei" w:hAnsi="Microsoft YaHei"/>
+        </w:rPr>
+        <w:t xml:space="preserve">：期限7日（初始值））分发，应用以tough（Rust的TUF实现）验证之后，再把分发物交给Tauri的更新机制。冻结以timestamp的期限、回退以版本编号、组合伪造以snapshot检出。密钥的更换以root的版本进行，不等待应用的更新（取代第1章 18.3的步骤。与第8章 3.4的包的验证合为一体）。角色的密钥与期限：root为2个（与更新签名密钥同一台不联网电脑上的密钥，以及参考信息的硬件令牌），阈值1，期限1年（PEP 458建议3个且阈值2，但NRSD为1人，因此以放在不同地方的2个密钥防备丢失）。顶层的targets为离线电脑的密钥，期限6个月。委托</w:t>
+      </w:r>
+      <w:r>
+        <w:rPr>
+          <w:rFonts w:ascii="Consolas" w:eastAsia="Microsoft YaHei" w:hAnsi="Consolas"/>
+        </w:rPr>
+        <w:t xml:space="preserve">reference</w:t>
+      </w:r>
+      <w:r>
+        <w:rPr>
+          <w:rFonts w:ascii="Microsoft YaHei" w:eastAsia="Microsoft YaHei" w:hAnsi="Microsoft YaHei"/>
+        </w:rPr>
+        <w:t xml:space="preserve">（</w:t>
+      </w:r>
+      <w:r>
+        <w:rPr>
+          <w:rFonts w:ascii="Consolas" w:eastAsia="Microsoft YaHei" w:hAnsi="Consolas"/>
+        </w:rPr>
+        <w:t xml:space="preserve">reference/*</w:t>
+      </w:r>
+      <w:r>
+        <w:rPr>
+          <w:rFonts w:ascii="Microsoft YaHei" w:eastAsia="Microsoft YaHei" w:hAnsi="Microsoft YaHei"/>
+        </w:rPr>
+        <w:t xml:space="preserve">）为主、备2个硬件令牌的密钥，阈值1，期限120日（包的期限）。委托</w:t>
+      </w:r>
+      <w:r>
+        <w:rPr>
+          <w:rFonts w:ascii="Consolas" w:eastAsia="Microsoft YaHei" w:hAnsi="Consolas"/>
+        </w:rPr>
+        <w:t xml:space="preserve">release</w:t>
+      </w:r>
+      <w:r>
+        <w:rPr>
+          <w:rFonts w:ascii="Microsoft YaHei" w:eastAsia="Microsoft YaHei" w:hAnsi="Microsoft YaHei"/>
+        </w:rPr>
+        <w:t xml:space="preserve">（</w:t>
+      </w:r>
+      <w:r>
+        <w:rPr>
+          <w:rFonts w:ascii="Consolas" w:eastAsia="Microsoft YaHei" w:hAnsi="Consolas"/>
+        </w:rPr>
+        <w:t xml:space="preserve">dist/*</w:t>
+      </w:r>
+      <w:r>
+        <w:rPr>
+          <w:rFonts w:ascii="Microsoft YaHei" w:eastAsia="Microsoft YaHei" w:hAnsi="Microsoft YaHei"/>
+        </w:rPr>
+        <w:t xml:space="preserve">）为离线电脑的密钥，期限6个月。snapshot、timestamp为</w:t>
+      </w:r>
+      <w:r>
+        <w:rPr>
+          <w:rFonts w:ascii="Consolas" w:eastAsia="Microsoft YaHei" w:hAnsi="Consolas"/>
+        </w:rPr>
+        <w:t xml:space="preserve">tuf-online</w:t>
+      </w:r>
+      <w:r>
+        <w:rPr>
+          <w:rFonts w:ascii="Microsoft YaHei" w:eastAsia="Microsoft YaHei" w:hAnsi="Microsoft YaHei"/>
+        </w:rPr>
+        <w:t xml:space="preserve">的密钥，期限7日（2026-10-01 NRSD的要求）。委托元数据的文件名依TUF的规则为角色的名称（</w:t>
+      </w:r>
+      <w:r>
+        <w:rPr>
+          <w:rFonts w:ascii="Consolas" w:eastAsia="Microsoft YaHei" w:hAnsi="Consolas"/>
+        </w:rPr>
+        <w:t xml:space="preserve">reference.json</w:t>
+      </w:r>
+      <w:r>
+        <w:rPr>
+          <w:rFonts w:ascii="Microsoft YaHei" w:eastAsia="Microsoft YaHei" w:hAnsi="Microsoft YaHei"/>
+        </w:rPr>
+        <w:t xml:space="preserve">、</w:t>
+      </w:r>
+      <w:r>
+        <w:rPr>
+          <w:rFonts w:ascii="Consolas" w:eastAsia="Microsoft YaHei" w:hAnsi="Consolas"/>
+        </w:rPr>
+        <w:t xml:space="preserve">release.json</w:t>
+      </w:r>
+      <w:r>
+        <w:rPr>
+          <w:rFonts w:ascii="Microsoft YaHei" w:eastAsia="Microsoft YaHei" w:hAnsi="Microsoft YaHei"/>
+        </w:rPr>
+        <w:t xml:space="preserve">。第8章 3.3），本文件与其他章中写作“委托</w:t>
+      </w:r>
+      <w:r>
+        <w:rPr>
+          <w:rFonts w:ascii="Consolas" w:eastAsia="Microsoft YaHei" w:hAnsi="Consolas"/>
+        </w:rPr>
+        <w:t xml:space="preserve">release</w:t>
+      </w:r>
+      <w:r>
+        <w:rPr>
+          <w:rFonts w:ascii="Microsoft YaHei" w:eastAsia="Microsoft YaHei" w:hAnsi="Microsoft YaHei"/>
+        </w:rPr>
+        <w:t xml:space="preserve">的</w:t>
+      </w:r>
+      <w:r>
+        <w:rPr>
+          <w:rFonts w:ascii="Consolas" w:eastAsia="Microsoft YaHei" w:hAnsi="Consolas"/>
+        </w:rPr>
+        <w:t xml:space="preserve">targets.json</w:t>
+      </w:r>
+      <w:r>
+        <w:rPr>
+          <w:rFonts w:ascii="Microsoft YaHei" w:eastAsia="Microsoft YaHei" w:hAnsi="Microsoft YaHei"/>
+        </w:rPr>
+        <w:t xml:space="preserve">”者指</w:t>
+      </w:r>
+      <w:r>
+        <w:rPr>
+          <w:rFonts w:ascii="Consolas" w:eastAsia="Microsoft YaHei" w:hAnsi="Consolas"/>
+        </w:rPr>
+        <w:t xml:space="preserve">release.json</w:t>
+      </w:r>
+      <w:r>
+        <w:rPr>
+          <w:rFonts w:ascii="Microsoft YaHei" w:eastAsia="Microsoft YaHei" w:hAnsi="Microsoft YaHei"/>
+        </w:rPr>
+        <w:t xml:space="preserve">。元数据的放置处为公开页面的</w:t>
+      </w:r>
+      <w:r>
+        <w:rPr>
+          <w:rFonts w:ascii="Consolas" w:eastAsia="Microsoft YaHei" w:hAnsi="Consolas"/>
+        </w:rPr>
+        <w:t xml:space="preserve">tuf/</w:t>
+      </w:r>
+      <w:r>
+        <w:rPr>
+          <w:rFonts w:ascii="Microsoft YaHei" w:eastAsia="Microsoft YaHei" w:hAnsi="Microsoft YaHei"/>
+        </w:rPr>
+        <w:t xml:space="preserve">（第8章 3.3）与香港镜像的同一路径。CI的</w:t>
+      </w:r>
+      <w:r>
+        <w:rPr>
+          <w:rFonts w:ascii="Consolas" w:eastAsia="Microsoft YaHei" w:hAnsi="Consolas"/>
+        </w:rPr>
+        <w:t xml:space="preserve">tuf-online</w:t>
+      </w:r>
+      <w:r>
+        <w:rPr>
+          <w:rFonts w:ascii="Microsoft YaHei" w:eastAsia="Microsoft YaHei" w:hAnsi="Microsoft YaHei"/>
+        </w:rPr>
+        <w:t xml:space="preserve">任务，在每次发布与参考信息公开时，以及即使没有也每3日（初始值。期限7日的一半），重新签名</w:t>
+      </w:r>
+      <w:r>
+        <w:rPr>
+          <w:rFonts w:ascii="Consolas" w:eastAsia="Microsoft YaHei" w:hAnsi="Consolas"/>
+        </w:rPr>
+        <w:t xml:space="preserve">snapshot.json</w:t>
+      </w:r>
+      <w:r>
+        <w:rPr>
+          <w:rFonts w:ascii="Microsoft YaHei" w:eastAsia="Microsoft YaHei" w:hAnsi="Microsoft YaHei"/>
+        </w:rPr>
+        <w:t xml:space="preserve">、</w:t>
+      </w:r>
+      <w:r>
+        <w:rPr>
+          <w:rFonts w:ascii="Consolas" w:eastAsia="Microsoft YaHei" w:hAnsi="Consolas"/>
+        </w:rPr>
+        <w:t xml:space="preserve">timestamp.json</w:t>
+      </w:r>
+      <w:r>
+        <w:rPr>
+          <w:rFonts w:ascii="Microsoft YaHei" w:eastAsia="Microsoft YaHei" w:hAnsi="Microsoft YaHei"/>
+        </w:rPr>
+        <w:t xml:space="preserve">，自动放到公开页面与镜像两处（第8章 3.6）。CI停止而timestamp过期时，应用作为获取失败处理，继续使用手头的版本（第8章 3.4的表的5）。</w:t>
       </w:r>
     </w:p>
     <w:p>
@@ -8191,31 +8262,19 @@
         <w:rPr>
           <w:rFonts w:ascii="Microsoft YaHei" w:eastAsia="Microsoft YaHei" w:hAnsi="Microsoft YaHei"/>
         </w:rPr>
-        <w:t xml:space="preserve">步骤：①迁移之前，把格式会改变的记录（证据文件的格式不变，因此除外）复制到同一位置的</w:t>
+        <w:t xml:space="preserve">Flatpak版（2.1）也嵌入同一</w:t>
       </w:r>
       <w:r>
         <w:rPr>
           <w:rFonts w:ascii="Consolas" w:eastAsia="Microsoft YaHei" w:hAnsi="Consolas"/>
         </w:rPr>
-        <w:t xml:space="preserve">migration-backup/&lt;原版本&gt;/</w:t>
-      </w:r>
-      <w:r>
-        <w:rPr>
-          <w:rFonts w:ascii="Microsoft YaHei" w:eastAsia="Microsoft YaHei" w:hAnsi="Microsoft YaHei"/>
-        </w:rPr>
-        <w:t xml:space="preserve">。复制之前确认空闲容量，不足时不开始迁移并予以告知（第8章 6.1“终端容量的估计”）②进行迁移 ③验证迁移后的记录（记录电子签名、件数、</w:t>
-      </w:r>
-      <w:r>
-        <w:rPr>
-          <w:rFonts w:ascii="Consolas" w:eastAsia="Microsoft YaHei" w:hAnsi="Consolas"/>
-        </w:rPr>
-        <w:t xml:space="preserve">schema</w:t>
-      </w:r>
-      <w:r>
-        <w:rPr>
-          <w:rFonts w:ascii="Microsoft YaHei" w:eastAsia="Microsoft YaHei" w:hAnsi="Microsoft YaHei"/>
-        </w:rPr>
-        <w:t xml:space="preserve">的版本）④成功后保留副本30日（初始值）再删除。</w:t>
+        <w:t xml:space="preserve">root.json</w:t>
+      </w:r>
+      <w:r>
+        <w:rPr>
+          <w:rFonts w:ascii="Microsoft YaHei" w:eastAsia="Microsoft YaHei" w:hAnsi="Microsoft YaHei"/>
+        </w:rPr>
+        <w:t xml:space="preserve">，参考信息的验证与最低版本的处理相同。只有低于最低版本时的提示改为“在Flathub更新”。root密钥的更替经root版本的连锁送达，不依赖应用版本，只有root密钥丢失到低于阈值时才需要经Flathub的新版本。</w:t>
       </w:r>
     </w:p>
     <w:p>
@@ -8233,7 +8292,19 @@
         <w:rPr>
           <w:rFonts w:ascii="Microsoft YaHei" w:eastAsia="Microsoft YaHei" w:hAnsi="Microsoft YaHei"/>
         </w:rPr>
-        <w:t xml:space="preserve">失败时：恢复为副本，显示“更新后的准备失败了。记录保持原样”。新版本以只读方式打开记录（不写入）启动，并显示意见的发送方法（第10章 9“意见受理渠道”）。不指引重新安装旧版本（不进行版本回退。DD-9-6“不分发回退版本的更新”）。</w:t>
+        <w:t xml:space="preserve">机密：TUF的密钥（root、targets为离线：与更新签名密钥、参考信息签名密钥相同的放置处。snapshot、timestamp为在线：CI的另一环境</w:t>
+      </w:r>
+      <w:r>
+        <w:rPr>
+          <w:rFonts w:ascii="Consolas" w:eastAsia="Microsoft YaHei" w:hAnsi="Consolas"/>
+        </w:rPr>
+        <w:t xml:space="preserve">tuf-online</w:t>
+      </w:r>
+      <w:r>
+        <w:rPr>
+          <w:rFonts w:ascii="Microsoft YaHei" w:eastAsia="Microsoft YaHei" w:hAnsi="Microsoft YaHei"/>
+        </w:rPr>
+        <w:t xml:space="preserve">。第11章 DD-11-13、8.3）。放置处：同上。泄露时：root、targets的泄露会导致伪造的分发物、参考信息（与H-22相同的步骤）。snapshot、timestamp的泄露无法制作伪造的内容，只有冻结、混合。更换密钥并提升root的版本</w:t>
       </w:r>
     </w:p>
     <w:p>
@@ -8244,7 +8315,7 @@
         <w:rPr>
           <w:rFonts w:ascii="Microsoft YaHei" w:eastAsia="Microsoft YaHei" w:hAnsi="Microsoft YaHei"/>
         </w:rPr>
-        <w:t xml:space="preserve">4.5 失败与盗用</w:t>
+        <w:t xml:space="preserve">4.4 记录格式的迁移</w:t>
       </w:r>
     </w:p>
     <w:p>
@@ -8262,7 +8333,61 @@
         <w:rPr>
           <w:rFonts w:ascii="Microsoft YaHei" w:eastAsia="Microsoft YaHei" w:hAnsi="Microsoft YaHei"/>
         </w:rPr>
-        <w:t xml:space="preserve">在替换中途停止时：Windows的NSIS可能在保留旧文件的状态下停止。下次启动时若旧版本启动，则从4.1的第2步重新尝试。无法启动时依据README的重新安装步骤（记录不会消失。2.2）。</w:t>
+        <w:t xml:space="preserve">在提升记录</w:t>
+      </w:r>
+      <w:r>
+        <w:rPr>
+          <w:rFonts w:ascii="Consolas" w:eastAsia="Microsoft YaHei" w:hAnsi="Consolas"/>
+        </w:rPr>
+        <w:t xml:space="preserve">schema</w:t>
+      </w:r>
+      <w:r>
+        <w:rPr>
+          <w:rFonts w:ascii="Microsoft YaHei" w:eastAsia="Microsoft YaHei" w:hAnsi="Microsoft YaHei"/>
+        </w:rPr>
+        <w:t xml:space="preserve">版本的更新中，在新版本首次启动时进行迁移。</w:t>
+      </w:r>
+    </w:p>
+    <w:p>
+      <w:pPr>
+        <w:pStyle w:val="ListParagraph"/>
+        <w:keepNext/>
+        <w:keepLines/>
+        <w:numPr>
+          <w:ilvl w:val="0"/>
+          <w:numId w:val="2"/>
+        </w:numPr>
+        <w:spacing w:after="20" w:before="20" w:line="300"/>
+      </w:pPr>
+      <w:r>
+        <w:rPr>
+          <w:rFonts w:ascii="Microsoft YaHei" w:eastAsia="Microsoft YaHei" w:hAnsi="Microsoft YaHei"/>
+        </w:rPr>
+        <w:t xml:space="preserve">步骤：①迁移之前，把格式会改变的记录（证据文件的格式不变，因此除外）复制到同一位置的</w:t>
+      </w:r>
+      <w:r>
+        <w:rPr>
+          <w:rFonts w:ascii="Consolas" w:eastAsia="Microsoft YaHei" w:hAnsi="Consolas"/>
+        </w:rPr>
+        <w:t xml:space="preserve">migration-backup/&lt;原版本&gt;/</w:t>
+      </w:r>
+      <w:r>
+        <w:rPr>
+          <w:rFonts w:ascii="Microsoft YaHei" w:eastAsia="Microsoft YaHei" w:hAnsi="Microsoft YaHei"/>
+        </w:rPr>
+        <w:t xml:space="preserve">。复制之前确认空闲容量，不足时不开始迁移并予以告知（第8章 6.1“终端容量的估计”）②进行迁移 ③验证迁移后的记录（记录电子签名、件数、</w:t>
+      </w:r>
+      <w:r>
+        <w:rPr>
+          <w:rFonts w:ascii="Consolas" w:eastAsia="Microsoft YaHei" w:hAnsi="Consolas"/>
+        </w:rPr>
+        <w:t xml:space="preserve">schema</w:t>
+      </w:r>
+      <w:r>
+        <w:rPr>
+          <w:rFonts w:ascii="Microsoft YaHei" w:eastAsia="Microsoft YaHei" w:hAnsi="Microsoft YaHei"/>
+        </w:rPr>
+        <w:t xml:space="preserve">的版本）④成功后保留副本30日（初始值）再删除。</w:t>
       </w:r>
     </w:p>
     <w:p>
@@ -8280,18 +8405,18 @@
         <w:rPr>
           <w:rFonts w:ascii="Microsoft YaHei" w:eastAsia="Microsoft YaHei" w:hAnsi="Microsoft YaHei"/>
         </w:rPr>
-        <w:t xml:space="preserve">更新途径的盗用（R-9-3-3“对更新途径被劫持有所准备”）：更新签名密钥在仓库之外，因此即使公开仓库的账号被夺取，没有正确更新电子签名的更新也不会被应用。密钥本身泄露时，请使用者从README手动重新安装放入新密钥的版本（Tauri的更新公钥嵌入在应用中，无法自动替换。作为缺口声明）。</w:t>
-      </w:r>
-    </w:p>
-    <w:p>
-      <w:pPr>
-        <w:pStyle w:val="Heading1"/>
-      </w:pPr>
-      <w:r>
-        <w:rPr>
-          <w:rFonts w:ascii="Microsoft YaHei" w:eastAsia="Microsoft YaHei" w:hAnsi="Microsoft YaHei"/>
-        </w:rPr>
-        <w:t xml:space="preserve">5. 获取途径</w:t>
+        <w:t xml:space="preserve">失败时：恢复为副本，显示“更新后的准备失败了。记录保持原样”。新版本以只读方式打开记录（不写入）启动，并显示意见的发送方法（第10章 9“意见受理渠道”）。不指引重新安装旧版本（不进行版本回退。DD-9-6“不分发回退版本的更新”）。</w:t>
+      </w:r>
+    </w:p>
+    <w:p>
+      <w:pPr>
+        <w:pStyle w:val="Heading2"/>
+      </w:pPr>
+      <w:r>
+        <w:rPr>
+          <w:rFonts w:ascii="Microsoft YaHei" w:eastAsia="Microsoft YaHei" w:hAnsi="Microsoft YaHei"/>
+        </w:rPr>
+        <w:t xml:space="preserve">4.5 失败与盗用</w:t>
       </w:r>
     </w:p>
     <w:p>
@@ -8309,7 +8434,7 @@
         <w:rPr>
           <w:rFonts w:ascii="Microsoft YaHei" w:eastAsia="Microsoft YaHei" w:hAnsi="Microsoft YaHei"/>
         </w:rPr>
-        <w:t xml:space="preserve">README（日、中、英）：①能做什么（1段）、②下载（按操作系统的按钮状链接）、③安装方法（按操作系统至多3张图片。Windows为SmartScreen的界面，macOS为拖入“应用程序”的界面，Linux为执行权限）、④官方版的识别方法（发行者名、SHA-256及其确认方法）、⑤比对的步骤（图片签名者与声明码的确认方法）、⑥应用的删除方法与记录的处理（2.2）、⑦不涉及原作的权利、不收集使用者的信息。为了不必查看GitHub界面的其他部分，在README的开头只放这些。</w:t>
+        <w:t xml:space="preserve">在替换中途停止时：Windows的NSIS可能在保留旧文件的状态下停止。下次启动时若旧版本启动，则从4.1的第2步重新尝试。无法启动时依据README的重新安装步骤（记录不会消失。2.2）。</w:t>
       </w:r>
     </w:p>
     <w:p>
@@ -8327,6 +8452,71 @@
         <w:rPr>
           <w:rFonts w:ascii="Microsoft YaHei" w:eastAsia="Microsoft YaHei" w:hAnsi="Microsoft YaHei"/>
         </w:rPr>
+        <w:t xml:space="preserve">更新途径的盗用（R-9-3-3）：更新签名密钥在仓库之外，因此即使公开仓库的账号被夺取，没有正确更新电子签名的更新也不会被应用。密钥本身泄露时，请使用者从README手动重新安装放入新密钥的版本（Tauri的更新公钥嵌入在应用中，无法自动替换。第13章 H-22“NRSD的密钥（更新、参考信息）被盗时，可能被分发伪造的更新、参考信息”）。</w:t>
+      </w:r>
+    </w:p>
+    <w:p>
+      <w:pPr>
+        <w:pStyle w:val="ListParagraph"/>
+        <w:keepNext w:val="false"/>
+        <w:keepLines/>
+        <w:numPr>
+          <w:ilvl w:val="0"/>
+          <w:numId w:val="2"/>
+        </w:numPr>
+        <w:spacing w:after="20" w:before="20" w:line="300"/>
+      </w:pPr>
+      <w:r>
+        <w:rPr>
+          <w:rFonts w:ascii="Microsoft YaHei" w:eastAsia="Microsoft YaHei" w:hAnsi="Microsoft YaHei"/>
+        </w:rPr>
+        <w:t xml:space="preserve">在G-20“设置”中放置从文件手动应用更新分发物的入口（随身套件。5）。至500MB（与第1章 4.2的获取上限相同）。验证放入套件的TUF元数据（4.3）、代码签名、更新电子签名的全部（2026-09-30 NRSD的要求）。</w:t>
+      </w:r>
+    </w:p>
+    <w:p>
+      <w:pPr>
+        <w:pStyle w:val="Heading1"/>
+      </w:pPr>
+      <w:r>
+        <w:rPr>
+          <w:rFonts w:ascii="Microsoft YaHei" w:eastAsia="Microsoft YaHei" w:hAnsi="Microsoft YaHei"/>
+        </w:rPr>
+        <w:t xml:space="preserve">5. 获取途径</w:t>
+      </w:r>
+    </w:p>
+    <w:p>
+      <w:pPr>
+        <w:pStyle w:val="ListParagraph"/>
+        <w:keepNext/>
+        <w:keepLines/>
+        <w:numPr>
+          <w:ilvl w:val="0"/>
+          <w:numId w:val="2"/>
+        </w:numPr>
+        <w:spacing w:after="20" w:before="20" w:line="300"/>
+      </w:pPr>
+      <w:r>
+        <w:rPr>
+          <w:rFonts w:ascii="Microsoft YaHei" w:eastAsia="Microsoft YaHei" w:hAnsi="Microsoft YaHei"/>
+        </w:rPr>
+        <w:t xml:space="preserve">README（日、中、英）：①能做什么（1段）、②下载（按操作系统的按钮状链接。Linux为AppImage与Flathub两个）、③安装方法（按操作系统至多3张图片。Windows为SmartScreen的界面，macOS为拖入“应用程序”的界面，Linux为执行权限）、④官方版的识别方法（发行者名、SHA-256及其确认方法）、⑤比对的步骤（图片签名者与声明码的确认方法）、⑥应用的删除方法与记录的处理（2.2）、⑦不涉及原作的权利、不收集使用者的信息。为了不必查看GitHub界面的其他部分，在README的开头只放这些。</w:t>
+      </w:r>
+    </w:p>
+    <w:p>
+      <w:pPr>
+        <w:pStyle w:val="ListParagraph"/>
+        <w:keepNext/>
+        <w:keepLines/>
+        <w:numPr>
+          <w:ilvl w:val="0"/>
+          <w:numId w:val="2"/>
+        </w:numPr>
+        <w:spacing w:after="20" w:before="20" w:line="300"/>
+      </w:pPr>
+      <w:r>
+        <w:rPr>
+          <w:rFonts w:ascii="Microsoft YaHei" w:eastAsia="Microsoft YaHei" w:hAnsi="Microsoft YaHei"/>
+        </w:rPr>
         <w:t xml:space="preserve">中国大陆：在README的中文节中，刊载指向香港镜像最新版分发物的直接链接及其SHA-256。链接在GitHub的README中，因此在设计计划书 D-12-6“从GitHub的链接分发，并将README写得易于理解”的范围之内。镜像用于更新的获取（4）与首次的获取两者。</w:t>
       </w:r>
     </w:p>
@@ -8345,7 +8535,7 @@
         <w:rPr>
           <w:rFonts w:ascii="Microsoft YaHei" w:eastAsia="Microsoft YaHei" w:hAnsi="Microsoft YaHei"/>
         </w:rPr>
-        <w:t xml:space="preserve">理由：在中国大陆，与github.com的连接经常受到妨碍，发布中大文件的获取很慢（调查资料“GitHub与分发”）。设计计划书把中国的使用者作为主要对象之一，要满足概要设计书 R-8-5-2“从中国大陆也能获取公开仓库的分发物、参考信息”，首次的获取也需要GitHub之外的途径。</w:t>
+        <w:t xml:space="preserve">理由：在中国大陆，与github.com的连接经常受到妨碍，发布中大文件的获取很慢（调查资料“GitHub与分发”）。设计计划书把中国的使用者作为主要对象之一，要满足概要设计书 R-8-5-2，首次的获取也需要GitHub之外的途径。</w:t>
       </w:r>
     </w:p>
     <w:p>
@@ -8422,6 +8612,96 @@
     </w:p>
     <w:p>
       <w:pPr>
+        <w:pStyle w:val="ListParagraph"/>
+        <w:keepNext w:val="false"/>
+        <w:keepLines/>
+        <w:numPr>
+          <w:ilvl w:val="0"/>
+          <w:numId w:val="2"/>
+        </w:numPr>
+        <w:spacing w:after="20" w:before="20" w:line="300"/>
+      </w:pPr>
+      <w:r>
+        <w:rPr>
+          <w:rFonts w:ascii="Microsoft YaHei" w:eastAsia="Microsoft YaHei" w:hAnsi="Microsoft YaHei"/>
+        </w:rPr>
+        <w:t xml:space="preserve">“随身套件”：从G-20“设置”可把应用的分发物（带代码签名、更新电子签名）与最新的参考信息包写出到一个文件夹（</w:t>
+      </w:r>
+      <w:r>
+        <w:rPr>
+          <w:rFonts w:ascii="Consolas" w:eastAsia="Microsoft YaHei" w:hAnsi="Consolas"/>
+        </w:rPr>
+        <w:t xml:space="preserve">c2pa4cosplayer-kit/README.txt</w:t>
+      </w:r>
+      <w:r>
+        <w:rPr>
+          <w:rFonts w:ascii="Microsoft YaHei" w:eastAsia="Microsoft YaHei" w:hAnsi="Microsoft YaHei"/>
+        </w:rPr>
+        <w:t xml:space="preserve">（3种语言）、</w:t>
+      </w:r>
+      <w:r>
+        <w:rPr>
+          <w:rFonts w:ascii="Consolas" w:eastAsia="Microsoft YaHei" w:hAnsi="Consolas"/>
+        </w:rPr>
+        <w:t xml:space="preserve">dist/&lt;版本&gt;/&lt;OS&gt;/</w:t>
+      </w:r>
+      <w:r>
+        <w:rPr>
+          <w:rFonts w:ascii="Microsoft YaHei" w:eastAsia="Microsoft YaHei" w:hAnsi="Microsoft YaHei"/>
+        </w:rPr>
+        <w:t xml:space="preserve">中的分发物与</w:t>
+      </w:r>
+      <w:r>
+        <w:rPr>
+          <w:rFonts w:ascii="Consolas" w:eastAsia="Microsoft YaHei" w:hAnsi="Consolas"/>
+        </w:rPr>
+        <w:t xml:space="preserve">.sig</w:t>
+      </w:r>
+      <w:r>
+        <w:rPr>
+          <w:rFonts w:ascii="Microsoft YaHei" w:eastAsia="Microsoft YaHei" w:hAnsi="Microsoft YaHei"/>
+        </w:rPr>
+        <w:t xml:space="preserve">、</w:t>
+      </w:r>
+      <w:r>
+        <w:rPr>
+          <w:rFonts w:ascii="Consolas" w:eastAsia="Microsoft YaHei" w:hAnsi="Consolas"/>
+        </w:rPr>
+        <w:t xml:space="preserve">reference/</w:t>
+      </w:r>
+      <w:r>
+        <w:rPr>
+          <w:rFonts w:ascii="Microsoft YaHei" w:eastAsia="Microsoft YaHei" w:hAnsi="Microsoft YaHei"/>
+        </w:rPr>
+        <w:t xml:space="preserve">中的信息包与TUF元数据、</w:t>
+      </w:r>
+      <w:r>
+        <w:rPr>
+          <w:rFonts w:ascii="Consolas" w:eastAsia="Microsoft YaHei" w:hAnsi="Consolas"/>
+        </w:rPr>
+        <w:t xml:space="preserve">SHA256SUMS</w:t>
+      </w:r>
+      <w:r>
+        <w:rPr>
+          <w:rFonts w:ascii="Microsoft YaHei" w:eastAsia="Microsoft YaHei" w:hAnsi="Microsoft YaHei"/>
+        </w:rPr>
+        <w:t xml:space="preserve">）。分发物使用更新时获取并验证过的副本（在缓存位置的</w:t>
+      </w:r>
+      <w:r>
+        <w:rPr>
+          <w:rFonts w:ascii="Consolas" w:eastAsia="Microsoft YaHei" w:hAnsi="Consolas"/>
+        </w:rPr>
+        <w:t xml:space="preserve">kits/</w:t>
+      </w:r>
+      <w:r>
+        <w:rPr>
+          <w:rFonts w:ascii="Microsoft YaHei" w:eastAsia="Microsoft YaHei" w:hAnsi="Microsoft YaHei"/>
+        </w:rPr>
+        <w:t xml:space="preserve">只保留1个版本）。没有时从公开仓库、镜像获取并验证后制作。用USB携带，无法到达的环境中的其他使用者可进行安装与更新。验证与通常的获取、更新相同（2026-09-30 NRSD的要求）。</w:t>
+      </w:r>
+    </w:p>
+    <w:p>
+      <w:pPr>
         <w:pStyle w:val="Heading2"/>
       </w:pPr>
       <w:r>
@@ -8506,7 +8786,43 @@
         <w:rPr>
           <w:rFonts w:ascii="Microsoft YaHei" w:eastAsia="Microsoft YaHei" w:hAnsi="Microsoft YaHei"/>
         </w:rPr>
-        <w:t xml:space="preserve">预览版的更新说明放在与官方说明不同的URL，只有试用参加者的应用查看那里。试用之后正式的版本发布时，转到正式的说明。</w:t>
+        <w:t xml:space="preserve">预览版的更新说明放在与官方说明不同的URL，只有试用参加者的应用查看那里。更新签名密钥与正式版相同，预览版的分发物也放在</w:t>
+      </w:r>
+      <w:r>
+        <w:rPr>
+          <w:rFonts w:ascii="Consolas" w:eastAsia="Microsoft YaHei" w:hAnsi="Consolas"/>
+        </w:rPr>
+        <w:t xml:space="preserve">dist/&lt;版本&gt;/</w:t>
+      </w:r>
+      <w:r>
+        <w:rPr>
+          <w:rFonts w:ascii="Microsoft YaHei" w:eastAsia="Microsoft YaHei" w:hAnsi="Microsoft YaHei"/>
+        </w:rPr>
+        <w:t xml:space="preserve">中并载入委托</w:t>
+      </w:r>
+      <w:r>
+        <w:rPr>
+          <w:rFonts w:ascii="Consolas" w:eastAsia="Microsoft YaHei" w:hAnsi="Consolas"/>
+        </w:rPr>
+        <w:t xml:space="preserve">release</w:t>
+      </w:r>
+      <w:r>
+        <w:rPr>
+          <w:rFonts w:ascii="Microsoft YaHei" w:eastAsia="Microsoft YaHei" w:hAnsi="Microsoft YaHei"/>
+        </w:rPr>
+        <w:t xml:space="preserve">的</w:t>
+      </w:r>
+      <w:r>
+        <w:rPr>
+          <w:rFonts w:ascii="Consolas" w:eastAsia="Microsoft YaHei" w:hAnsi="Consolas"/>
+        </w:rPr>
+        <w:t xml:space="preserve">targets.json</w:t>
+      </w:r>
+      <w:r>
+        <w:rPr>
+          <w:rFonts w:ascii="Microsoft YaHei" w:eastAsia="Microsoft YaHei" w:hAnsi="Microsoft YaHei"/>
+        </w:rPr>
+        <w:t xml:space="preserve">（TUF的验证与正式版相同。4.3）。试用之后正式的版本发布时，预览版的应用自动转到正式的说明（2026-09-30 NRSD的要求）。</w:t>
       </w:r>
     </w:p>
     <w:p>
@@ -8684,7 +9000,31 @@
         <w:rPr>
           <w:rFonts w:ascii="Microsoft YaHei" w:eastAsia="Microsoft YaHei" w:hAnsi="Microsoft YaHei"/>
         </w:rPr>
-        <w:t xml:space="preserve">附加更新电子签名（DD-9-4“更新签名密钥放在CI之外，代码签名的凭据放在CI的机密中”）。</w:t>
+        <w:t xml:space="preserve">附加更新电子签名（DD-9-4“更新签名密钥放在CI之外，代码签名的凭据放在CI的机密中”）。在同一台电脑上，把各分发物的哈希与大小载入TUF委托</w:t>
+      </w:r>
+      <w:r>
+        <w:rPr>
+          <w:rFonts w:ascii="Consolas" w:eastAsia="Microsoft YaHei" w:hAnsi="Consolas"/>
+        </w:rPr>
+        <w:t xml:space="preserve">release</w:t>
+      </w:r>
+      <w:r>
+        <w:rPr>
+          <w:rFonts w:ascii="Microsoft YaHei" w:eastAsia="Microsoft YaHei" w:hAnsi="Microsoft YaHei"/>
+        </w:rPr>
+        <w:t xml:space="preserve">的</w:t>
+      </w:r>
+      <w:r>
+        <w:rPr>
+          <w:rFonts w:ascii="Consolas" w:eastAsia="Microsoft YaHei" w:hAnsi="Consolas"/>
+        </w:rPr>
+        <w:t xml:space="preserve">targets.json</w:t>
+      </w:r>
+      <w:r>
+        <w:rPr>
+          <w:rFonts w:ascii="Microsoft YaHei" w:eastAsia="Microsoft YaHei" w:hAnsi="Microsoft YaHei"/>
+        </w:rPr>
+        <w:t xml:space="preserve">并签名（4.3）。</w:t>
       </w:r>
     </w:p>
     <w:p>
@@ -8732,7 +9072,97 @@
         <w:rPr>
           <w:rFonts w:ascii="Microsoft YaHei" w:eastAsia="Microsoft YaHei" w:hAnsi="Microsoft YaHei"/>
         </w:rPr>
-        <w:t xml:space="preserve">，镜像用在镜像上。第8章 3.1“构成”）（使说明不先于分发物出现。说明放在不可变的发布之外，因此可以替换）。</w:t>
+        <w:t xml:space="preserve">，镜像用在镜像上。第8章 3.1“构成”）（使说明不先于分发物出现。说明放在不可变的发布之外，因此可以替换）。把签名后的</w:t>
+      </w:r>
+      <w:r>
+        <w:rPr>
+          <w:rFonts w:ascii="Consolas" w:eastAsia="Microsoft YaHei" w:hAnsi="Consolas"/>
+        </w:rPr>
+        <w:t xml:space="preserve">targets.json</w:t>
+      </w:r>
+      <w:r>
+        <w:rPr>
+          <w:rFonts w:ascii="Microsoft YaHei" w:eastAsia="Microsoft YaHei" w:hAnsi="Microsoft YaHei"/>
+        </w:rPr>
+        <w:t xml:space="preserve">放到公开页面的</w:t>
+      </w:r>
+      <w:r>
+        <w:rPr>
+          <w:rFonts w:ascii="Consolas" w:eastAsia="Microsoft YaHei" w:hAnsi="Consolas"/>
+        </w:rPr>
+        <w:t xml:space="preserve">tuf/</w:t>
+      </w:r>
+      <w:r>
+        <w:rPr>
+          <w:rFonts w:ascii="Microsoft YaHei" w:eastAsia="Microsoft YaHei" w:hAnsi="Microsoft YaHei"/>
+        </w:rPr>
+        <w:t xml:space="preserve">后，CI的</w:t>
+      </w:r>
+      <w:r>
+        <w:rPr>
+          <w:rFonts w:ascii="Consolas" w:eastAsia="Microsoft YaHei" w:hAnsi="Consolas"/>
+        </w:rPr>
+        <w:t xml:space="preserve">tuf-online</w:t>
+      </w:r>
+      <w:r>
+        <w:rPr>
+          <w:rFonts w:ascii="Microsoft YaHei" w:eastAsia="Microsoft YaHei" w:hAnsi="Microsoft YaHei"/>
+        </w:rPr>
+        <w:t xml:space="preserve">重新签名</w:t>
+      </w:r>
+      <w:r>
+        <w:rPr>
+          <w:rFonts w:ascii="Consolas" w:eastAsia="Microsoft YaHei" w:hAnsi="Consolas"/>
+        </w:rPr>
+        <w:t xml:space="preserve">snapshot.json</w:t>
+      </w:r>
+      <w:r>
+        <w:rPr>
+          <w:rFonts w:ascii="Microsoft YaHei" w:eastAsia="Microsoft YaHei" w:hAnsi="Microsoft YaHei"/>
+        </w:rPr>
+        <w:t xml:space="preserve">、</w:t>
+      </w:r>
+      <w:r>
+        <w:rPr>
+          <w:rFonts w:ascii="Consolas" w:eastAsia="Microsoft YaHei" w:hAnsi="Consolas"/>
+        </w:rPr>
+        <w:t xml:space="preserve">timestamp.json</w:t>
+      </w:r>
+      <w:r>
+        <w:rPr>
+          <w:rFonts w:ascii="Microsoft YaHei" w:eastAsia="Microsoft YaHei" w:hAnsi="Microsoft YaHei"/>
+        </w:rPr>
+        <w:t xml:space="preserve">并放到公开页面与镜像（4.3、第8章 3.6）。应用在TUF的验证通过之前不获取新的分发物。公开页面的</w:t>
+      </w:r>
+      <w:r>
+        <w:rPr>
+          <w:rFonts w:ascii="Consolas" w:eastAsia="Microsoft YaHei" w:hAnsi="Consolas"/>
+        </w:rPr>
+        <w:t xml:space="preserve">/rights/</w:t>
+      </w:r>
+      <w:r>
+        <w:rPr>
+          <w:rFonts w:ascii="Microsoft YaHei" w:eastAsia="Microsoft YaHei" w:hAnsi="Microsoft YaHei"/>
+        </w:rPr>
+        <w:t xml:space="preserve">与条款的页面由CI从参考信息的原稿生成，在拉取请求中确认差异之后公开（第8章 3.3）。Flatpak的manifest以拉取请求提交到Flathub的仓库（构建由Flathub的CI进行）。</w:t>
+      </w:r>
+    </w:p>
+    <w:p>
+      <w:pPr>
+        <w:pStyle w:val="ListParagraph"/>
+        <w:keepNext/>
+        <w:keepLines/>
+        <w:numPr>
+          <w:ilvl w:val="0"/>
+          <w:numId w:val="4"/>
+        </w:numPr>
+        <w:spacing w:after="20" w:before="20" w:line="300"/>
+      </w:pPr>
+      <w:r>
+        <w:rPr>
+          <w:rFonts w:ascii="Microsoft YaHei" w:eastAsia="Microsoft YaHei" w:hAnsi="Microsoft YaHei"/>
+        </w:rPr>
+        <w:t xml:space="preserve">根据需要提升参考信息的“最低版本”（4.2）。</w:t>
       </w:r>
     </w:p>
     <w:p>
@@ -8750,7 +9180,31 @@
         <w:rPr>
           <w:rFonts w:ascii="Microsoft YaHei" w:eastAsia="Microsoft YaHei" w:hAnsi="Microsoft YaHei"/>
         </w:rPr>
-        <w:t xml:space="preserve">根据需要提升参考信息的“最低版本”（4.2）。</w:t>
+        <w:t xml:space="preserve">确认与浏览器扩展的兼容表（第6章 2.2.2）。扩展的版本以SemVer独立编号，持有</w:t>
+      </w:r>
+      <w:r>
+        <w:rPr>
+          <w:rFonts w:ascii="Consolas" w:eastAsia="Microsoft YaHei" w:hAnsi="Consolas"/>
+        </w:rPr>
+        <w:t xml:space="preserve">extension/CHANGELOG.md</w:t>
+      </w:r>
+      <w:r>
+        <w:rPr>
+          <w:rFonts w:ascii="Microsoft YaHei" w:eastAsia="Microsoft YaHei" w:hAnsi="Microsoft YaHei"/>
+        </w:rPr>
+        <w:t xml:space="preserve">。向商店提交（Chrome Web Store、AMO的审核）依</w:t>
+      </w:r>
+      <w:r>
+        <w:rPr>
+          <w:rFonts w:ascii="Consolas" w:eastAsia="Microsoft YaHei" w:hAnsi="Consolas"/>
+        </w:rPr>
+        <w:t xml:space="preserve">tools/</w:t>
+      </w:r>
+      <w:r>
+        <w:rPr>
+          <w:rFonts w:ascii="Microsoft YaHei" w:eastAsia="Microsoft YaHei" w:hAnsi="Microsoft YaHei"/>
+        </w:rPr>
+        <w:t xml:space="preserve">的手册。</w:t>
       </w:r>
     </w:p>
     <w:p>
@@ -8826,7 +9280,7 @@
         <w:rPr>
           <w:rFonts w:ascii="Microsoft YaHei" w:eastAsia="Microsoft YaHei" w:hAnsi="Microsoft YaHei"/>
         </w:rPr>
-        <w:t xml:space="preserve">本系统密码的用途为C2PA签名与记录电子签名（ECDSA P-256）、哈希（SHA-256）、备份文件的加密（age格式：scrypt、ChaCha20-Poly1305、HMAC-SHA-256）、更新电子签名（Ed25519。Tauri签名密钥的格式）、通信（TLS），均为公开的标准密码。不实现独自的密码（第12章 DD-12-8“只使用公开的标准密码，公开、免费分发”）。</w:t>
+        <w:t xml:space="preserve">本系统密码的用途为C2PA签名与记录电子签名（ECDSA P-256）、哈希（SHA-256。直接连接的文件传输为BLAKE3）、备份文件的加密（age格式：scrypt、ChaCha20-Poly1305、HMAC-SHA-256。恢复密钥的X25519）、更新电子签名（Ed25519。Tauri签名密钥的格式）、TUF元数据的签名（Ed25519）、直接连接（iroh：QUIC的TLS 1.3、Ed25519的终端密钥、从口令导出密钥的Argon2id、凭口令的密钥协商SPAKE2（RFC 9382）、安全号码的SHA-512）、通信（TLS）（于2026-10-01重新列举了全部），均为公开的标准密码。不实现独自的密码（第12章 DD-12-8“只使用公开的标准密码，公开、免费分发”）。</w:t>
       </w:r>
     </w:p>
     <w:p>
@@ -8921,7 +9375,31 @@
         <w:rPr>
           <w:rFonts w:ascii="Microsoft YaHei" w:eastAsia="Microsoft YaHei" w:hAnsi="Microsoft YaHei"/>
         </w:rPr>
-        <w:t xml:space="preserve">）。SemVer不允许数字以0开头，因此月份写作</w:t>
+        <w:t xml:space="preserve">）。形式符合Semantic Versioning 2.0.0。变更的记录以Keep a Changelog的形式（每个版本有Added、Changed、Fixed、Security的标题。3种语言）写在</w:t>
+      </w:r>
+      <w:r>
+        <w:rPr>
+          <w:rFonts w:ascii="Consolas" w:eastAsia="Microsoft YaHei" w:hAnsi="Consolas"/>
+        </w:rPr>
+        <w:t xml:space="preserve">CHANGELOG.md</w:t>
+      </w:r>
+      <w:r>
+        <w:rPr>
+          <w:rFonts w:ascii="Microsoft YaHei" w:eastAsia="Microsoft YaHei" w:hAnsi="Microsoft YaHei"/>
+        </w:rPr>
+        <w:t xml:space="preserve">中，更新说明的</w:t>
+      </w:r>
+      <w:r>
+        <w:rPr>
+          <w:rFonts w:ascii="Consolas" w:eastAsia="Microsoft YaHei" w:hAnsi="Consolas"/>
+        </w:rPr>
+        <w:t xml:space="preserve">notes</w:t>
+      </w:r>
+      <w:r>
+        <w:rPr>
+          <w:rFonts w:ascii="Microsoft YaHei" w:eastAsia="Microsoft YaHei" w:hAnsi="Microsoft YaHei"/>
+        </w:rPr>
+        <w:t xml:space="preserve">与G-21“通知”的变更点由此生成（2026-10-01 NRSD的要求）。SemVer不允许数字以0开头，因此月份写作</w:t>
       </w:r>
       <w:r>
         <w:rPr>
@@ -9032,9 +9510,9 @@
         </w:tblBorders>
       </w:tblPr>
       <w:tblGrid>
-        <w:gridCol w:w="669"/>
-        <w:gridCol w:w="7309"/>
-        <w:gridCol w:w="1660"/>
+        <w:gridCol w:w="529"/>
+        <w:gridCol w:w="7794"/>
+        <w:gridCol w:w="1315"/>
       </w:tblGrid>
       <w:tr>
         <w:trPr>
@@ -9043,7 +9521,7 @@
         </w:trPr>
         <w:tc>
           <w:tcPr>
-            <w:tcW w:type="dxa" w:w="669"/>
+            <w:tcW w:type="dxa" w:w="529"/>
             <w:tcBorders>
               <w:top w:val="single" w:color="A6B8D0" w:sz="4"/>
               <w:left w:val="single" w:color="A6B8D0" w:sz="4"/>
@@ -9078,7 +9556,7 @@
         </w:tc>
         <w:tc>
           <w:tcPr>
-            <w:tcW w:type="dxa" w:w="7309"/>
+            <w:tcW w:type="dxa" w:w="7794"/>
             <w:tcBorders>
               <w:top w:val="single" w:color="A6B8D0" w:sz="4"/>
               <w:left w:val="single" w:color="A6B8D0" w:sz="4"/>
@@ -9113,7 +9591,7 @@
         </w:tc>
         <w:tc>
           <w:tcPr>
-            <w:tcW w:type="dxa" w:w="1660"/>
+            <w:tcW w:type="dxa" w:w="1315"/>
             <w:tcBorders>
               <w:top w:val="single" w:color="A6B8D0" w:sz="4"/>
               <w:left w:val="single" w:color="A6B8D0" w:sz="4"/>
@@ -9154,7 +9632,7 @@
         </w:trPr>
         <w:tc>
           <w:tcPr>
-            <w:tcW w:type="dxa" w:w="669"/>
+            <w:tcW w:type="dxa" w:w="529"/>
             <w:tcBorders>
               <w:top w:val="single" w:color="A6B8D0" w:sz="4"/>
               <w:left w:val="single" w:color="A6B8D0" w:sz="4"/>
@@ -9188,41 +9666,161 @@
         </w:tc>
         <w:tc>
           <w:tcPr>
-            <w:tcW w:type="dxa" w:w="7309"/>
-            <w:tcBorders>
-              <w:top w:val="single" w:color="A6B8D0" w:sz="4"/>
-              <w:left w:val="single" w:color="A6B8D0" w:sz="4"/>
-              <w:bottom w:val="single" w:color="A6B8D0" w:sz="4"/>
-              <w:right w:val="single" w:color="A6B8D0" w:sz="4"/>
-            </w:tcBorders>
-            <w:tcMar>
-              <w:top w:type="dxa" w:w="50"/>
-              <w:left w:type="dxa" w:w="90"/>
-              <w:bottom w:type="dxa" w:w="50"/>
-              <w:right w:type="dxa" w:w="90"/>
-            </w:tcMar>
-          </w:tcPr>
-          <w:p>
-            <w:pPr>
-              <w:keepNext/>
-              <w:keepLines/>
-              <w:spacing w:after="0" w:before="0" w:line="280"/>
-            </w:pPr>
-            <w:r>
-              <w:rPr>
-                <w:rFonts w:ascii="Microsoft YaHei" w:eastAsia="Microsoft YaHei" w:hAnsi="Microsoft YaHei"/>
-                <w:b w:val="false"/>
-                <w:bCs w:val="false"/>
-                <w:sz w:val="18"/>
-                <w:szCs w:val="18"/>
-              </w:rPr>
-              <w:t xml:space="preserve">把更新的说明（GitHub用与镜像用）恢复为上一个版本，阻止向尚未安装的使用者扩散</w:t>
-            </w:r>
-          </w:p>
-        </w:tc>
-        <w:tc>
-          <w:tcPr>
-            <w:tcW w:type="dxa" w:w="1660"/>
+            <w:tcW w:type="dxa" w:w="7794"/>
+            <w:tcBorders>
+              <w:top w:val="single" w:color="A6B8D0" w:sz="4"/>
+              <w:left w:val="single" w:color="A6B8D0" w:sz="4"/>
+              <w:bottom w:val="single" w:color="A6B8D0" w:sz="4"/>
+              <w:right w:val="single" w:color="A6B8D0" w:sz="4"/>
+            </w:tcBorders>
+            <w:tcMar>
+              <w:top w:type="dxa" w:w="50"/>
+              <w:left w:type="dxa" w:w="90"/>
+              <w:bottom w:type="dxa" w:w="50"/>
+              <w:right w:type="dxa" w:w="90"/>
+            </w:tcMar>
+          </w:tcPr>
+          <w:p>
+            <w:pPr>
+              <w:keepNext/>
+              <w:keepLines/>
+              <w:spacing w:after="0" w:before="0" w:line="280"/>
+            </w:pPr>
+            <w:r>
+              <w:rPr>
+                <w:rFonts w:ascii="Microsoft YaHei" w:eastAsia="Microsoft YaHei" w:hAnsi="Microsoft YaHei"/>
+                <w:b w:val="false"/>
+                <w:bCs w:val="false"/>
+                <w:sz w:val="18"/>
+                <w:szCs w:val="18"/>
+              </w:rPr>
+              <w:t xml:space="preserve">把更新的说明（GitHub用与镜像用）恢复为上一个版本，阻止向尚未安装的使用者扩散。TUF不能回退版本，因此把除去了有错误分发物的新</w:t>
+            </w:r>
+            <w:r>
+              <w:rPr>
+                <w:rFonts w:ascii="Consolas" w:eastAsia="Microsoft YaHei" w:hAnsi="Consolas"/>
+                <w:b w:val="false"/>
+                <w:bCs w:val="false"/>
+                <w:sz w:val="18"/>
+                <w:szCs w:val="18"/>
+              </w:rPr>
+              <w:t xml:space="preserve">targets.json</w:t>
+            </w:r>
+            <w:r>
+              <w:rPr>
+                <w:rFonts w:ascii="Microsoft YaHei" w:eastAsia="Microsoft YaHei" w:hAnsi="Microsoft YaHei"/>
+                <w:b w:val="false"/>
+                <w:bCs w:val="false"/>
+                <w:sz w:val="18"/>
+                <w:szCs w:val="18"/>
+              </w:rPr>
+              <w:t xml:space="preserve">（委托</w:t>
+            </w:r>
+            <w:r>
+              <w:rPr>
+                <w:rFonts w:ascii="Consolas" w:eastAsia="Microsoft YaHei" w:hAnsi="Consolas"/>
+                <w:b w:val="false"/>
+                <w:bCs w:val="false"/>
+                <w:sz w:val="18"/>
+                <w:szCs w:val="18"/>
+              </w:rPr>
+              <w:t xml:space="preserve">release</w:t>
+            </w:r>
+            <w:r>
+              <w:rPr>
+                <w:rFonts w:ascii="Microsoft YaHei" w:eastAsia="Microsoft YaHei" w:hAnsi="Microsoft YaHei"/>
+                <w:b w:val="false"/>
+                <w:bCs w:val="false"/>
+                <w:sz w:val="18"/>
+                <w:szCs w:val="18"/>
+              </w:rPr>
+              <w:t xml:space="preserve">。版本提升1）以离线电脑的密钥签名后放置，由</w:t>
+            </w:r>
+            <w:r>
+              <w:rPr>
+                <w:rFonts w:ascii="Consolas" w:eastAsia="Microsoft YaHei" w:hAnsi="Consolas"/>
+                <w:b w:val="false"/>
+                <w:bCs w:val="false"/>
+                <w:sz w:val="18"/>
+                <w:szCs w:val="18"/>
+              </w:rPr>
+              <w:t xml:space="preserve">tuf-online</w:t>
+            </w:r>
+            <w:r>
+              <w:rPr>
+                <w:rFonts w:ascii="Microsoft YaHei" w:eastAsia="Microsoft YaHei" w:hAnsi="Microsoft YaHei"/>
+                <w:b w:val="false"/>
+                <w:bCs w:val="false"/>
+                <w:sz w:val="18"/>
+                <w:szCs w:val="18"/>
+              </w:rPr>
+              <w:t xml:space="preserve">重新签名</w:t>
+            </w:r>
+            <w:r>
+              <w:rPr>
+                <w:rFonts w:ascii="Consolas" w:eastAsia="Microsoft YaHei" w:hAnsi="Consolas"/>
+                <w:b w:val="false"/>
+                <w:bCs w:val="false"/>
+                <w:sz w:val="18"/>
+                <w:szCs w:val="18"/>
+              </w:rPr>
+              <w:t xml:space="preserve">snapshot</w:t>
+            </w:r>
+            <w:r>
+              <w:rPr>
+                <w:rFonts w:ascii="Microsoft YaHei" w:eastAsia="Microsoft YaHei" w:hAnsi="Microsoft YaHei"/>
+                <w:b w:val="false"/>
+                <w:bCs w:val="false"/>
+                <w:sz w:val="18"/>
+                <w:szCs w:val="18"/>
+              </w:rPr>
+              <w:t xml:space="preserve">、</w:t>
+            </w:r>
+            <w:r>
+              <w:rPr>
+                <w:rFonts w:ascii="Consolas" w:eastAsia="Microsoft YaHei" w:hAnsi="Consolas"/>
+                <w:b w:val="false"/>
+                <w:bCs w:val="false"/>
+                <w:sz w:val="18"/>
+                <w:szCs w:val="18"/>
+              </w:rPr>
+              <w:t xml:space="preserve">timestamp</w:t>
+            </w:r>
+            <w:r>
+              <w:rPr>
+                <w:rFonts w:ascii="Microsoft YaHei" w:eastAsia="Microsoft YaHei" w:hAnsi="Microsoft YaHei"/>
+                <w:b w:val="false"/>
+                <w:bCs w:val="false"/>
+                <w:sz w:val="18"/>
+                <w:szCs w:val="18"/>
+              </w:rPr>
+              <w:t xml:space="preserve">（4.3）。有错误版本的哈希从</w:t>
+            </w:r>
+            <w:r>
+              <w:rPr>
+                <w:rFonts w:ascii="Consolas" w:eastAsia="Microsoft YaHei" w:hAnsi="Consolas"/>
+                <w:b w:val="false"/>
+                <w:bCs w:val="false"/>
+                <w:sz w:val="18"/>
+                <w:szCs w:val="18"/>
+              </w:rPr>
+              <w:t xml:space="preserve">targets.json</w:t>
+            </w:r>
+            <w:r>
+              <w:rPr>
+                <w:rFonts w:ascii="Microsoft YaHei" w:eastAsia="Microsoft YaHei" w:hAnsi="Microsoft YaHei"/>
+                <w:b w:val="false"/>
+                <w:bCs w:val="false"/>
+                <w:sz w:val="18"/>
+                <w:szCs w:val="18"/>
+              </w:rPr>
+              <w:t xml:space="preserve">中消失，因此即使说明仍在，应用也不获取</w:t>
+            </w:r>
+          </w:p>
+        </w:tc>
+        <w:tc>
+          <w:tcPr>
+            <w:tcW w:type="dxa" w:w="1315"/>
             <w:tcBorders>
               <w:top w:val="single" w:color="A6B8D0" w:sz="4"/>
               <w:left w:val="single" w:color="A6B8D0" w:sz="4"/>
@@ -9262,7 +9860,7 @@
         </w:trPr>
         <w:tc>
           <w:tcPr>
-            <w:tcW w:type="dxa" w:w="669"/>
+            <w:tcW w:type="dxa" w:w="529"/>
             <w:tcBorders>
               <w:top w:val="single" w:color="A6B8D0" w:sz="4"/>
               <w:left w:val="single" w:color="A6B8D0" w:sz="4"/>
@@ -9296,7 +9894,7 @@
         </w:tc>
         <w:tc>
           <w:tcPr>
-            <w:tcW w:type="dxa" w:w="7309"/>
+            <w:tcW w:type="dxa" w:w="7794"/>
             <w:tcBorders>
               <w:top w:val="single" w:color="A6B8D0" w:sz="4"/>
               <w:left w:val="single" w:color="A6B8D0" w:sz="4"/>
@@ -9330,7 +9928,7 @@
         </w:tc>
         <w:tc>
           <w:tcPr>
-            <w:tcW w:type="dxa" w:w="1660"/>
+            <w:tcW w:type="dxa" w:w="1315"/>
             <w:tcBorders>
               <w:top w:val="single" w:color="A6B8D0" w:sz="4"/>
               <w:left w:val="single" w:color="A6B8D0" w:sz="4"/>
@@ -9370,7 +9968,7 @@
         </w:trPr>
         <w:tc>
           <w:tcPr>
-            <w:tcW w:type="dxa" w:w="669"/>
+            <w:tcW w:type="dxa" w:w="529"/>
             <w:tcBorders>
               <w:top w:val="single" w:color="A6B8D0" w:sz="4"/>
               <w:left w:val="single" w:color="A6B8D0" w:sz="4"/>
@@ -9404,7 +10002,7 @@
         </w:tc>
         <w:tc>
           <w:tcPr>
-            <w:tcW w:type="dxa" w:w="7309"/>
+            <w:tcW w:type="dxa" w:w="7794"/>
             <w:tcBorders>
               <w:top w:val="single" w:color="A6B8D0" w:sz="4"/>
               <w:left w:val="single" w:color="A6B8D0" w:sz="4"/>
@@ -9438,7 +10036,7 @@
         </w:tc>
         <w:tc>
           <w:tcPr>
-            <w:tcW w:type="dxa" w:w="1660"/>
+            <w:tcW w:type="dxa" w:w="1315"/>
             <w:tcBorders>
               <w:top w:val="single" w:color="A6B8D0" w:sz="4"/>
               <w:left w:val="single" w:color="A6B8D0" w:sz="4"/>
@@ -9478,7 +10076,7 @@
         </w:trPr>
         <w:tc>
           <w:tcPr>
-            <w:tcW w:type="dxa" w:w="669"/>
+            <w:tcW w:type="dxa" w:w="529"/>
             <w:tcBorders>
               <w:top w:val="single" w:color="A6B8D0" w:sz="4"/>
               <w:left w:val="single" w:color="A6B8D0" w:sz="4"/>
@@ -9512,7 +10110,7 @@
         </w:tc>
         <w:tc>
           <w:tcPr>
-            <w:tcW w:type="dxa" w:w="7309"/>
+            <w:tcW w:type="dxa" w:w="7794"/>
             <w:tcBorders>
               <w:top w:val="single" w:color="A6B8D0" w:sz="4"/>
               <w:left w:val="single" w:color="A6B8D0" w:sz="4"/>
@@ -9546,7 +10144,7 @@
         </w:tc>
         <w:tc>
           <w:tcPr>
-            <w:tcW w:type="dxa" w:w="1660"/>
+            <w:tcW w:type="dxa" w:w="1315"/>
             <w:tcBorders>
               <w:top w:val="single" w:color="A6B8D0" w:sz="4"/>
               <w:left w:val="single" w:color="A6B8D0" w:sz="4"/>
@@ -9627,9 +10225,8 @@
         </w:tblBorders>
       </w:tblPr>
       <w:tblGrid>
-        <w:gridCol w:w="1938"/>
-        <w:gridCol w:w="4247"/>
-        <w:gridCol w:w="3453"/>
+        <w:gridCol w:w="4800"/>
+        <w:gridCol w:w="4838"/>
       </w:tblGrid>
       <w:tr>
         <w:trPr>
@@ -9638,7 +10235,7 @@
         </w:trPr>
         <w:tc>
           <w:tcPr>
-            <w:tcW w:type="dxa" w:w="1938"/>
+            <w:tcW w:type="dxa" w:w="4800"/>
             <w:tcBorders>
               <w:top w:val="single" w:color="A6B8D0" w:sz="4"/>
               <w:left w:val="single" w:color="A6B8D0" w:sz="4"/>
@@ -9667,48 +10264,13 @@
                 <w:sz w:val="18"/>
                 <w:szCs w:val="18"/>
               </w:rPr>
-              <w:t xml:space="preserve">要求的编号</w:t>
-            </w:r>
-          </w:p>
-        </w:tc>
-        <w:tc>
-          <w:tcPr>
-            <w:tcW w:type="dxa" w:w="4247"/>
-            <w:tcBorders>
-              <w:top w:val="single" w:color="A6B8D0" w:sz="4"/>
-              <w:left w:val="single" w:color="A6B8D0" w:sz="4"/>
-              <w:bottom w:val="single" w:color="A6B8D0" w:sz="4"/>
-              <w:right w:val="single" w:color="A6B8D0" w:sz="4"/>
-            </w:tcBorders>
-            <w:shd w:fill="DCE6F2" w:color="auto" w:val="clear"/>
-            <w:tcMar>
-              <w:top w:type="dxa" w:w="50"/>
-              <w:left w:type="dxa" w:w="90"/>
-              <w:bottom w:type="dxa" w:w="50"/>
-              <w:right w:type="dxa" w:w="90"/>
-            </w:tcMar>
-          </w:tcPr>
-          <w:p>
-            <w:pPr>
-              <w:keepNext/>
-              <w:keepLines/>
-              <w:spacing w:after="0" w:before="0" w:line="280"/>
-            </w:pPr>
-            <w:r>
-              <w:rPr>
-                <w:rFonts w:ascii="Microsoft YaHei" w:eastAsia="Microsoft YaHei" w:hAnsi="Microsoft YaHei"/>
-                <w:b/>
-                <w:bCs/>
-                <w:sz w:val="18"/>
-                <w:szCs w:val="18"/>
-              </w:rPr>
-              <w:t xml:space="preserve">要求的内容</w:t>
-            </w:r>
-          </w:p>
-        </w:tc>
-        <w:tc>
-          <w:tcPr>
-            <w:tcW w:type="dxa" w:w="3453"/>
+              <w:t xml:space="preserve">要求的编号（文字见概要设计书）</w:t>
+            </w:r>
+          </w:p>
+        </w:tc>
+        <w:tc>
+          <w:tcPr>
+            <w:tcW w:type="dxa" w:w="4838"/>
             <w:tcBorders>
               <w:top w:val="single" w:color="A6B8D0" w:sz="4"/>
               <w:left w:val="single" w:color="A6B8D0" w:sz="4"/>
@@ -9749,7 +10311,7 @@
         </w:trPr>
         <w:tc>
           <w:tcPr>
-            <w:tcW w:type="dxa" w:w="1938"/>
+            <w:tcW w:type="dxa" w:w="4800"/>
             <w:tcBorders>
               <w:top w:val="single" w:color="A6B8D0" w:sz="4"/>
               <w:left w:val="single" w:color="A6B8D0" w:sz="4"/>
@@ -9783,41 +10345,7 @@
         </w:tc>
         <w:tc>
           <w:tcPr>
-            <w:tcW w:type="dxa" w:w="4247"/>
-            <w:tcBorders>
-              <w:top w:val="single" w:color="A6B8D0" w:sz="4"/>
-              <w:left w:val="single" w:color="A6B8D0" w:sz="4"/>
-              <w:bottom w:val="single" w:color="A6B8D0" w:sz="4"/>
-              <w:right w:val="single" w:color="A6B8D0" w:sz="4"/>
-            </w:tcBorders>
-            <w:tcMar>
-              <w:top w:type="dxa" w:w="50"/>
-              <w:left w:type="dxa" w:w="90"/>
-              <w:bottom w:type="dxa" w:w="50"/>
-              <w:right w:type="dxa" w:w="90"/>
-            </w:tcMar>
-          </w:tcPr>
-          <w:p>
-            <w:pPr>
-              <w:keepNext/>
-              <w:keepLines/>
-              <w:spacing w:after="0" w:before="0" w:line="280"/>
-            </w:pPr>
-            <w:r>
-              <w:rPr>
-                <w:rFonts w:ascii="Microsoft YaHei" w:eastAsia="Microsoft YaHei" w:hAnsi="Microsoft YaHei"/>
-                <w:b w:val="false"/>
-                <w:bCs w:val="false"/>
-                <w:sz w:val="18"/>
-                <w:szCs w:val="18"/>
-              </w:rPr>
-              <w:t xml:space="preserve">在3种操作系统上，非技术人员能够安装</w:t>
-            </w:r>
-          </w:p>
-        </w:tc>
-        <w:tc>
-          <w:tcPr>
-            <w:tcW w:type="dxa" w:w="3453"/>
+            <w:tcW w:type="dxa" w:w="4838"/>
             <w:tcBorders>
               <w:top w:val="single" w:color="A6B8D0" w:sz="4"/>
               <w:left w:val="single" w:color="A6B8D0" w:sz="4"/>
@@ -9857,7 +10385,7 @@
         </w:trPr>
         <w:tc>
           <w:tcPr>
-            <w:tcW w:type="dxa" w:w="1938"/>
+            <w:tcW w:type="dxa" w:w="4800"/>
             <w:tcBorders>
               <w:top w:val="single" w:color="A6B8D0" w:sz="4"/>
               <w:left w:val="single" w:color="A6B8D0" w:sz="4"/>
@@ -9891,41 +10419,7 @@
         </w:tc>
         <w:tc>
           <w:tcPr>
-            <w:tcW w:type="dxa" w:w="4247"/>
-            <w:tcBorders>
-              <w:top w:val="single" w:color="A6B8D0" w:sz="4"/>
-              <w:left w:val="single" w:color="A6B8D0" w:sz="4"/>
-              <w:bottom w:val="single" w:color="A6B8D0" w:sz="4"/>
-              <w:right w:val="single" w:color="A6B8D0" w:sz="4"/>
-            </w:tcBorders>
-            <w:tcMar>
-              <w:top w:type="dxa" w:w="50"/>
-              <w:left w:type="dxa" w:w="90"/>
-              <w:bottom w:type="dxa" w:w="50"/>
-              <w:right w:type="dxa" w:w="90"/>
-            </w:tcMar>
-          </w:tcPr>
-          <w:p>
-            <w:pPr>
-              <w:keepNext/>
-              <w:keepLines/>
-              <w:spacing w:after="0" w:before="0" w:line="280"/>
-            </w:pPr>
-            <w:r>
-              <w:rPr>
-                <w:rFonts w:ascii="Microsoft YaHei" w:eastAsia="Microsoft YaHei" w:hAnsi="Microsoft YaHei"/>
-                <w:b w:val="false"/>
-                <w:bCs w:val="false"/>
-                <w:sz w:val="18"/>
-                <w:szCs w:val="18"/>
-              </w:rPr>
-              <w:t xml:space="preserve">卸载时终端数据的处理已确定</w:t>
-            </w:r>
-          </w:p>
-        </w:tc>
-        <w:tc>
-          <w:tcPr>
-            <w:tcW w:type="dxa" w:w="3453"/>
+            <w:tcW w:type="dxa" w:w="4838"/>
             <w:tcBorders>
               <w:top w:val="single" w:color="A6B8D0" w:sz="4"/>
               <w:left w:val="single" w:color="A6B8D0" w:sz="4"/>
@@ -9965,7 +10459,7 @@
         </w:trPr>
         <w:tc>
           <w:tcPr>
-            <w:tcW w:type="dxa" w:w="1938"/>
+            <w:tcW w:type="dxa" w:w="4800"/>
             <w:tcBorders>
               <w:top w:val="single" w:color="A6B8D0" w:sz="4"/>
               <w:left w:val="single" w:color="A6B8D0" w:sz="4"/>
@@ -9999,41 +10493,7 @@
         </w:tc>
         <w:tc>
           <w:tcPr>
-            <w:tcW w:type="dxa" w:w="4247"/>
-            <w:tcBorders>
-              <w:top w:val="single" w:color="A6B8D0" w:sz="4"/>
-              <w:left w:val="single" w:color="A6B8D0" w:sz="4"/>
-              <w:bottom w:val="single" w:color="A6B8D0" w:sz="4"/>
-              <w:right w:val="single" w:color="A6B8D0" w:sz="4"/>
-            </w:tcBorders>
-            <w:tcMar>
-              <w:top w:type="dxa" w:w="50"/>
-              <w:left w:type="dxa" w:w="90"/>
-              <w:bottom w:type="dxa" w:w="50"/>
-              <w:right w:type="dxa" w:w="90"/>
-            </w:tcMar>
-          </w:tcPr>
-          <w:p>
-            <w:pPr>
-              <w:keepNext/>
-              <w:keepLines/>
-              <w:spacing w:after="0" w:before="0" w:line="280"/>
-            </w:pPr>
-            <w:r>
-              <w:rPr>
-                <w:rFonts w:ascii="Microsoft YaHei" w:eastAsia="Microsoft YaHei" w:hAnsi="Microsoft YaHei"/>
-                <w:b w:val="false"/>
-                <w:bCs w:val="false"/>
-                <w:sz w:val="18"/>
-                <w:szCs w:val="18"/>
-              </w:rPr>
-              <w:t xml:space="preserve">能与伪造应用相区别</w:t>
-            </w:r>
-          </w:p>
-        </w:tc>
-        <w:tc>
-          <w:tcPr>
-            <w:tcW w:type="dxa" w:w="3453"/>
+            <w:tcW w:type="dxa" w:w="4838"/>
             <w:tcBorders>
               <w:top w:val="single" w:color="A6B8D0" w:sz="4"/>
               <w:left w:val="single" w:color="A6B8D0" w:sz="4"/>
@@ -10073,7 +10533,7 @@
         </w:trPr>
         <w:tc>
           <w:tcPr>
-            <w:tcW w:type="dxa" w:w="1938"/>
+            <w:tcW w:type="dxa" w:w="4800"/>
             <w:tcBorders>
               <w:top w:val="single" w:color="A6B8D0" w:sz="4"/>
               <w:left w:val="single" w:color="A6B8D0" w:sz="4"/>
@@ -10107,69 +10567,35 @@
         </w:tc>
         <w:tc>
           <w:tcPr>
-            <w:tcW w:type="dxa" w:w="4247"/>
-            <w:tcBorders>
-              <w:top w:val="single" w:color="A6B8D0" w:sz="4"/>
-              <w:left w:val="single" w:color="A6B8D0" w:sz="4"/>
-              <w:bottom w:val="single" w:color="A6B8D0" w:sz="4"/>
-              <w:right w:val="single" w:color="A6B8D0" w:sz="4"/>
-            </w:tcBorders>
-            <w:tcMar>
-              <w:top w:type="dxa" w:w="50"/>
-              <w:left w:type="dxa" w:w="90"/>
-              <w:bottom w:type="dxa" w:w="50"/>
-              <w:right w:type="dxa" w:w="90"/>
-            </w:tcMar>
-          </w:tcPr>
-          <w:p>
-            <w:pPr>
-              <w:keepNext/>
-              <w:keepLines/>
-              <w:spacing w:after="0" w:before="0" w:line="280"/>
-            </w:pPr>
-            <w:r>
-              <w:rPr>
-                <w:rFonts w:ascii="Microsoft YaHei" w:eastAsia="Microsoft YaHei" w:hAnsi="Microsoft YaHei"/>
-                <w:b w:val="false"/>
-                <w:bCs w:val="false"/>
-                <w:sz w:val="18"/>
-                <w:szCs w:val="18"/>
-              </w:rPr>
-              <w:t xml:space="preserve">发布所用的密钥受到保护</w:t>
-            </w:r>
-          </w:p>
-        </w:tc>
-        <w:tc>
-          <w:tcPr>
-            <w:tcW w:type="dxa" w:w="3453"/>
-            <w:tcBorders>
-              <w:top w:val="single" w:color="A6B8D0" w:sz="4"/>
-              <w:left w:val="single" w:color="A6B8D0" w:sz="4"/>
-              <w:bottom w:val="single" w:color="A6B8D0" w:sz="4"/>
-              <w:right w:val="single" w:color="A6B8D0" w:sz="4"/>
-            </w:tcBorders>
-            <w:tcMar>
-              <w:top w:type="dxa" w:w="50"/>
-              <w:left w:type="dxa" w:w="90"/>
-              <w:bottom w:type="dxa" w:w="50"/>
-              <w:right w:type="dxa" w:w="90"/>
-            </w:tcMar>
-          </w:tcPr>
-          <w:p>
-            <w:pPr>
-              <w:keepNext/>
-              <w:keepLines/>
-              <w:spacing w:after="0" w:before="0" w:line="280"/>
-            </w:pPr>
-            <w:r>
-              <w:rPr>
-                <w:rFonts w:ascii="Microsoft YaHei" w:eastAsia="Microsoft YaHei" w:hAnsi="Microsoft YaHei"/>
-                <w:b w:val="false"/>
-                <w:bCs w:val="false"/>
-                <w:sz w:val="18"/>
-                <w:szCs w:val="18"/>
-              </w:rPr>
-              <w:t xml:space="preserve">3.2“识别方法”</w:t>
+            <w:tcW w:type="dxa" w:w="4838"/>
+            <w:tcBorders>
+              <w:top w:val="single" w:color="A6B8D0" w:sz="4"/>
+              <w:left w:val="single" w:color="A6B8D0" w:sz="4"/>
+              <w:bottom w:val="single" w:color="A6B8D0" w:sz="4"/>
+              <w:right w:val="single" w:color="A6B8D0" w:sz="4"/>
+            </w:tcBorders>
+            <w:tcMar>
+              <w:top w:type="dxa" w:w="50"/>
+              <w:left w:type="dxa" w:w="90"/>
+              <w:bottom w:type="dxa" w:w="50"/>
+              <w:right w:type="dxa" w:w="90"/>
+            </w:tcMar>
+          </w:tcPr>
+          <w:p>
+            <w:pPr>
+              <w:keepNext/>
+              <w:keepLines/>
+              <w:spacing w:after="0" w:before="0" w:line="280"/>
+            </w:pPr>
+            <w:r>
+              <w:rPr>
+                <w:rFonts w:ascii="Microsoft YaHei" w:eastAsia="Microsoft YaHei" w:hAnsi="Microsoft YaHei"/>
+                <w:b w:val="false"/>
+                <w:bCs w:val="false"/>
+                <w:sz w:val="18"/>
+                <w:szCs w:val="18"/>
+              </w:rPr>
+              <w:t xml:space="preserve">3.2“识别方法”、4.3“更新说明（静态JSON）的形式”（TUF角色的密钥）</w:t>
             </w:r>
           </w:p>
         </w:tc>
@@ -10181,7 +10607,7 @@
         </w:trPr>
         <w:tc>
           <w:tcPr>
-            <w:tcW w:type="dxa" w:w="1938"/>
+            <w:tcW w:type="dxa" w:w="4800"/>
             <w:tcBorders>
               <w:top w:val="single" w:color="A6B8D0" w:sz="4"/>
               <w:left w:val="single" w:color="A6B8D0" w:sz="4"/>
@@ -10215,41 +10641,7 @@
         </w:tc>
         <w:tc>
           <w:tcPr>
-            <w:tcW w:type="dxa" w:w="4247"/>
-            <w:tcBorders>
-              <w:top w:val="single" w:color="A6B8D0" w:sz="4"/>
-              <w:left w:val="single" w:color="A6B8D0" w:sz="4"/>
-              <w:bottom w:val="single" w:color="A6B8D0" w:sz="4"/>
-              <w:right w:val="single" w:color="A6B8D0" w:sz="4"/>
-            </w:tcBorders>
-            <w:tcMar>
-              <w:top w:type="dxa" w:w="50"/>
-              <w:left w:type="dxa" w:w="90"/>
-              <w:bottom w:type="dxa" w:w="50"/>
-              <w:right w:type="dxa" w:w="90"/>
-            </w:tcMar>
-          </w:tcPr>
-          <w:p>
-            <w:pPr>
-              <w:keepNext/>
-              <w:keepLines/>
-              <w:spacing w:after="0" w:before="0" w:line="280"/>
-            </w:pPr>
-            <w:r>
-              <w:rPr>
-                <w:rFonts w:ascii="Microsoft YaHei" w:eastAsia="Microsoft YaHei" w:hAnsi="Microsoft YaHei"/>
-                <w:b w:val="false"/>
-                <w:bCs w:val="false"/>
-                <w:sz w:val="18"/>
-                <w:szCs w:val="18"/>
-              </w:rPr>
-              <w:t xml:space="preserve">无需操作即可更新，收到的内容会被验证</w:t>
-            </w:r>
-          </w:p>
-        </w:tc>
-        <w:tc>
-          <w:tcPr>
-            <w:tcW w:type="dxa" w:w="3453"/>
+            <w:tcW w:type="dxa" w:w="4838"/>
             <w:tcBorders>
               <w:top w:val="single" w:color="A6B8D0" w:sz="4"/>
               <w:left w:val="single" w:color="A6B8D0" w:sz="4"/>
@@ -10289,7 +10681,7 @@
         </w:trPr>
         <w:tc>
           <w:tcPr>
-            <w:tcW w:type="dxa" w:w="1938"/>
+            <w:tcW w:type="dxa" w:w="4800"/>
             <w:tcBorders>
               <w:top w:val="single" w:color="A6B8D0" w:sz="4"/>
               <w:left w:val="single" w:color="A6B8D0" w:sz="4"/>
@@ -10323,41 +10715,7 @@
         </w:tc>
         <w:tc>
           <w:tcPr>
-            <w:tcW w:type="dxa" w:w="4247"/>
-            <w:tcBorders>
-              <w:top w:val="single" w:color="A6B8D0" w:sz="4"/>
-              <w:left w:val="single" w:color="A6B8D0" w:sz="4"/>
-              <w:bottom w:val="single" w:color="A6B8D0" w:sz="4"/>
-              <w:right w:val="single" w:color="A6B8D0" w:sz="4"/>
-            </w:tcBorders>
-            <w:tcMar>
-              <w:top w:type="dxa" w:w="50"/>
-              <w:left w:type="dxa" w:w="90"/>
-              <w:bottom w:type="dxa" w:w="50"/>
-              <w:right w:type="dxa" w:w="90"/>
-            </w:tcMar>
-          </w:tcPr>
-          <w:p>
-            <w:pPr>
-              <w:keepNext/>
-              <w:keepLines/>
-              <w:spacing w:after="0" w:before="0" w:line="280"/>
-            </w:pPr>
-            <w:r>
-              <w:rPr>
-                <w:rFonts w:ascii="Microsoft YaHei" w:eastAsia="Microsoft YaHei" w:hAnsi="Microsoft YaHei"/>
-                <w:b w:val="false"/>
-                <w:bCs w:val="false"/>
-                <w:sz w:val="18"/>
-                <w:szCs w:val="18"/>
-              </w:rPr>
-              <w:t xml:space="preserve">即使失败也不会损坏，数据会被迁移</w:t>
-            </w:r>
-          </w:p>
-        </w:tc>
-        <w:tc>
-          <w:tcPr>
-            <w:tcW w:type="dxa" w:w="3453"/>
+            <w:tcW w:type="dxa" w:w="4838"/>
             <w:tcBorders>
               <w:top w:val="single" w:color="A6B8D0" w:sz="4"/>
               <w:left w:val="single" w:color="A6B8D0" w:sz="4"/>
@@ -10397,7 +10755,7 @@
         </w:trPr>
         <w:tc>
           <w:tcPr>
-            <w:tcW w:type="dxa" w:w="1938"/>
+            <w:tcW w:type="dxa" w:w="4800"/>
             <w:tcBorders>
               <w:top w:val="single" w:color="A6B8D0" w:sz="4"/>
               <w:left w:val="single" w:color="A6B8D0" w:sz="4"/>
@@ -10431,69 +10789,35 @@
         </w:tc>
         <w:tc>
           <w:tcPr>
-            <w:tcW w:type="dxa" w:w="4247"/>
-            <w:tcBorders>
-              <w:top w:val="single" w:color="A6B8D0" w:sz="4"/>
-              <w:left w:val="single" w:color="A6B8D0" w:sz="4"/>
-              <w:bottom w:val="single" w:color="A6B8D0" w:sz="4"/>
-              <w:right w:val="single" w:color="A6B8D0" w:sz="4"/>
-            </w:tcBorders>
-            <w:tcMar>
-              <w:top w:type="dxa" w:w="50"/>
-              <w:left w:type="dxa" w:w="90"/>
-              <w:bottom w:type="dxa" w:w="50"/>
-              <w:right w:type="dxa" w:w="90"/>
-            </w:tcMar>
-          </w:tcPr>
-          <w:p>
-            <w:pPr>
-              <w:keepNext/>
-              <w:keepLines/>
-              <w:spacing w:after="0" w:before="0" w:line="280"/>
-            </w:pPr>
-            <w:r>
-              <w:rPr>
-                <w:rFonts w:ascii="Microsoft YaHei" w:eastAsia="Microsoft YaHei" w:hAnsi="Microsoft YaHei"/>
-                <w:b w:val="false"/>
-                <w:bCs w:val="false"/>
-                <w:sz w:val="18"/>
-                <w:szCs w:val="18"/>
-              </w:rPr>
-              <w:t xml:space="preserve">对更新途径被盗用时有所准备</w:t>
-            </w:r>
-          </w:p>
-        </w:tc>
-        <w:tc>
-          <w:tcPr>
-            <w:tcW w:type="dxa" w:w="3453"/>
-            <w:tcBorders>
-              <w:top w:val="single" w:color="A6B8D0" w:sz="4"/>
-              <w:left w:val="single" w:color="A6B8D0" w:sz="4"/>
-              <w:bottom w:val="single" w:color="A6B8D0" w:sz="4"/>
-              <w:right w:val="single" w:color="A6B8D0" w:sz="4"/>
-            </w:tcBorders>
-            <w:tcMar>
-              <w:top w:type="dxa" w:w="50"/>
-              <w:left w:type="dxa" w:w="90"/>
-              <w:bottom w:type="dxa" w:w="50"/>
-              <w:right w:type="dxa" w:w="90"/>
-            </w:tcMar>
-          </w:tcPr>
-          <w:p>
-            <w:pPr>
-              <w:keepNext/>
-              <w:keepLines/>
-              <w:spacing w:after="0" w:before="0" w:line="280"/>
-            </w:pPr>
-            <w:r>
-              <w:rPr>
-                <w:rFonts w:ascii="Microsoft YaHei" w:eastAsia="Microsoft YaHei" w:hAnsi="Microsoft YaHei"/>
-                <w:b w:val="false"/>
-                <w:bCs w:val="false"/>
-                <w:sz w:val="18"/>
-                <w:szCs w:val="18"/>
-              </w:rPr>
-              <w:t xml:space="preserve">4.5“失败与盗用”</w:t>
+            <w:tcW w:type="dxa" w:w="4838"/>
+            <w:tcBorders>
+              <w:top w:val="single" w:color="A6B8D0" w:sz="4"/>
+              <w:left w:val="single" w:color="A6B8D0" w:sz="4"/>
+              <w:bottom w:val="single" w:color="A6B8D0" w:sz="4"/>
+              <w:right w:val="single" w:color="A6B8D0" w:sz="4"/>
+            </w:tcBorders>
+            <w:tcMar>
+              <w:top w:type="dxa" w:w="50"/>
+              <w:left w:type="dxa" w:w="90"/>
+              <w:bottom w:type="dxa" w:w="50"/>
+              <w:right w:type="dxa" w:w="90"/>
+            </w:tcMar>
+          </w:tcPr>
+          <w:p>
+            <w:pPr>
+              <w:keepNext/>
+              <w:keepLines/>
+              <w:spacing w:after="0" w:before="0" w:line="280"/>
+            </w:pPr>
+            <w:r>
+              <w:rPr>
+                <w:rFonts w:ascii="Microsoft YaHei" w:eastAsia="Microsoft YaHei" w:hAnsi="Microsoft YaHei"/>
+                <w:b w:val="false"/>
+                <w:bCs w:val="false"/>
+                <w:sz w:val="18"/>
+                <w:szCs w:val="18"/>
+              </w:rPr>
+              <w:t xml:space="preserve">4.3“更新说明（静态JSON）的形式”（TUF）、4.5“失败与盗用”</w:t>
             </w:r>
           </w:p>
         </w:tc>
@@ -10505,7 +10829,7 @@
         </w:trPr>
         <w:tc>
           <w:tcPr>
-            <w:tcW w:type="dxa" w:w="1938"/>
+            <w:tcW w:type="dxa" w:w="4800"/>
             <w:tcBorders>
               <w:top w:val="single" w:color="A6B8D0" w:sz="4"/>
               <w:left w:val="single" w:color="A6B8D0" w:sz="4"/>
@@ -10539,41 +10863,7 @@
         </w:tc>
         <w:tc>
           <w:tcPr>
-            <w:tcW w:type="dxa" w:w="4247"/>
-            <w:tcBorders>
-              <w:top w:val="single" w:color="A6B8D0" w:sz="4"/>
-              <w:left w:val="single" w:color="A6B8D0" w:sz="4"/>
-              <w:bottom w:val="single" w:color="A6B8D0" w:sz="4"/>
-              <w:right w:val="single" w:color="A6B8D0" w:sz="4"/>
-            </w:tcBorders>
-            <w:tcMar>
-              <w:top w:type="dxa" w:w="50"/>
-              <w:left w:type="dxa" w:w="90"/>
-              <w:bottom w:type="dxa" w:w="50"/>
-              <w:right w:type="dxa" w:w="90"/>
-            </w:tcMar>
-          </w:tcPr>
-          <w:p>
-            <w:pPr>
-              <w:keepNext/>
-              <w:keepLines/>
-              <w:spacing w:after="0" w:before="0" w:line="280"/>
-            </w:pPr>
-            <w:r>
-              <w:rPr>
-                <w:rFonts w:ascii="Microsoft YaHei" w:eastAsia="Microsoft YaHei" w:hAnsi="Microsoft YaHei"/>
-                <w:b w:val="false"/>
-                <w:bCs w:val="false"/>
-                <w:sz w:val="18"/>
-                <w:szCs w:val="18"/>
-              </w:rPr>
-              <w:t xml:space="preserve">能从README顺利获取。从中国大陆也能获取</w:t>
-            </w:r>
-          </w:p>
-        </w:tc>
-        <w:tc>
-          <w:tcPr>
-            <w:tcW w:type="dxa" w:w="3453"/>
+            <w:tcW w:type="dxa" w:w="4838"/>
             <w:tcBorders>
               <w:top w:val="single" w:color="A6B8D0" w:sz="4"/>
               <w:left w:val="single" w:color="A6B8D0" w:sz="4"/>
@@ -10613,7 +10903,7 @@
         </w:trPr>
         <w:tc>
           <w:tcPr>
-            <w:tcW w:type="dxa" w:w="1938"/>
+            <w:tcW w:type="dxa" w:w="4800"/>
             <w:tcBorders>
               <w:top w:val="single" w:color="A6B8D0" w:sz="4"/>
               <w:left w:val="single" w:color="A6B8D0" w:sz="4"/>
@@ -10647,41 +10937,7 @@
         </w:tc>
         <w:tc>
           <w:tcPr>
-            <w:tcW w:type="dxa" w:w="4247"/>
-            <w:tcBorders>
-              <w:top w:val="single" w:color="A6B8D0" w:sz="4"/>
-              <w:left w:val="single" w:color="A6B8D0" w:sz="4"/>
-              <w:bottom w:val="single" w:color="A6B8D0" w:sz="4"/>
-              <w:right w:val="single" w:color="A6B8D0" w:sz="4"/>
-            </w:tcBorders>
-            <w:tcMar>
-              <w:top w:type="dxa" w:w="50"/>
-              <w:left w:type="dxa" w:w="90"/>
-              <w:bottom w:type="dxa" w:w="50"/>
-              <w:right w:type="dxa" w:w="90"/>
-            </w:tcMar>
-          </w:tcPr>
-          <w:p>
-            <w:pPr>
-              <w:keepNext w:val="false"/>
-              <w:keepLines/>
-              <w:spacing w:after="0" w:before="0" w:line="280"/>
-            </w:pPr>
-            <w:r>
-              <w:rPr>
-                <w:rFonts w:ascii="Microsoft YaHei" w:eastAsia="Microsoft YaHei" w:hAnsi="Microsoft YaHei"/>
-                <w:b w:val="false"/>
-                <w:bCs w:val="false"/>
-                <w:sz w:val="18"/>
-                <w:szCs w:val="18"/>
-              </w:rPr>
-              <w:t xml:space="preserve">同捆必要的许可标记</w:t>
-            </w:r>
-          </w:p>
-        </w:tc>
-        <w:tc>
-          <w:tcPr>
-            <w:tcW w:type="dxa" w:w="3453"/>
+            <w:tcW w:type="dxa" w:w="4838"/>
             <w:tcBorders>
               <w:top w:val="single" w:color="A6B8D0" w:sz="4"/>
               <w:left w:val="single" w:color="A6B8D0" w:sz="4"/>
@@ -10729,6 +10985,35 @@
           <w:rFonts w:ascii="Microsoft YaHei" w:eastAsia="Microsoft YaHei" w:hAnsi="Microsoft YaHei"/>
         </w:rPr>
         <w:t xml:space="preserve">8. 本章声明的缺口</w:t>
+      </w:r>
+    </w:p>
+    <w:p>
+      <w:pPr>
+        <w:pStyle w:val="ListParagraph"/>
+        <w:keepNext w:val="false"/>
+        <w:keepLines/>
+        <w:numPr>
+          <w:ilvl w:val="0"/>
+          <w:numId w:val="2"/>
+        </w:numPr>
+        <w:spacing w:after="20" w:before="20" w:line="300"/>
+      </w:pPr>
+      <w:r>
+        <w:rPr>
+          <w:rFonts w:ascii="Microsoft YaHei" w:eastAsia="Microsoft YaHei" w:hAnsi="Microsoft YaHei"/>
+        </w:rPr>
+        <w:t xml:space="preserve">本章的缺口依第13章 4.1“机制的缺口”的表（章的栏为本章的行。附为何无法堵上、尽力的范围、剩余的风险、承担者）（本章不转载）。</w:t>
+      </w:r>
+    </w:p>
+    <w:p>
+      <w:pPr>
+        <w:pStyle w:val="Heading1"/>
+      </w:pPr>
+      <w:r>
+        <w:rPr>
+          <w:rFonts w:ascii="Microsoft YaHei" w:eastAsia="Microsoft YaHei" w:hAnsi="Microsoft YaHei"/>
+        </w:rPr>
+        <w:t xml:space="preserve">9. 对概要设计书、其他章的订正</w:t>
       </w:r>
     </w:p>
     <w:p>
@@ -10746,7 +11031,7 @@
         <w:rPr>
           <w:rFonts w:ascii="Microsoft YaHei" w:eastAsia="Microsoft YaHei" w:hAnsi="Microsoft YaHei"/>
         </w:rPr>
-        <w:t xml:space="preserve">通过README以外的途径获取的伪造应用无法防止（T-3“分发假应用”）。</w:t>
+        <w:t xml:space="preserve">在9-5中加入“在发布的步骤中确认出口管制的条件（只有公开的标准密码、公开、免费）”。</w:t>
       </w:r>
     </w:p>
     <w:p>
@@ -10764,7 +11049,7 @@
         <w:rPr>
           <w:rFonts w:ascii="Microsoft YaHei" w:eastAsia="Microsoft YaHei" w:hAnsi="Microsoft YaHei"/>
         </w:rPr>
-        <w:t xml:space="preserve">更新签名密钥泄露时，已有的使用者需要手动重新安装。NRSD的密钥被盗时，在更换密钥之前可能被分发伪造的更新（第13章 H-22“NRSD的密钥（更新、参考信息）被盗时，可能被分发伪造的更新、参考信息”）。</w:t>
+        <w:t xml:space="preserve">在第10章 G-20“设置”的“数据”区中加入“清除此终端的记录”（2.3）。在G-21“通知”中加入更新准备的状态与“立即重启并更新”。</w:t>
       </w:r>
     </w:p>
     <w:p>
@@ -10782,162 +11067,7 @@
         <w:rPr>
           <w:rFonts w:ascii="Microsoft YaHei" w:eastAsia="Microsoft YaHei" w:hAnsi="Microsoft YaHei"/>
         </w:rPr>
-        <w:t xml:space="preserve">CI、GitHub的组织被盗用时，可能在官方的发布中放置附有正确代码签名的伪造分发物（第13章 H-44“CI或GitHub组织被劫持时，可能有经正确代码签名的伪造分发物被放入正式发布”）。</w:t>
-      </w:r>
-    </w:p>
-    <w:p>
-      <w:pPr>
-        <w:pStyle w:val="ListParagraph"/>
-        <w:keepNext/>
-        <w:keepLines/>
-        <w:numPr>
-          <w:ilvl w:val="0"/>
-          <w:numId w:val="2"/>
-        </w:numPr>
-        <w:spacing w:after="20" w:before="20" w:line="300"/>
-      </w:pPr>
-      <w:r>
-        <w:rPr>
-          <w:rFonts w:ascii="Microsoft YaHei" w:eastAsia="Microsoft YaHei" w:hAnsi="Microsoft YaHei"/>
-        </w:rPr>
-        <w:t xml:space="preserve">Windows的SmartScreen即使已进行代码签名，初期也可能显示警告。</w:t>
-      </w:r>
-    </w:p>
-    <w:p>
-      <w:pPr>
-        <w:pStyle w:val="ListParagraph"/>
-        <w:keepNext/>
-        <w:keepLines/>
-        <w:numPr>
-          <w:ilvl w:val="0"/>
-          <w:numId w:val="2"/>
-        </w:numPr>
-        <w:spacing w:after="20" w:before="20" w:line="300"/>
-      </w:pPr>
-      <w:r>
-        <w:rPr>
-          <w:rFonts w:ascii="Microsoft YaHei" w:eastAsia="Microsoft YaHei" w:hAnsi="Microsoft YaHei"/>
-        </w:rPr>
-        <w:t xml:space="preserve">在中国大陆无法到达README（GitHub）本身的使用者无法获取。若能到达README，可以通过指向镜像的直接链接获取（5）。镜像也有无法到达的情况。</w:t>
-      </w:r>
-    </w:p>
-    <w:p>
-      <w:pPr>
-        <w:pStyle w:val="ListParagraph"/>
-        <w:keepNext/>
-        <w:keepLines/>
-        <w:numPr>
-          <w:ilvl w:val="0"/>
-          <w:numId w:val="2"/>
-        </w:numPr>
-        <w:spacing w:after="20" w:before="20" w:line="300"/>
-      </w:pPr>
-      <w:r>
-        <w:rPr>
-          <w:rFonts w:ascii="Microsoft YaHei" w:eastAsia="Microsoft YaHei" w:hAnsi="Microsoft YaHei"/>
-        </w:rPr>
-        <w:t xml:space="preserve">无法安装在没有WebView2且不联网的Windows上。</w:t>
-      </w:r>
-    </w:p>
-    <w:p>
-      <w:pPr>
-        <w:pStyle w:val="ListParagraph"/>
-        <w:keepNext/>
-        <w:keepLines/>
-        <w:numPr>
-          <w:ilvl w:val="0"/>
-          <w:numId w:val="2"/>
-        </w:numPr>
-        <w:spacing w:after="20" w:before="20" w:line="300"/>
-      </w:pPr>
-      <w:r>
-        <w:rPr>
-          <w:rFonts w:ascii="Microsoft YaHei" w:eastAsia="Microsoft YaHei" w:hAnsi="Microsoft YaHei"/>
-        </w:rPr>
-        <w:t xml:space="preserve">在Intel CPU的Mac，以及不具有AVX2等（x86-64-v3）的CPU（2013年以前的Intel、2013年以后部分Pentium与Celeron等）的电脑上无法使用（第11章 3.1“支持的操作系统下限”）。</w:t>
-      </w:r>
-    </w:p>
-    <w:p>
-      <w:pPr>
-        <w:pStyle w:val="ListParagraph"/>
-        <w:keepNext w:val="false"/>
-        <w:keepLines/>
-        <w:numPr>
-          <w:ilvl w:val="0"/>
-          <w:numId w:val="2"/>
-        </w:numPr>
-        <w:spacing w:after="20" w:before="20" w:line="300"/>
-      </w:pPr>
-      <w:r>
-        <w:rPr>
-          <w:rFonts w:ascii="Microsoft YaHei" w:eastAsia="Microsoft YaHei" w:hAnsi="Microsoft YaHei"/>
-        </w:rPr>
-        <w:t xml:space="preserve">只删除应用时，记录与签名密钥会残留在终端上（默认保留的设计）。要清除需要先在应用中清除，不知道这一点而删除了应用的使用者的记录，在重新安装之前会残留在终端上。</w:t>
-      </w:r>
-    </w:p>
-    <w:p>
-      <w:pPr>
-        <w:pStyle w:val="Heading1"/>
-      </w:pPr>
-      <w:r>
-        <w:rPr>
-          <w:rFonts w:ascii="Microsoft YaHei" w:eastAsia="Microsoft YaHei" w:hAnsi="Microsoft YaHei"/>
-        </w:rPr>
-        <w:t xml:space="preserve">9. 对概要设计书、其他章的订正</w:t>
-      </w:r>
-    </w:p>
-    <w:p>
-      <w:pPr>
-        <w:pStyle w:val="ListParagraph"/>
-        <w:keepNext/>
-        <w:keepLines/>
-        <w:numPr>
-          <w:ilvl w:val="0"/>
-          <w:numId w:val="2"/>
-        </w:numPr>
-        <w:spacing w:after="20" w:before="20" w:line="300"/>
-      </w:pPr>
-      <w:r>
-        <w:rPr>
-          <w:rFonts w:ascii="Microsoft YaHei" w:eastAsia="Microsoft YaHei" w:hAnsi="Microsoft YaHei"/>
-        </w:rPr>
-        <w:t xml:space="preserve">在9-5中加入“在发布的步骤中确认出口管制的条件（只有公开的标准密码、公开、免费）”。</w:t>
-      </w:r>
-    </w:p>
-    <w:p>
-      <w:pPr>
-        <w:pStyle w:val="ListParagraph"/>
-        <w:keepNext/>
-        <w:keepLines/>
-        <w:numPr>
-          <w:ilvl w:val="0"/>
-          <w:numId w:val="2"/>
-        </w:numPr>
-        <w:spacing w:after="20" w:before="20" w:line="300"/>
-      </w:pPr>
-      <w:r>
-        <w:rPr>
-          <w:rFonts w:ascii="Microsoft YaHei" w:eastAsia="Microsoft YaHei" w:hAnsi="Microsoft YaHei"/>
-        </w:rPr>
-        <w:t xml:space="preserve">在第10章 G-20“设置”的“数据”区中加入“清除此终端的记录”（2.3）。在G-21“通知”中加入更新准备的状态与“立即重启并更新”。</w:t>
-      </w:r>
-    </w:p>
-    <w:p>
-      <w:pPr>
-        <w:pStyle w:val="ListParagraph"/>
-        <w:keepNext/>
-        <w:keepLines/>
-        <w:numPr>
-          <w:ilvl w:val="0"/>
-          <w:numId w:val="2"/>
-        </w:numPr>
-        <w:spacing w:after="20" w:before="20" w:line="300"/>
-      </w:pPr>
-      <w:r>
-        <w:rPr>
-          <w:rFonts w:ascii="Microsoft YaHei" w:eastAsia="Microsoft YaHei" w:hAnsi="Microsoft YaHei"/>
-        </w:rPr>
-        <w:t xml:space="preserve">第1章 T-7“分发伪造的参考信息、更新”与第11章 8“构建与持续集成（CI）”：把AppImage运行部哈希的记录（DD-9-8“保留AppImage运行部的哈希”）加入CI的步骤。</w:t>
+        <w:t xml:space="preserve">第8章 3.4的威胁T-7“分发伪造的参考信息、更新”与第11章 8“构建与持续集成（CI）”：把AppImage运行部哈希的记录（DD-9-8“保留AppImage运行部的哈希”）加入CI的步骤。</w:t>
       </w:r>
     </w:p>
     <w:p>
